--- a/4-质量管理/运行记录类文件/SFKJ-ITSS-0414-2026年度管评报告（截止2026年7月）.docx
+++ b/4-质量管理/运行记录类文件/SFKJ-ITSS-0414-2026年度管评报告（截止2026年7月）.docx
@@ -1,10 +1,11 @@
 
 <file path=word/document.xml><?xml version="1.0" encoding="utf-8"?>
-<w:document xmlns:wpc="http://schemas.microsoft.com/office/word/2010/wordprocessingCanvas" xmlns:cx="http://schemas.microsoft.com/office/drawing/2014/chartex" xmlns:cx1="http://schemas.microsoft.com/office/drawing/2015/9/8/chartex" xmlns:cx2="http://schemas.microsoft.com/office/drawing/2015/10/21/chartex" xmlns:cx3="http://schemas.microsoft.com/office/drawing/2016/5/9/chartex" xmlns:cx4="http://schemas.microsoft.com/office/drawing/2016/5/10/chartex" xmlns:cx5="http://schemas.microsoft.com/office/drawing/2016/5/11/chartex" xmlns:cx6="http://schemas.microsoft.com/office/drawing/2016/5/12/chartex" xmlns:cx7="http://schemas.microsoft.com/office/drawing/2016/5/13/chartex" xmlns:cx8="http://schemas.microsoft.com/office/drawing/2016/5/14/chartex" xmlns:mc="http://schemas.openxmlformats.org/markup-compatibility/2006" xmlns:o="urn:schemas-microsoft-com:office:office" xmlns:r="http://schemas.openxmlformats.org/officeDocument/2006/relationships" xmlns:m="http://schemas.openxmlformats.org/officeDocument/2006/math" xmlns:v="urn:schemas-microsoft-com:vml" xmlns:wp14="http://schemas.microsoft.com/office/word/2010/wordprocessingDrawing" xmlns:wp="http://schemas.openxmlformats.org/drawingml/2006/wordprocessingDrawing" xmlns:w="http://schemas.openxmlformats.org/wordprocessingml/2006/main" xmlns:w14="http://schemas.microsoft.com/office/word/2010/wordml" xmlns:w10="urn:schemas-microsoft-com:office:word" xmlns:w15="http://schemas.microsoft.com/office/word/2012/wordml" xmlns:wpg="http://schemas.microsoft.com/office/word/2010/wordprocessingGroup" xmlns:wpi="http://schemas.microsoft.com/office/word/2010/wordprocessingInk" xmlns:wne="http://schemas.microsoft.com/office/word/2006/wordml" xmlns:wps="http://schemas.microsoft.com/office/word/2010/wordprocessingShape" xmlns:wpsCustomData="http://www.wps.cn/officeDocument/2013/wpsCustomData" mc:Ignorable="w14 w15 wp14">
+<w:document xmlns:wpc="http://schemas.microsoft.com/office/word/2010/wordprocessingCanvas" xmlns:mc="http://schemas.openxmlformats.org/markup-compatibility/2006" xmlns:o="urn:schemas-microsoft-com:office:office" xmlns:r="http://schemas.openxmlformats.org/officeDocument/2006/relationships" xmlns:m="http://schemas.openxmlformats.org/officeDocument/2006/math" xmlns:v="urn:schemas-microsoft-com:vml" xmlns:wp14="http://schemas.microsoft.com/office/word/2010/wordprocessingDrawing" xmlns:wp="http://schemas.openxmlformats.org/drawingml/2006/wordprocessingDrawing" xmlns:w10="urn:schemas-microsoft-com:office:word" xmlns:w="http://schemas.openxmlformats.org/wordprocessingml/2006/main" xmlns:w14="http://schemas.microsoft.com/office/word/2010/wordml" xmlns:w15="http://schemas.microsoft.com/office/word/2012/wordml" xmlns:wne="http://schemas.microsoft.com/office/word/2006/wordml" xmlns:wpg="http://schemas.microsoft.com/office/word/2010/wordprocessingGroup" xmlns:wpi="http://schemas.microsoft.com/office/word/2010/wordprocessingInk" xmlns:wps="http://schemas.microsoft.com/office/word/2010/wordprocessingShape" mc:Ignorable="w14 w15 wp14">
+  <!-- Generated by Aspose.Words for .NET 13.3.0.1 -->
   <w:body>
     <w:p>
       <w:pPr>
-        <w:pStyle w:val="26"/>
+        <w:pStyle w:val="a"/>
         <w:keepNext w:val="0"/>
         <w:keepLines w:val="0"/>
         <w:pageBreakBefore w:val="0"/>
@@ -37,7 +38,7 @@
     </w:p>
     <w:p>
       <w:pPr>
-        <w:pStyle w:val="27"/>
+        <w:pStyle w:val="a0"/>
         <w:keepNext w:val="0"/>
         <w:keepLines w:val="0"/>
         <w:pageBreakBefore w:val="0"/>
@@ -70,7 +71,7 @@
           <w:rFonts w:hint="eastAsia"/>
           <w:lang w:val="en-US" w:eastAsia="zh-CN"/>
         </w:rPr>
-        <w:br w:type="textWrapping"/>
+        <w:br/>
       </w:r>
       <w:r>
         <w:rPr>
@@ -79,8 +80,8 @@
         </w:rPr>
         <w:t>（截止2026年7月</w:t>
       </w:r>
-      <w:bookmarkStart w:id="35" w:name="_GoBack"/>
-      <w:bookmarkEnd w:id="35"/>
+      <w:bookmarkStart w:id="1" w:name="_GoBack"/>
+      <w:bookmarkEnd w:id="1"/>
       <w:r>
         <w:rPr>
           <w:rFonts w:hint="eastAsia"/>
@@ -91,18 +92,17 @@
     </w:p>
     <w:tbl>
       <w:tblPr>
-        <w:tblStyle w:val="23"/>
+        <w:tblStyle w:val="TableGrid"/>
         <w:tblW w:w="8522" w:type="dxa"/>
         <w:jc w:val="center"/>
         <w:tblBorders>
-          <w:top w:val="none" w:color="auto" w:sz="0" w:space="0"/>
-          <w:left w:val="none" w:color="auto" w:sz="0" w:space="0"/>
-          <w:bottom w:val="none" w:color="auto" w:sz="0" w:space="0"/>
-          <w:right w:val="none" w:color="auto" w:sz="0" w:space="0"/>
-          <w:insideH w:val="none" w:color="auto" w:sz="0" w:space="0"/>
-          <w:insideV w:val="none" w:color="auto" w:sz="0" w:space="0"/>
+          <w:top w:val="nil"/>
+          <w:left w:val="nil"/>
+          <w:bottom w:val="nil"/>
+          <w:right w:val="nil"/>
+          <w:insideH w:val="nil"/>
+          <w:insideV w:val="nil"/>
         </w:tblBorders>
-        <w:tblLayout w:type="autofit"/>
         <w:tblCellMar>
           <w:top w:w="0" w:type="dxa"/>
           <w:left w:w="108" w:type="dxa"/>
@@ -118,13 +118,15 @@
       </w:tblGrid>
       <w:tr>
         <w:tblPrEx>
+          <w:tblW w:w="8522" w:type="dxa"/>
+          <w:jc w:val="center"/>
           <w:tblBorders>
-            <w:top w:val="none" w:color="auto" w:sz="0" w:space="0"/>
-            <w:left w:val="none" w:color="auto" w:sz="0" w:space="0"/>
-            <w:bottom w:val="none" w:color="auto" w:sz="0" w:space="0"/>
-            <w:right w:val="none" w:color="auto" w:sz="0" w:space="0"/>
-            <w:insideH w:val="none" w:color="auto" w:sz="0" w:space="0"/>
-            <w:insideV w:val="none" w:color="auto" w:sz="0" w:space="0"/>
+            <w:top w:val="nil"/>
+            <w:left w:val="nil"/>
+            <w:bottom w:val="nil"/>
+            <w:right w:val="nil"/>
+            <w:insideH w:val="nil"/>
+            <w:insideV w:val="nil"/>
           </w:tblBorders>
           <w:tblCellMar>
             <w:top w:w="0" w:type="dxa"/>
@@ -134,7 +136,7 @@
           </w:tblCellMar>
         </w:tblPrEx>
         <w:trPr>
-          <w:trHeight w:val="0" w:hRule="atLeast"/>
+          <w:trHeight w:val="0"/>
           <w:tblHeader/>
           <w:jc w:val="center"/>
         </w:trPr>
@@ -142,8 +144,8 @@
           <w:tcPr>
             <w:tcW w:w="1824" w:type="dxa"/>
             <w:tcBorders>
-              <w:top w:val="single" w:color="auto" w:sz="4" w:space="0"/>
-              <w:left w:val="single" w:color="auto" w:sz="4" w:space="0"/>
+              <w:top w:val="single" w:sz="4" w:space="0" w:color="auto"/>
+              <w:left w:val="single" w:sz="4" w:space="0" w:color="auto"/>
               <w:bottom w:val="nil"/>
               <w:right w:val="nil"/>
             </w:tcBorders>
@@ -189,8 +191,8 @@
           <w:tcPr>
             <w:tcW w:w="3090" w:type="dxa"/>
             <w:tcBorders>
-              <w:top w:val="single" w:color="auto" w:sz="4" w:space="0"/>
-              <w:left w:val="single" w:color="auto" w:sz="4" w:space="0"/>
+              <w:top w:val="single" w:sz="4" w:space="0" w:color="auto"/>
+              <w:left w:val="single" w:sz="4" w:space="0" w:color="auto"/>
               <w:bottom w:val="nil"/>
               <w:right w:val="nil"/>
             </w:tcBorders>
@@ -235,8 +237,8 @@
           <w:tcPr>
             <w:tcW w:w="1824" w:type="dxa"/>
             <w:tcBorders>
-              <w:top w:val="single" w:color="auto" w:sz="4" w:space="0"/>
-              <w:left w:val="single" w:color="auto" w:sz="4" w:space="0"/>
+              <w:top w:val="single" w:sz="4" w:space="0" w:color="auto"/>
+              <w:left w:val="single" w:sz="4" w:space="0" w:color="auto"/>
               <w:bottom w:val="nil"/>
               <w:right w:val="nil"/>
             </w:tcBorders>
@@ -282,10 +284,10 @@
           <w:tcPr>
             <w:tcW w:w="1784" w:type="dxa"/>
             <w:tcBorders>
-              <w:top w:val="single" w:color="auto" w:sz="4" w:space="0"/>
-              <w:left w:val="single" w:color="auto" w:sz="4" w:space="0"/>
+              <w:top w:val="single" w:sz="4" w:space="0" w:color="auto"/>
+              <w:left w:val="single" w:sz="4" w:space="0" w:color="auto"/>
               <w:bottom w:val="nil"/>
-              <w:right w:val="single" w:color="auto" w:sz="4" w:space="0"/>
+              <w:right w:val="single" w:sz="4" w:space="0" w:color="auto"/>
             </w:tcBorders>
             <w:tcMar>
               <w:top w:w="-1" w:type="dxa"/>
@@ -327,14 +329,8 @@
       </w:tr>
       <w:tr>
         <w:tblPrEx>
-          <w:tblBorders>
-            <w:top w:val="none" w:color="auto" w:sz="0" w:space="0"/>
-            <w:left w:val="none" w:color="auto" w:sz="0" w:space="0"/>
-            <w:bottom w:val="none" w:color="auto" w:sz="0" w:space="0"/>
-            <w:right w:val="none" w:color="auto" w:sz="0" w:space="0"/>
-            <w:insideH w:val="none" w:color="auto" w:sz="0" w:space="0"/>
-            <w:insideV w:val="none" w:color="auto" w:sz="0" w:space="0"/>
-          </w:tblBorders>
+          <w:tblW w:w="8522" w:type="dxa"/>
+          <w:jc w:val="center"/>
           <w:tblCellMar>
             <w:top w:w="0" w:type="dxa"/>
             <w:left w:w="108" w:type="dxa"/>
@@ -343,7 +339,7 @@
           </w:tblCellMar>
         </w:tblPrEx>
         <w:trPr>
-          <w:trHeight w:val="0" w:hRule="atLeast"/>
+          <w:trHeight w:val="0"/>
           <w:tblHeader/>
           <w:jc w:val="center"/>
         </w:trPr>
@@ -351,8 +347,8 @@
           <w:tcPr>
             <w:tcW w:w="1824" w:type="dxa"/>
             <w:tcBorders>
-              <w:top w:val="single" w:color="auto" w:sz="4" w:space="0"/>
-              <w:left w:val="single" w:color="auto" w:sz="4" w:space="0"/>
+              <w:top w:val="single" w:sz="4" w:space="0" w:color="auto"/>
+              <w:left w:val="single" w:sz="4" w:space="0" w:color="auto"/>
               <w:bottom w:val="nil"/>
               <w:right w:val="nil"/>
             </w:tcBorders>
@@ -398,8 +394,8 @@
           <w:tcPr>
             <w:tcW w:w="3090" w:type="dxa"/>
             <w:tcBorders>
-              <w:top w:val="single" w:color="auto" w:sz="4" w:space="0"/>
-              <w:left w:val="single" w:color="auto" w:sz="4" w:space="0"/>
+              <w:top w:val="single" w:sz="4" w:space="0" w:color="auto"/>
+              <w:left w:val="single" w:sz="4" w:space="0" w:color="auto"/>
               <w:bottom w:val="nil"/>
               <w:right w:val="nil"/>
             </w:tcBorders>
@@ -444,8 +440,8 @@
           <w:tcPr>
             <w:tcW w:w="1824" w:type="dxa"/>
             <w:tcBorders>
-              <w:top w:val="single" w:color="auto" w:sz="4" w:space="0"/>
-              <w:left w:val="single" w:color="auto" w:sz="4" w:space="0"/>
+              <w:top w:val="single" w:sz="4" w:space="0" w:color="auto"/>
+              <w:left w:val="single" w:sz="4" w:space="0" w:color="auto"/>
               <w:bottom w:val="nil"/>
               <w:right w:val="nil"/>
             </w:tcBorders>
@@ -491,10 +487,10 @@
           <w:tcPr>
             <w:tcW w:w="1784" w:type="dxa"/>
             <w:tcBorders>
-              <w:top w:val="single" w:color="auto" w:sz="4" w:space="0"/>
-              <w:left w:val="single" w:color="auto" w:sz="4" w:space="0"/>
+              <w:top w:val="single" w:sz="4" w:space="0" w:color="auto"/>
+              <w:left w:val="single" w:sz="4" w:space="0" w:color="auto"/>
               <w:bottom w:val="nil"/>
-              <w:right w:val="single" w:color="auto" w:sz="4" w:space="0"/>
+              <w:right w:val="single" w:sz="4" w:space="0" w:color="auto"/>
             </w:tcBorders>
             <w:tcMar>
               <w:top w:w="-1" w:type="dxa"/>
@@ -536,14 +532,8 @@
       </w:tr>
       <w:tr>
         <w:tblPrEx>
-          <w:tblBorders>
-            <w:top w:val="none" w:color="auto" w:sz="0" w:space="0"/>
-            <w:left w:val="none" w:color="auto" w:sz="0" w:space="0"/>
-            <w:bottom w:val="none" w:color="auto" w:sz="0" w:space="0"/>
-            <w:right w:val="none" w:color="auto" w:sz="0" w:space="0"/>
-            <w:insideH w:val="none" w:color="auto" w:sz="0" w:space="0"/>
-            <w:insideV w:val="none" w:color="auto" w:sz="0" w:space="0"/>
-          </w:tblBorders>
+          <w:tblW w:w="8522" w:type="dxa"/>
+          <w:jc w:val="center"/>
           <w:tblCellMar>
             <w:top w:w="0" w:type="dxa"/>
             <w:left w:w="108" w:type="dxa"/>
@@ -552,7 +542,7 @@
           </w:tblCellMar>
         </w:tblPrEx>
         <w:trPr>
-          <w:trHeight w:val="0" w:hRule="atLeast"/>
+          <w:trHeight w:val="0"/>
           <w:tblHeader/>
           <w:jc w:val="center"/>
         </w:trPr>
@@ -560,8 +550,8 @@
           <w:tcPr>
             <w:tcW w:w="1824" w:type="dxa"/>
             <w:tcBorders>
-              <w:top w:val="single" w:color="auto" w:sz="4" w:space="0"/>
-              <w:left w:val="single" w:color="auto" w:sz="4" w:space="0"/>
+              <w:top w:val="single" w:sz="4" w:space="0" w:color="auto"/>
+              <w:left w:val="single" w:sz="4" w:space="0" w:color="auto"/>
               <w:bottom w:val="nil"/>
               <w:right w:val="nil"/>
             </w:tcBorders>
@@ -607,8 +597,8 @@
           <w:tcPr>
             <w:tcW w:w="3090" w:type="dxa"/>
             <w:tcBorders>
-              <w:top w:val="single" w:color="auto" w:sz="4" w:space="0"/>
-              <w:left w:val="single" w:color="auto" w:sz="4" w:space="0"/>
+              <w:top w:val="single" w:sz="4" w:space="0" w:color="auto"/>
+              <w:left w:val="single" w:sz="4" w:space="0" w:color="auto"/>
               <w:bottom w:val="nil"/>
               <w:right w:val="nil"/>
             </w:tcBorders>
@@ -653,8 +643,8 @@
           <w:tcPr>
             <w:tcW w:w="1824" w:type="dxa"/>
             <w:tcBorders>
-              <w:top w:val="single" w:color="auto" w:sz="4" w:space="0"/>
-              <w:left w:val="single" w:color="auto" w:sz="4" w:space="0"/>
+              <w:top w:val="single" w:sz="4" w:space="0" w:color="auto"/>
+              <w:left w:val="single" w:sz="4" w:space="0" w:color="auto"/>
               <w:bottom w:val="nil"/>
               <w:right w:val="nil"/>
             </w:tcBorders>
@@ -700,10 +690,10 @@
           <w:tcPr>
             <w:tcW w:w="1784" w:type="dxa"/>
             <w:tcBorders>
-              <w:top w:val="single" w:color="auto" w:sz="4" w:space="0"/>
-              <w:left w:val="single" w:color="auto" w:sz="4" w:space="0"/>
+              <w:top w:val="single" w:sz="4" w:space="0" w:color="auto"/>
+              <w:left w:val="single" w:sz="4" w:space="0" w:color="auto"/>
               <w:bottom w:val="nil"/>
-              <w:right w:val="single" w:color="auto" w:sz="4" w:space="0"/>
+              <w:right w:val="single" w:sz="4" w:space="0" w:color="auto"/>
             </w:tcBorders>
             <w:tcMar>
               <w:top w:w="-1" w:type="dxa"/>
@@ -745,14 +735,8 @@
       </w:tr>
       <w:tr>
         <w:tblPrEx>
-          <w:tblBorders>
-            <w:top w:val="none" w:color="auto" w:sz="0" w:space="0"/>
-            <w:left w:val="none" w:color="auto" w:sz="0" w:space="0"/>
-            <w:bottom w:val="none" w:color="auto" w:sz="0" w:space="0"/>
-            <w:right w:val="none" w:color="auto" w:sz="0" w:space="0"/>
-            <w:insideH w:val="none" w:color="auto" w:sz="0" w:space="0"/>
-            <w:insideV w:val="none" w:color="auto" w:sz="0" w:space="0"/>
-          </w:tblBorders>
+          <w:tblW w:w="8522" w:type="dxa"/>
+          <w:jc w:val="center"/>
           <w:tblCellMar>
             <w:top w:w="0" w:type="dxa"/>
             <w:left w:w="108" w:type="dxa"/>
@@ -761,7 +745,7 @@
           </w:tblCellMar>
         </w:tblPrEx>
         <w:trPr>
-          <w:trHeight w:val="0" w:hRule="atLeast"/>
+          <w:trHeight w:val="0"/>
           <w:tblHeader/>
           <w:jc w:val="center"/>
         </w:trPr>
@@ -769,8 +753,8 @@
           <w:tcPr>
             <w:tcW w:w="1824" w:type="dxa"/>
             <w:tcBorders>
-              <w:top w:val="single" w:color="auto" w:sz="4" w:space="0"/>
-              <w:left w:val="single" w:color="auto" w:sz="4" w:space="0"/>
+              <w:top w:val="single" w:sz="4" w:space="0" w:color="auto"/>
+              <w:left w:val="single" w:sz="4" w:space="0" w:color="auto"/>
               <w:bottom w:val="nil"/>
               <w:right w:val="nil"/>
             </w:tcBorders>
@@ -816,8 +800,8 @@
           <w:tcPr>
             <w:tcW w:w="3090" w:type="dxa"/>
             <w:tcBorders>
-              <w:top w:val="single" w:color="auto" w:sz="4" w:space="0"/>
-              <w:left w:val="single" w:color="auto" w:sz="4" w:space="0"/>
+              <w:top w:val="single" w:sz="4" w:space="0" w:color="auto"/>
+              <w:left w:val="single" w:sz="4" w:space="0" w:color="auto"/>
               <w:bottom w:val="nil"/>
               <w:right w:val="nil"/>
             </w:tcBorders>
@@ -862,8 +846,8 @@
           <w:tcPr>
             <w:tcW w:w="1824" w:type="dxa"/>
             <w:tcBorders>
-              <w:top w:val="single" w:color="auto" w:sz="4" w:space="0"/>
-              <w:left w:val="single" w:color="auto" w:sz="4" w:space="0"/>
+              <w:top w:val="single" w:sz="4" w:space="0" w:color="auto"/>
+              <w:left w:val="single" w:sz="4" w:space="0" w:color="auto"/>
               <w:bottom w:val="nil"/>
               <w:right w:val="nil"/>
             </w:tcBorders>
@@ -909,10 +893,10 @@
           <w:tcPr>
             <w:tcW w:w="1784" w:type="dxa"/>
             <w:tcBorders>
-              <w:top w:val="single" w:color="auto" w:sz="4" w:space="0"/>
-              <w:left w:val="single" w:color="auto" w:sz="4" w:space="0"/>
+              <w:top w:val="single" w:sz="4" w:space="0" w:color="auto"/>
+              <w:left w:val="single" w:sz="4" w:space="0" w:color="auto"/>
               <w:bottom w:val="nil"/>
-              <w:right w:val="single" w:color="auto" w:sz="4" w:space="0"/>
+              <w:right w:val="single" w:sz="4" w:space="0" w:color="auto"/>
             </w:tcBorders>
             <w:tcMar>
               <w:top w:w="-1" w:type="dxa"/>
@@ -954,14 +938,8 @@
       </w:tr>
       <w:tr>
         <w:tblPrEx>
-          <w:tblBorders>
-            <w:top w:val="none" w:color="auto" w:sz="0" w:space="0"/>
-            <w:left w:val="none" w:color="auto" w:sz="0" w:space="0"/>
-            <w:bottom w:val="none" w:color="auto" w:sz="0" w:space="0"/>
-            <w:right w:val="none" w:color="auto" w:sz="0" w:space="0"/>
-            <w:insideH w:val="none" w:color="auto" w:sz="0" w:space="0"/>
-            <w:insideV w:val="none" w:color="auto" w:sz="0" w:space="0"/>
-          </w:tblBorders>
+          <w:tblW w:w="8522" w:type="dxa"/>
+          <w:jc w:val="center"/>
           <w:tblCellMar>
             <w:top w:w="0" w:type="dxa"/>
             <w:left w:w="108" w:type="dxa"/>
@@ -970,7 +948,7 @@
           </w:tblCellMar>
         </w:tblPrEx>
         <w:trPr>
-          <w:trHeight w:val="0" w:hRule="atLeast"/>
+          <w:trHeight w:val="0"/>
           <w:tblHeader/>
           <w:jc w:val="center"/>
         </w:trPr>
@@ -978,9 +956,9 @@
           <w:tcPr>
             <w:tcW w:w="1824" w:type="dxa"/>
             <w:tcBorders>
-              <w:top w:val="single" w:color="auto" w:sz="4" w:space="0"/>
-              <w:left w:val="single" w:color="auto" w:sz="4" w:space="0"/>
-              <w:bottom w:val="single" w:color="auto" w:sz="4" w:space="0"/>
+              <w:top w:val="single" w:sz="4" w:space="0" w:color="auto"/>
+              <w:left w:val="single" w:sz="4" w:space="0" w:color="auto"/>
+              <w:bottom w:val="single" w:sz="4" w:space="0" w:color="auto"/>
               <w:right w:val="nil"/>
             </w:tcBorders>
             <w:shd w:val="clear" w:color="auto" w:fill="AEAAAA" w:themeFill="background2" w:themeFillShade="BF"/>
@@ -1025,9 +1003,9 @@
           <w:tcPr>
             <w:tcW w:w="3090" w:type="dxa"/>
             <w:tcBorders>
-              <w:top w:val="single" w:color="auto" w:sz="4" w:space="0"/>
-              <w:left w:val="single" w:color="auto" w:sz="4" w:space="0"/>
-              <w:bottom w:val="single" w:color="auto" w:sz="4" w:space="0"/>
+              <w:top w:val="single" w:sz="4" w:space="0" w:color="auto"/>
+              <w:left w:val="single" w:sz="4" w:space="0" w:color="auto"/>
+              <w:bottom w:val="single" w:sz="4" w:space="0" w:color="auto"/>
               <w:right w:val="nil"/>
             </w:tcBorders>
             <w:tcMar>
@@ -1071,9 +1049,9 @@
           <w:tcPr>
             <w:tcW w:w="1824" w:type="dxa"/>
             <w:tcBorders>
-              <w:top w:val="single" w:color="auto" w:sz="4" w:space="0"/>
-              <w:left w:val="single" w:color="auto" w:sz="4" w:space="0"/>
-              <w:bottom w:val="single" w:color="auto" w:sz="4" w:space="0"/>
+              <w:top w:val="single" w:sz="4" w:space="0" w:color="auto"/>
+              <w:left w:val="single" w:sz="4" w:space="0" w:color="auto"/>
+              <w:bottom w:val="single" w:sz="4" w:space="0" w:color="auto"/>
               <w:right w:val="nil"/>
             </w:tcBorders>
             <w:shd w:val="clear" w:color="auto" w:fill="AEAAAA" w:themeFill="background2" w:themeFillShade="BF"/>
@@ -1118,10 +1096,10 @@
           <w:tcPr>
             <w:tcW w:w="1784" w:type="dxa"/>
             <w:tcBorders>
-              <w:top w:val="single" w:color="auto" w:sz="4" w:space="0"/>
-              <w:left w:val="single" w:color="auto" w:sz="4" w:space="0"/>
-              <w:bottom w:val="single" w:color="auto" w:sz="4" w:space="0"/>
-              <w:right w:val="single" w:color="auto" w:sz="4" w:space="0"/>
+              <w:top w:val="single" w:sz="4" w:space="0" w:color="auto"/>
+              <w:left w:val="single" w:sz="4" w:space="0" w:color="auto"/>
+              <w:bottom w:val="single" w:sz="4" w:space="0" w:color="auto"/>
+              <w:right w:val="single" w:sz="4" w:space="0" w:color="auto"/>
             </w:tcBorders>
             <w:tcMar>
               <w:top w:w="-1" w:type="dxa"/>
@@ -1193,7 +1171,7 @@
     </w:p>
     <w:p>
       <w:pPr>
-        <w:pStyle w:val="31"/>
+        <w:pStyle w:val="a1"/>
         <w:keepNext w:val="0"/>
         <w:keepLines w:val="0"/>
         <w:pageBreakBefore w:val="0"/>
@@ -1228,18 +1206,17 @@
     </w:p>
     <w:tbl>
       <w:tblPr>
-        <w:tblStyle w:val="23"/>
+        <w:tblStyle w:val="TableGrid"/>
         <w:tblW w:w="8519" w:type="dxa"/>
         <w:jc w:val="center"/>
         <w:tblBorders>
-          <w:top w:val="none" w:color="auto" w:sz="0" w:space="0"/>
-          <w:left w:val="none" w:color="auto" w:sz="0" w:space="0"/>
-          <w:bottom w:val="none" w:color="auto" w:sz="0" w:space="0"/>
-          <w:right w:val="none" w:color="auto" w:sz="0" w:space="0"/>
-          <w:insideH w:val="none" w:color="auto" w:sz="0" w:space="0"/>
-          <w:insideV w:val="none" w:color="auto" w:sz="0" w:space="0"/>
+          <w:top w:val="nil"/>
+          <w:left w:val="nil"/>
+          <w:bottom w:val="nil"/>
+          <w:right w:val="nil"/>
+          <w:insideH w:val="nil"/>
+          <w:insideV w:val="nil"/>
         </w:tblBorders>
-        <w:tblLayout w:type="autofit"/>
         <w:tblCellMar>
           <w:top w:w="0" w:type="dxa"/>
           <w:left w:w="108" w:type="dxa"/>
@@ -1256,13 +1233,15 @@
       </w:tblGrid>
       <w:tr>
         <w:tblPrEx>
+          <w:tblW w:w="8519" w:type="dxa"/>
+          <w:jc w:val="center"/>
           <w:tblBorders>
-            <w:top w:val="none" w:color="auto" w:sz="0" w:space="0"/>
-            <w:left w:val="none" w:color="auto" w:sz="0" w:space="0"/>
-            <w:bottom w:val="none" w:color="auto" w:sz="0" w:space="0"/>
-            <w:right w:val="none" w:color="auto" w:sz="0" w:space="0"/>
-            <w:insideH w:val="none" w:color="auto" w:sz="0" w:space="0"/>
-            <w:insideV w:val="none" w:color="auto" w:sz="0" w:space="0"/>
+            <w:top w:val="nil"/>
+            <w:left w:val="nil"/>
+            <w:bottom w:val="nil"/>
+            <w:right w:val="nil"/>
+            <w:insideH w:val="nil"/>
+            <w:insideV w:val="nil"/>
           </w:tblBorders>
           <w:tblCellMar>
             <w:top w:w="0" w:type="dxa"/>
@@ -1272,7 +1251,7 @@
           </w:tblCellMar>
         </w:tblPrEx>
         <w:trPr>
-          <w:trHeight w:val="0" w:hRule="atLeast"/>
+          <w:trHeight w:val="0"/>
           <w:tblHeader/>
           <w:jc w:val="center"/>
         </w:trPr>
@@ -1280,8 +1259,8 @@
           <w:tcPr>
             <w:tcW w:w="0" w:type="auto"/>
             <w:tcBorders>
-              <w:top w:val="single" w:color="auto" w:sz="12" w:space="0"/>
-              <w:left w:val="single" w:color="auto" w:sz="12" w:space="0"/>
+              <w:top w:val="single" w:sz="12" w:space="0" w:color="auto"/>
+              <w:left w:val="single" w:sz="12" w:space="0" w:color="auto"/>
               <w:bottom w:val="nil"/>
               <w:right w:val="nil"/>
             </w:tcBorders>
@@ -1309,12 +1288,12 @@
               <w:adjustRightInd w:val="0"/>
               <w:snapToGrid w:val="0"/>
               <w:spacing w:line="240" w:lineRule="auto"/>
-              <w:ind w:left="0" w:leftChars="0" w:right="0" w:rightChars="0" w:firstLine="0" w:firstLineChars="0"/>
+              <w:ind w:left="0" w:right="0" w:firstLine="0" w:leftChars="0" w:rightChars="0" w:firstLineChars="0"/>
               <w:jc w:val="center"/>
               <w:textAlignment w:val="baseline"/>
               <w:rPr>
-                <w:rStyle w:val="25"/>
-                <w:rFonts w:hint="default" w:ascii="微软雅黑" w:hAnsi="微软雅黑" w:eastAsia="微软雅黑" w:cs="微软雅黑"/>
+                <w:rStyle w:val="Strong"/>
+                <w:rFonts w:ascii="微软雅黑" w:eastAsia="微软雅黑" w:hAnsi="微软雅黑" w:cs="微软雅黑" w:hint="default"/>
                 <w:b/>
                 <w:bCs/>
                 <w:i w:val="0"/>
@@ -1332,8 +1311,8 @@
             </w:pPr>
             <w:r>
               <w:rPr>
-                <w:rStyle w:val="25"/>
-                <w:rFonts w:hint="eastAsia" w:ascii="微软雅黑" w:hAnsi="微软雅黑" w:eastAsia="微软雅黑" w:cs="微软雅黑"/>
+                <w:rStyle w:val="Strong"/>
+                <w:rFonts w:ascii="微软雅黑" w:eastAsia="微软雅黑" w:hAnsi="微软雅黑" w:cs="微软雅黑" w:hint="eastAsia"/>
                 <w:b/>
                 <w:bCs/>
                 <w:i w:val="0"/>
@@ -1356,8 +1335,8 @@
           <w:tcPr>
             <w:tcW w:w="0" w:type="auto"/>
             <w:tcBorders>
-              <w:top w:val="single" w:color="auto" w:sz="12" w:space="0"/>
-              <w:left w:val="single" w:color="auto" w:sz="4" w:space="0"/>
+              <w:top w:val="single" w:sz="12" w:space="0" w:color="auto"/>
+              <w:left w:val="single" w:sz="4" w:space="0" w:color="auto"/>
               <w:bottom w:val="nil"/>
               <w:right w:val="nil"/>
             </w:tcBorders>
@@ -1385,12 +1364,12 @@
               <w:adjustRightInd w:val="0"/>
               <w:snapToGrid w:val="0"/>
               <w:spacing w:line="240" w:lineRule="auto"/>
-              <w:ind w:left="0" w:leftChars="0" w:right="0" w:rightChars="0" w:firstLine="0" w:firstLineChars="0"/>
+              <w:ind w:left="0" w:right="0" w:firstLine="0" w:leftChars="0" w:rightChars="0" w:firstLineChars="0"/>
               <w:jc w:val="center"/>
               <w:textAlignment w:val="baseline"/>
               <w:rPr>
-                <w:rStyle w:val="25"/>
-                <w:rFonts w:hint="default" w:ascii="微软雅黑" w:hAnsi="微软雅黑" w:eastAsia="微软雅黑" w:cs="微软雅黑"/>
+                <w:rStyle w:val="Strong"/>
+                <w:rFonts w:ascii="微软雅黑" w:eastAsia="微软雅黑" w:hAnsi="微软雅黑" w:cs="微软雅黑" w:hint="default"/>
                 <w:b/>
                 <w:bCs/>
                 <w:i w:val="0"/>
@@ -1408,8 +1387,8 @@
             </w:pPr>
             <w:r>
               <w:rPr>
-                <w:rStyle w:val="25"/>
-                <w:rFonts w:hint="eastAsia" w:ascii="微软雅黑" w:hAnsi="微软雅黑" w:eastAsia="微软雅黑" w:cs="微软雅黑"/>
+                <w:rStyle w:val="Strong"/>
+                <w:rFonts w:ascii="微软雅黑" w:eastAsia="微软雅黑" w:hAnsi="微软雅黑" w:cs="微软雅黑" w:hint="eastAsia"/>
                 <w:b/>
                 <w:bCs/>
                 <w:i w:val="0"/>
@@ -1432,8 +1411,8 @@
           <w:tcPr>
             <w:tcW w:w="0" w:type="auto"/>
             <w:tcBorders>
-              <w:top w:val="single" w:color="auto" w:sz="12" w:space="0"/>
-              <w:left w:val="single" w:color="auto" w:sz="4" w:space="0"/>
+              <w:top w:val="single" w:sz="12" w:space="0" w:color="auto"/>
+              <w:left w:val="single" w:sz="4" w:space="0" w:color="auto"/>
               <w:bottom w:val="nil"/>
               <w:right w:val="nil"/>
             </w:tcBorders>
@@ -1461,12 +1440,12 @@
               <w:adjustRightInd w:val="0"/>
               <w:snapToGrid w:val="0"/>
               <w:spacing w:line="240" w:lineRule="auto"/>
-              <w:ind w:left="0" w:leftChars="0" w:right="0" w:rightChars="0" w:firstLine="0" w:firstLineChars="0"/>
+              <w:ind w:left="0" w:right="0" w:firstLine="0" w:leftChars="0" w:rightChars="0" w:firstLineChars="0"/>
               <w:jc w:val="center"/>
               <w:textAlignment w:val="baseline"/>
               <w:rPr>
-                <w:rStyle w:val="25"/>
-                <w:rFonts w:hint="default" w:ascii="微软雅黑" w:hAnsi="微软雅黑" w:eastAsia="微软雅黑" w:cs="微软雅黑"/>
+                <w:rStyle w:val="Strong"/>
+                <w:rFonts w:ascii="微软雅黑" w:eastAsia="微软雅黑" w:hAnsi="微软雅黑" w:cs="微软雅黑" w:hint="default"/>
                 <w:b/>
                 <w:bCs/>
                 <w:i w:val="0"/>
@@ -1484,8 +1463,8 @@
             </w:pPr>
             <w:r>
               <w:rPr>
-                <w:rStyle w:val="25"/>
-                <w:rFonts w:hint="eastAsia" w:ascii="微软雅黑" w:hAnsi="微软雅黑" w:eastAsia="微软雅黑" w:cs="微软雅黑"/>
+                <w:rStyle w:val="Strong"/>
+                <w:rFonts w:ascii="微软雅黑" w:eastAsia="微软雅黑" w:hAnsi="微软雅黑" w:cs="微软雅黑" w:hint="eastAsia"/>
                 <w:b/>
                 <w:bCs/>
                 <w:i w:val="0"/>
@@ -1508,8 +1487,8 @@
           <w:tcPr>
             <w:tcW w:w="0" w:type="auto"/>
             <w:tcBorders>
-              <w:top w:val="single" w:color="auto" w:sz="12" w:space="0"/>
-              <w:left w:val="single" w:color="auto" w:sz="4" w:space="0"/>
+              <w:top w:val="single" w:sz="12" w:space="0" w:color="auto"/>
+              <w:left w:val="single" w:sz="4" w:space="0" w:color="auto"/>
               <w:bottom w:val="nil"/>
               <w:right w:val="nil"/>
             </w:tcBorders>
@@ -1537,12 +1516,12 @@
               <w:adjustRightInd w:val="0"/>
               <w:snapToGrid w:val="0"/>
               <w:spacing w:line="240" w:lineRule="auto"/>
-              <w:ind w:left="0" w:leftChars="0" w:right="0" w:rightChars="0" w:firstLine="0" w:firstLineChars="0"/>
+              <w:ind w:left="0" w:right="0" w:firstLine="0" w:leftChars="0" w:rightChars="0" w:firstLineChars="0"/>
               <w:jc w:val="center"/>
               <w:textAlignment w:val="baseline"/>
               <w:rPr>
-                <w:rStyle w:val="25"/>
-                <w:rFonts w:hint="default" w:ascii="微软雅黑" w:hAnsi="微软雅黑" w:eastAsia="微软雅黑" w:cs="微软雅黑"/>
+                <w:rStyle w:val="Strong"/>
+                <w:rFonts w:ascii="微软雅黑" w:eastAsia="微软雅黑" w:hAnsi="微软雅黑" w:cs="微软雅黑" w:hint="default"/>
                 <w:b/>
                 <w:bCs/>
                 <w:i w:val="0"/>
@@ -1560,8 +1539,8 @@
             </w:pPr>
             <w:r>
               <w:rPr>
-                <w:rStyle w:val="25"/>
-                <w:rFonts w:hint="eastAsia" w:ascii="微软雅黑" w:hAnsi="微软雅黑" w:eastAsia="微软雅黑" w:cs="微软雅黑"/>
+                <w:rStyle w:val="Strong"/>
+                <w:rFonts w:ascii="微软雅黑" w:eastAsia="微软雅黑" w:hAnsi="微软雅黑" w:cs="微软雅黑" w:hint="eastAsia"/>
                 <w:b/>
                 <w:bCs/>
                 <w:i w:val="0"/>
@@ -1584,10 +1563,10 @@
           <w:tcPr>
             <w:tcW w:w="1205" w:type="dxa"/>
             <w:tcBorders>
-              <w:top w:val="single" w:color="auto" w:sz="12" w:space="0"/>
-              <w:left w:val="single" w:color="auto" w:sz="4" w:space="0"/>
+              <w:top w:val="single" w:sz="12" w:space="0" w:color="auto"/>
+              <w:left w:val="single" w:sz="4" w:space="0" w:color="auto"/>
               <w:bottom w:val="nil"/>
-              <w:right w:val="single" w:color="auto" w:sz="12" w:space="0"/>
+              <w:right w:val="single" w:sz="12" w:space="0" w:color="auto"/>
             </w:tcBorders>
             <w:tcMar>
               <w:top w:w="-1" w:type="dxa"/>
@@ -1613,12 +1592,12 @@
               <w:adjustRightInd w:val="0"/>
               <w:snapToGrid w:val="0"/>
               <w:spacing w:line="240" w:lineRule="auto"/>
-              <w:ind w:left="0" w:leftChars="0" w:right="0" w:rightChars="0" w:firstLine="0" w:firstLineChars="0"/>
+              <w:ind w:left="0" w:right="0" w:firstLine="0" w:leftChars="0" w:rightChars="0" w:firstLineChars="0"/>
               <w:jc w:val="center"/>
               <w:textAlignment w:val="baseline"/>
               <w:rPr>
-                <w:rStyle w:val="25"/>
-                <w:rFonts w:hint="default" w:ascii="微软雅黑" w:hAnsi="微软雅黑" w:eastAsia="微软雅黑" w:cs="微软雅黑"/>
+                <w:rStyle w:val="Strong"/>
+                <w:rFonts w:ascii="微软雅黑" w:eastAsia="微软雅黑" w:hAnsi="微软雅黑" w:cs="微软雅黑" w:hint="default"/>
                 <w:b/>
                 <w:bCs/>
                 <w:i w:val="0"/>
@@ -1636,8 +1615,8 @@
             </w:pPr>
             <w:r>
               <w:rPr>
-                <w:rStyle w:val="25"/>
-                <w:rFonts w:hint="eastAsia" w:ascii="微软雅黑" w:hAnsi="微软雅黑" w:eastAsia="微软雅黑" w:cs="微软雅黑"/>
+                <w:rStyle w:val="Strong"/>
+                <w:rFonts w:ascii="微软雅黑" w:eastAsia="微软雅黑" w:hAnsi="微软雅黑" w:cs="微软雅黑" w:hint="eastAsia"/>
                 <w:b/>
                 <w:bCs/>
                 <w:i w:val="0"/>
@@ -1659,14 +1638,8 @@
       </w:tr>
       <w:tr>
         <w:tblPrEx>
-          <w:tblBorders>
-            <w:top w:val="none" w:color="auto" w:sz="0" w:space="0"/>
-            <w:left w:val="none" w:color="auto" w:sz="0" w:space="0"/>
-            <w:bottom w:val="none" w:color="auto" w:sz="0" w:space="0"/>
-            <w:right w:val="none" w:color="auto" w:sz="0" w:space="0"/>
-            <w:insideH w:val="none" w:color="auto" w:sz="0" w:space="0"/>
-            <w:insideV w:val="none" w:color="auto" w:sz="0" w:space="0"/>
-          </w:tblBorders>
+          <w:tblW w:w="8519" w:type="dxa"/>
+          <w:jc w:val="center"/>
           <w:tblCellMar>
             <w:top w:w="0" w:type="dxa"/>
             <w:left w:w="108" w:type="dxa"/>
@@ -1675,15 +1648,15 @@
           </w:tblCellMar>
         </w:tblPrEx>
         <w:trPr>
-          <w:trHeight w:val="0" w:hRule="atLeast"/>
+          <w:trHeight w:val="0"/>
           <w:jc w:val="center"/>
         </w:trPr>
         <w:tc>
           <w:tcPr>
             <w:tcW w:w="0" w:type="auto"/>
             <w:tcBorders>
-              <w:top w:val="single" w:color="auto" w:sz="4" w:space="0"/>
-              <w:left w:val="single" w:color="auto" w:sz="12" w:space="0"/>
+              <w:top w:val="single" w:sz="4" w:space="0" w:color="auto"/>
+              <w:left w:val="single" w:sz="12" w:space="0" w:color="auto"/>
               <w:bottom w:val="nil"/>
               <w:right w:val="nil"/>
             </w:tcBorders>
@@ -1711,12 +1684,12 @@
               <w:adjustRightInd w:val="0"/>
               <w:snapToGrid w:val="0"/>
               <w:spacing w:line="240" w:lineRule="auto"/>
-              <w:ind w:left="0" w:leftChars="0" w:right="0" w:rightChars="0" w:firstLine="0" w:firstLineChars="0"/>
+              <w:ind w:left="0" w:right="0" w:firstLine="0" w:leftChars="0" w:rightChars="0" w:firstLineChars="0"/>
               <w:jc w:val="center"/>
               <w:textAlignment w:val="baseline"/>
               <w:rPr>
-                <w:rStyle w:val="25"/>
-                <w:rFonts w:hint="default" w:ascii="微软雅黑" w:hAnsi="微软雅黑" w:eastAsia="微软雅黑" w:cs="微软雅黑"/>
+                <w:rStyle w:val="Strong"/>
+                <w:rFonts w:ascii="微软雅黑" w:eastAsia="微软雅黑" w:hAnsi="微软雅黑" w:cs="微软雅黑" w:hint="default"/>
                 <w:b w:val="0"/>
                 <w:bCs/>
                 <w:i w:val="0"/>
@@ -1734,8 +1707,8 @@
             </w:pPr>
             <w:r>
               <w:rPr>
-                <w:rStyle w:val="25"/>
-                <w:rFonts w:hint="eastAsia" w:ascii="微软雅黑" w:hAnsi="微软雅黑" w:eastAsia="微软雅黑" w:cs="微软雅黑"/>
+                <w:rStyle w:val="Strong"/>
+                <w:rFonts w:ascii="微软雅黑" w:eastAsia="微软雅黑" w:hAnsi="微软雅黑" w:cs="微软雅黑" w:hint="eastAsia"/>
                 <w:b w:val="0"/>
                 <w:bCs/>
                 <w:i w:val="0"/>
@@ -1753,8 +1726,8 @@
             </w:r>
             <w:r>
               <w:rPr>
-                <w:rStyle w:val="25"/>
-                <w:rFonts w:hint="eastAsia" w:ascii="微软雅黑" w:hAnsi="微软雅黑" w:eastAsia="微软雅黑" w:cs="微软雅黑"/>
+                <w:rStyle w:val="Strong"/>
+                <w:rFonts w:ascii="微软雅黑" w:eastAsia="微软雅黑" w:hAnsi="微软雅黑" w:cs="微软雅黑" w:hint="eastAsia"/>
                 <w:b w:val="0"/>
                 <w:bCs/>
                 <w:i w:val="0"/>
@@ -1777,8 +1750,8 @@
           <w:tcPr>
             <w:tcW w:w="0" w:type="auto"/>
             <w:tcBorders>
-              <w:top w:val="single" w:color="auto" w:sz="4" w:space="0"/>
-              <w:left w:val="single" w:color="auto" w:sz="4" w:space="0"/>
+              <w:top w:val="single" w:sz="4" w:space="0" w:color="auto"/>
+              <w:left w:val="single" w:sz="4" w:space="0" w:color="auto"/>
               <w:bottom w:val="nil"/>
               <w:right w:val="nil"/>
             </w:tcBorders>
@@ -1806,12 +1779,12 @@
               <w:adjustRightInd w:val="0"/>
               <w:snapToGrid w:val="0"/>
               <w:spacing w:line="240" w:lineRule="auto"/>
-              <w:ind w:left="0" w:leftChars="0" w:right="0" w:rightChars="0" w:firstLine="0" w:firstLineChars="0"/>
+              <w:ind w:left="0" w:right="0" w:firstLine="0" w:leftChars="0" w:rightChars="0" w:firstLineChars="0"/>
               <w:jc w:val="center"/>
               <w:textAlignment w:val="baseline"/>
               <w:rPr>
-                <w:rStyle w:val="25"/>
-                <w:rFonts w:hint="default" w:ascii="微软雅黑" w:hAnsi="微软雅黑" w:eastAsia="微软雅黑" w:cs="微软雅黑"/>
+                <w:rStyle w:val="Strong"/>
+                <w:rFonts w:ascii="微软雅黑" w:eastAsia="微软雅黑" w:hAnsi="微软雅黑" w:cs="微软雅黑" w:hint="default"/>
                 <w:b w:val="0"/>
                 <w:bCs/>
                 <w:i w:val="0"/>
@@ -1829,8 +1802,8 @@
             </w:pPr>
             <w:r>
               <w:rPr>
-                <w:rStyle w:val="25"/>
-                <w:rFonts w:hint="eastAsia" w:ascii="微软雅黑" w:hAnsi="微软雅黑" w:eastAsia="微软雅黑" w:cs="微软雅黑"/>
+                <w:rStyle w:val="Strong"/>
+                <w:rFonts w:ascii="微软雅黑" w:eastAsia="微软雅黑" w:hAnsi="微软雅黑" w:cs="微软雅黑" w:hint="eastAsia"/>
                 <w:b w:val="0"/>
                 <w:bCs/>
                 <w:i w:val="0"/>
@@ -1853,8 +1826,8 @@
           <w:tcPr>
             <w:tcW w:w="0" w:type="auto"/>
             <w:tcBorders>
-              <w:top w:val="single" w:color="auto" w:sz="4" w:space="0"/>
-              <w:left w:val="single" w:color="auto" w:sz="4" w:space="0"/>
+              <w:top w:val="single" w:sz="4" w:space="0" w:color="auto"/>
+              <w:left w:val="single" w:sz="4" w:space="0" w:color="auto"/>
               <w:bottom w:val="nil"/>
               <w:right w:val="nil"/>
             </w:tcBorders>
@@ -1882,12 +1855,12 @@
               <w:adjustRightInd w:val="0"/>
               <w:snapToGrid w:val="0"/>
               <w:spacing w:line="240" w:lineRule="auto"/>
-              <w:ind w:left="0" w:leftChars="0" w:right="0" w:rightChars="0" w:firstLine="0" w:firstLineChars="0"/>
+              <w:ind w:left="0" w:right="0" w:firstLine="0" w:leftChars="0" w:rightChars="0" w:firstLineChars="0"/>
               <w:jc w:val="center"/>
               <w:textAlignment w:val="baseline"/>
               <w:rPr>
-                <w:rStyle w:val="25"/>
-                <w:rFonts w:hint="default" w:ascii="微软雅黑" w:hAnsi="微软雅黑" w:eastAsia="微软雅黑" w:cs="微软雅黑"/>
+                <w:rStyle w:val="Strong"/>
+                <w:rFonts w:ascii="微软雅黑" w:eastAsia="微软雅黑" w:hAnsi="微软雅黑" w:cs="微软雅黑" w:hint="default"/>
                 <w:b w:val="0"/>
                 <w:bCs/>
                 <w:i w:val="0"/>
@@ -1905,8 +1878,8 @@
             </w:pPr>
             <w:r>
               <w:rPr>
-                <w:rStyle w:val="25"/>
-                <w:rFonts w:hint="eastAsia" w:ascii="微软雅黑" w:hAnsi="微软雅黑" w:eastAsia="微软雅黑" w:cs="微软雅黑"/>
+                <w:rStyle w:val="Strong"/>
+                <w:rFonts w:ascii="微软雅黑" w:eastAsia="微软雅黑" w:hAnsi="微软雅黑" w:cs="微软雅黑" w:hint="eastAsia"/>
                 <w:b w:val="0"/>
                 <w:bCs/>
                 <w:i w:val="0"/>
@@ -1929,8 +1902,8 @@
           <w:tcPr>
             <w:tcW w:w="0" w:type="auto"/>
             <w:tcBorders>
-              <w:top w:val="single" w:color="auto" w:sz="4" w:space="0"/>
-              <w:left w:val="single" w:color="auto" w:sz="4" w:space="0"/>
+              <w:top w:val="single" w:sz="4" w:space="0" w:color="auto"/>
+              <w:left w:val="single" w:sz="4" w:space="0" w:color="auto"/>
               <w:bottom w:val="nil"/>
               <w:right w:val="nil"/>
             </w:tcBorders>
@@ -1958,12 +1931,12 @@
               <w:adjustRightInd w:val="0"/>
               <w:snapToGrid w:val="0"/>
               <w:spacing w:line="240" w:lineRule="auto"/>
-              <w:ind w:left="0" w:leftChars="0" w:right="0" w:rightChars="0" w:firstLine="0" w:firstLineChars="0"/>
+              <w:ind w:left="0" w:right="0" w:firstLine="0" w:leftChars="0" w:rightChars="0" w:firstLineChars="0"/>
               <w:jc w:val="center"/>
               <w:textAlignment w:val="baseline"/>
               <w:rPr>
-                <w:rStyle w:val="25"/>
-                <w:rFonts w:hint="default" w:ascii="微软雅黑" w:hAnsi="微软雅黑" w:eastAsia="微软雅黑" w:cs="微软雅黑"/>
+                <w:rStyle w:val="Strong"/>
+                <w:rFonts w:ascii="微软雅黑" w:eastAsia="微软雅黑" w:hAnsi="微软雅黑" w:cs="微软雅黑" w:hint="default"/>
                 <w:b w:val="0"/>
                 <w:bCs/>
                 <w:i w:val="0"/>
@@ -1981,8 +1954,8 @@
             </w:pPr>
             <w:r>
               <w:rPr>
-                <w:rStyle w:val="25"/>
-                <w:rFonts w:hint="eastAsia" w:ascii="微软雅黑" w:hAnsi="微软雅黑" w:eastAsia="微软雅黑" w:cs="微软雅黑"/>
+                <w:rStyle w:val="Strong"/>
+                <w:rFonts w:ascii="微软雅黑" w:eastAsia="微软雅黑" w:hAnsi="微软雅黑" w:cs="微软雅黑" w:hint="eastAsia"/>
                 <w:b w:val="0"/>
                 <w:bCs/>
                 <w:i w:val="0"/>
@@ -2005,10 +1978,10 @@
           <w:tcPr>
             <w:tcW w:w="1205" w:type="dxa"/>
             <w:tcBorders>
-              <w:top w:val="single" w:color="auto" w:sz="4" w:space="0"/>
-              <w:left w:val="single" w:color="auto" w:sz="4" w:space="0"/>
+              <w:top w:val="single" w:sz="4" w:space="0" w:color="auto"/>
+              <w:left w:val="single" w:sz="4" w:space="0" w:color="auto"/>
               <w:bottom w:val="nil"/>
-              <w:right w:val="single" w:color="auto" w:sz="12" w:space="0"/>
+              <w:right w:val="single" w:sz="12" w:space="0" w:color="auto"/>
             </w:tcBorders>
             <w:tcMar>
               <w:top w:w="-1" w:type="dxa"/>
@@ -2034,12 +2007,12 @@
               <w:adjustRightInd w:val="0"/>
               <w:snapToGrid w:val="0"/>
               <w:spacing w:line="240" w:lineRule="auto"/>
-              <w:ind w:left="0" w:leftChars="0" w:right="0" w:rightChars="0" w:firstLine="0" w:firstLineChars="0"/>
+              <w:ind w:left="0" w:right="0" w:firstLine="0" w:leftChars="0" w:rightChars="0" w:firstLineChars="0"/>
               <w:jc w:val="center"/>
               <w:textAlignment w:val="baseline"/>
               <w:rPr>
-                <w:rStyle w:val="25"/>
-                <w:rFonts w:hint="default" w:ascii="微软雅黑" w:hAnsi="微软雅黑" w:eastAsia="微软雅黑" w:cs="微软雅黑"/>
+                <w:rStyle w:val="Strong"/>
+                <w:rFonts w:ascii="微软雅黑" w:eastAsia="微软雅黑" w:hAnsi="微软雅黑" w:cs="微软雅黑" w:hint="default"/>
                 <w:b w:val="0"/>
                 <w:bCs/>
                 <w:i w:val="0"/>
@@ -2060,14 +2033,8 @@
       </w:tr>
       <w:tr>
         <w:tblPrEx>
-          <w:tblBorders>
-            <w:top w:val="none" w:color="auto" w:sz="0" w:space="0"/>
-            <w:left w:val="none" w:color="auto" w:sz="0" w:space="0"/>
-            <w:bottom w:val="none" w:color="auto" w:sz="0" w:space="0"/>
-            <w:right w:val="none" w:color="auto" w:sz="0" w:space="0"/>
-            <w:insideH w:val="none" w:color="auto" w:sz="0" w:space="0"/>
-            <w:insideV w:val="none" w:color="auto" w:sz="0" w:space="0"/>
-          </w:tblBorders>
+          <w:tblW w:w="8519" w:type="dxa"/>
+          <w:jc w:val="center"/>
           <w:tblCellMar>
             <w:top w:w="0" w:type="dxa"/>
             <w:left w:w="108" w:type="dxa"/>
@@ -2076,15 +2043,15 @@
           </w:tblCellMar>
         </w:tblPrEx>
         <w:trPr>
-          <w:trHeight w:val="0" w:hRule="atLeast"/>
+          <w:trHeight w:val="0"/>
           <w:jc w:val="center"/>
         </w:trPr>
         <w:tc>
           <w:tcPr>
             <w:tcW w:w="0" w:type="auto"/>
             <w:tcBorders>
-              <w:top w:val="single" w:color="auto" w:sz="4" w:space="0"/>
-              <w:left w:val="single" w:color="auto" w:sz="12" w:space="0"/>
+              <w:top w:val="single" w:sz="4" w:space="0" w:color="auto"/>
+              <w:left w:val="single" w:sz="12" w:space="0" w:color="auto"/>
               <w:bottom w:val="nil"/>
               <w:right w:val="nil"/>
             </w:tcBorders>
@@ -2112,12 +2079,12 @@
               <w:adjustRightInd w:val="0"/>
               <w:snapToGrid w:val="0"/>
               <w:spacing w:line="240" w:lineRule="auto"/>
-              <w:ind w:left="0" w:leftChars="0" w:right="0" w:rightChars="0" w:firstLine="0" w:firstLineChars="0"/>
+              <w:ind w:left="0" w:right="0" w:firstLine="0" w:leftChars="0" w:rightChars="0" w:firstLineChars="0"/>
               <w:jc w:val="center"/>
               <w:textAlignment w:val="baseline"/>
               <w:rPr>
-                <w:rStyle w:val="25"/>
-                <w:rFonts w:hint="default" w:ascii="微软雅黑" w:hAnsi="微软雅黑" w:eastAsia="微软雅黑" w:cs="微软雅黑"/>
+                <w:rStyle w:val="Strong"/>
+                <w:rFonts w:ascii="微软雅黑" w:eastAsia="微软雅黑" w:hAnsi="微软雅黑" w:cs="微软雅黑" w:hint="default"/>
                 <w:b w:val="0"/>
                 <w:bCs/>
                 <w:i w:val="0"/>
@@ -2139,8 +2106,8 @@
           <w:tcPr>
             <w:tcW w:w="0" w:type="auto"/>
             <w:tcBorders>
-              <w:top w:val="single" w:color="auto" w:sz="4" w:space="0"/>
-              <w:left w:val="single" w:color="auto" w:sz="4" w:space="0"/>
+              <w:top w:val="single" w:sz="4" w:space="0" w:color="auto"/>
+              <w:left w:val="single" w:sz="4" w:space="0" w:color="auto"/>
               <w:bottom w:val="nil"/>
               <w:right w:val="nil"/>
             </w:tcBorders>
@@ -2168,12 +2135,12 @@
               <w:adjustRightInd w:val="0"/>
               <w:snapToGrid w:val="0"/>
               <w:spacing w:line="240" w:lineRule="auto"/>
-              <w:ind w:left="0" w:leftChars="0" w:right="0" w:rightChars="0" w:firstLine="0" w:firstLineChars="0"/>
+              <w:ind w:left="0" w:right="0" w:firstLine="0" w:leftChars="0" w:rightChars="0" w:firstLineChars="0"/>
               <w:jc w:val="center"/>
               <w:textAlignment w:val="baseline"/>
               <w:rPr>
-                <w:rStyle w:val="25"/>
-                <w:rFonts w:hint="default" w:ascii="微软雅黑" w:hAnsi="微软雅黑" w:eastAsia="微软雅黑" w:cs="微软雅黑"/>
+                <w:rStyle w:val="Strong"/>
+                <w:rFonts w:ascii="微软雅黑" w:eastAsia="微软雅黑" w:hAnsi="微软雅黑" w:cs="微软雅黑" w:hint="default"/>
                 <w:b w:val="0"/>
                 <w:bCs/>
                 <w:i w:val="0"/>
@@ -2195,8 +2162,8 @@
           <w:tcPr>
             <w:tcW w:w="0" w:type="auto"/>
             <w:tcBorders>
-              <w:top w:val="single" w:color="auto" w:sz="4" w:space="0"/>
-              <w:left w:val="single" w:color="auto" w:sz="4" w:space="0"/>
+              <w:top w:val="single" w:sz="4" w:space="0" w:color="auto"/>
+              <w:left w:val="single" w:sz="4" w:space="0" w:color="auto"/>
               <w:bottom w:val="nil"/>
               <w:right w:val="nil"/>
             </w:tcBorders>
@@ -2224,12 +2191,12 @@
               <w:adjustRightInd w:val="0"/>
               <w:snapToGrid w:val="0"/>
               <w:spacing w:line="240" w:lineRule="auto"/>
-              <w:ind w:left="0" w:leftChars="0" w:right="0" w:rightChars="0" w:firstLine="0" w:firstLineChars="0"/>
+              <w:ind w:left="0" w:right="0" w:firstLine="0" w:leftChars="0" w:rightChars="0" w:firstLineChars="0"/>
               <w:jc w:val="center"/>
               <w:textAlignment w:val="baseline"/>
               <w:rPr>
-                <w:rStyle w:val="25"/>
-                <w:rFonts w:hint="default" w:ascii="微软雅黑" w:hAnsi="微软雅黑" w:eastAsia="微软雅黑" w:cs="微软雅黑"/>
+                <w:rStyle w:val="Strong"/>
+                <w:rFonts w:ascii="微软雅黑" w:eastAsia="微软雅黑" w:hAnsi="微软雅黑" w:cs="微软雅黑" w:hint="default"/>
                 <w:b w:val="0"/>
                 <w:bCs/>
                 <w:i w:val="0"/>
@@ -2251,8 +2218,8 @@
           <w:tcPr>
             <w:tcW w:w="0" w:type="auto"/>
             <w:tcBorders>
-              <w:top w:val="single" w:color="auto" w:sz="4" w:space="0"/>
-              <w:left w:val="single" w:color="auto" w:sz="4" w:space="0"/>
+              <w:top w:val="single" w:sz="4" w:space="0" w:color="auto"/>
+              <w:left w:val="single" w:sz="4" w:space="0" w:color="auto"/>
               <w:bottom w:val="nil"/>
               <w:right w:val="nil"/>
             </w:tcBorders>
@@ -2280,12 +2247,12 @@
               <w:adjustRightInd w:val="0"/>
               <w:snapToGrid w:val="0"/>
               <w:spacing w:line="240" w:lineRule="auto"/>
-              <w:ind w:left="0" w:leftChars="0" w:right="0" w:rightChars="0" w:firstLine="0" w:firstLineChars="0"/>
+              <w:ind w:left="0" w:right="0" w:firstLine="0" w:leftChars="0" w:rightChars="0" w:firstLineChars="0"/>
               <w:jc w:val="center"/>
               <w:textAlignment w:val="baseline"/>
               <w:rPr>
-                <w:rStyle w:val="25"/>
-                <w:rFonts w:hint="default" w:ascii="微软雅黑" w:hAnsi="微软雅黑" w:eastAsia="微软雅黑" w:cs="微软雅黑"/>
+                <w:rStyle w:val="Strong"/>
+                <w:rFonts w:ascii="微软雅黑" w:eastAsia="微软雅黑" w:hAnsi="微软雅黑" w:cs="微软雅黑" w:hint="default"/>
                 <w:b w:val="0"/>
                 <w:bCs/>
                 <w:i w:val="0"/>
@@ -2307,10 +2274,10 @@
           <w:tcPr>
             <w:tcW w:w="1205" w:type="dxa"/>
             <w:tcBorders>
-              <w:top w:val="single" w:color="auto" w:sz="4" w:space="0"/>
-              <w:left w:val="single" w:color="auto" w:sz="4" w:space="0"/>
+              <w:top w:val="single" w:sz="4" w:space="0" w:color="auto"/>
+              <w:left w:val="single" w:sz="4" w:space="0" w:color="auto"/>
               <w:bottom w:val="nil"/>
-              <w:right w:val="single" w:color="auto" w:sz="12" w:space="0"/>
+              <w:right w:val="single" w:sz="12" w:space="0" w:color="auto"/>
             </w:tcBorders>
             <w:tcMar>
               <w:top w:w="-1" w:type="dxa"/>
@@ -2336,12 +2303,12 @@
               <w:adjustRightInd w:val="0"/>
               <w:snapToGrid w:val="0"/>
               <w:spacing w:line="240" w:lineRule="auto"/>
-              <w:ind w:left="0" w:leftChars="0" w:right="0" w:rightChars="0" w:firstLine="0" w:firstLineChars="0"/>
+              <w:ind w:left="0" w:right="0" w:firstLine="0" w:leftChars="0" w:rightChars="0" w:firstLineChars="0"/>
               <w:jc w:val="center"/>
               <w:textAlignment w:val="baseline"/>
               <w:rPr>
-                <w:rStyle w:val="25"/>
-                <w:rFonts w:hint="default" w:ascii="微软雅黑" w:hAnsi="微软雅黑" w:eastAsia="微软雅黑" w:cs="微软雅黑"/>
+                <w:rStyle w:val="Strong"/>
+                <w:rFonts w:ascii="微软雅黑" w:eastAsia="微软雅黑" w:hAnsi="微软雅黑" w:cs="微软雅黑" w:hint="default"/>
                 <w:b w:val="0"/>
                 <w:bCs/>
                 <w:i w:val="0"/>
@@ -2362,14 +2329,8 @@
       </w:tr>
       <w:tr>
         <w:tblPrEx>
-          <w:tblBorders>
-            <w:top w:val="none" w:color="auto" w:sz="0" w:space="0"/>
-            <w:left w:val="none" w:color="auto" w:sz="0" w:space="0"/>
-            <w:bottom w:val="none" w:color="auto" w:sz="0" w:space="0"/>
-            <w:right w:val="none" w:color="auto" w:sz="0" w:space="0"/>
-            <w:insideH w:val="none" w:color="auto" w:sz="0" w:space="0"/>
-            <w:insideV w:val="none" w:color="auto" w:sz="0" w:space="0"/>
-          </w:tblBorders>
+          <w:tblW w:w="8519" w:type="dxa"/>
+          <w:jc w:val="center"/>
           <w:tblCellMar>
             <w:top w:w="0" w:type="dxa"/>
             <w:left w:w="108" w:type="dxa"/>
@@ -2378,15 +2339,15 @@
           </w:tblCellMar>
         </w:tblPrEx>
         <w:trPr>
-          <w:trHeight w:val="0" w:hRule="atLeast"/>
+          <w:trHeight w:val="0"/>
           <w:jc w:val="center"/>
         </w:trPr>
         <w:tc>
           <w:tcPr>
             <w:tcW w:w="0" w:type="auto"/>
             <w:tcBorders>
-              <w:top w:val="single" w:color="auto" w:sz="4" w:space="0"/>
-              <w:left w:val="single" w:color="auto" w:sz="12" w:space="0"/>
+              <w:top w:val="single" w:sz="4" w:space="0" w:color="auto"/>
+              <w:left w:val="single" w:sz="12" w:space="0" w:color="auto"/>
               <w:bottom w:val="nil"/>
               <w:right w:val="nil"/>
             </w:tcBorders>
@@ -2414,12 +2375,12 @@
               <w:adjustRightInd w:val="0"/>
               <w:snapToGrid w:val="0"/>
               <w:spacing w:line="240" w:lineRule="auto"/>
-              <w:ind w:left="0" w:leftChars="0" w:right="0" w:rightChars="0" w:firstLine="0" w:firstLineChars="0"/>
+              <w:ind w:left="0" w:right="0" w:firstLine="0" w:leftChars="0" w:rightChars="0" w:firstLineChars="0"/>
               <w:jc w:val="center"/>
               <w:textAlignment w:val="baseline"/>
               <w:rPr>
-                <w:rStyle w:val="25"/>
-                <w:rFonts w:hint="default" w:ascii="微软雅黑" w:hAnsi="微软雅黑" w:eastAsia="微软雅黑" w:cs="微软雅黑"/>
+                <w:rStyle w:val="Strong"/>
+                <w:rFonts w:ascii="微软雅黑" w:eastAsia="微软雅黑" w:hAnsi="微软雅黑" w:cs="微软雅黑" w:hint="default"/>
                 <w:b w:val="0"/>
                 <w:bCs/>
                 <w:i w:val="0"/>
@@ -2441,8 +2402,8 @@
           <w:tcPr>
             <w:tcW w:w="0" w:type="auto"/>
             <w:tcBorders>
-              <w:top w:val="single" w:color="auto" w:sz="4" w:space="0"/>
-              <w:left w:val="single" w:color="auto" w:sz="4" w:space="0"/>
+              <w:top w:val="single" w:sz="4" w:space="0" w:color="auto"/>
+              <w:left w:val="single" w:sz="4" w:space="0" w:color="auto"/>
               <w:bottom w:val="nil"/>
               <w:right w:val="nil"/>
             </w:tcBorders>
@@ -2470,12 +2431,12 @@
               <w:adjustRightInd w:val="0"/>
               <w:snapToGrid w:val="0"/>
               <w:spacing w:line="240" w:lineRule="auto"/>
-              <w:ind w:left="0" w:leftChars="0" w:right="0" w:rightChars="0" w:firstLine="0" w:firstLineChars="0"/>
+              <w:ind w:left="0" w:right="0" w:firstLine="0" w:leftChars="0" w:rightChars="0" w:firstLineChars="0"/>
               <w:jc w:val="center"/>
               <w:textAlignment w:val="baseline"/>
               <w:rPr>
-                <w:rStyle w:val="25"/>
-                <w:rFonts w:hint="default" w:ascii="微软雅黑" w:hAnsi="微软雅黑" w:eastAsia="微软雅黑" w:cs="微软雅黑"/>
+                <w:rStyle w:val="Strong"/>
+                <w:rFonts w:ascii="微软雅黑" w:eastAsia="微软雅黑" w:hAnsi="微软雅黑" w:cs="微软雅黑" w:hint="default"/>
                 <w:b w:val="0"/>
                 <w:bCs/>
                 <w:i w:val="0"/>
@@ -2497,8 +2458,8 @@
           <w:tcPr>
             <w:tcW w:w="0" w:type="auto"/>
             <w:tcBorders>
-              <w:top w:val="single" w:color="auto" w:sz="4" w:space="0"/>
-              <w:left w:val="single" w:color="auto" w:sz="4" w:space="0"/>
+              <w:top w:val="single" w:sz="4" w:space="0" w:color="auto"/>
+              <w:left w:val="single" w:sz="4" w:space="0" w:color="auto"/>
               <w:bottom w:val="nil"/>
               <w:right w:val="nil"/>
             </w:tcBorders>
@@ -2526,12 +2487,12 @@
               <w:adjustRightInd w:val="0"/>
               <w:snapToGrid w:val="0"/>
               <w:spacing w:line="240" w:lineRule="auto"/>
-              <w:ind w:left="0" w:leftChars="0" w:right="0" w:rightChars="0" w:firstLine="0" w:firstLineChars="0"/>
+              <w:ind w:left="0" w:right="0" w:firstLine="0" w:leftChars="0" w:rightChars="0" w:firstLineChars="0"/>
               <w:jc w:val="center"/>
               <w:textAlignment w:val="baseline"/>
               <w:rPr>
-                <w:rStyle w:val="25"/>
-                <w:rFonts w:hint="default" w:ascii="微软雅黑" w:hAnsi="微软雅黑" w:eastAsia="微软雅黑" w:cs="微软雅黑"/>
+                <w:rStyle w:val="Strong"/>
+                <w:rFonts w:ascii="微软雅黑" w:eastAsia="微软雅黑" w:hAnsi="微软雅黑" w:cs="微软雅黑" w:hint="default"/>
                 <w:b w:val="0"/>
                 <w:bCs/>
                 <w:i w:val="0"/>
@@ -2553,8 +2514,8 @@
           <w:tcPr>
             <w:tcW w:w="0" w:type="auto"/>
             <w:tcBorders>
-              <w:top w:val="single" w:color="auto" w:sz="4" w:space="0"/>
-              <w:left w:val="single" w:color="auto" w:sz="4" w:space="0"/>
+              <w:top w:val="single" w:sz="4" w:space="0" w:color="auto"/>
+              <w:left w:val="single" w:sz="4" w:space="0" w:color="auto"/>
               <w:bottom w:val="nil"/>
               <w:right w:val="nil"/>
             </w:tcBorders>
@@ -2582,12 +2543,12 @@
               <w:adjustRightInd w:val="0"/>
               <w:snapToGrid w:val="0"/>
               <w:spacing w:line="240" w:lineRule="auto"/>
-              <w:ind w:left="0" w:leftChars="0" w:right="0" w:rightChars="0" w:firstLine="0" w:firstLineChars="0"/>
+              <w:ind w:left="0" w:right="0" w:firstLine="0" w:leftChars="0" w:rightChars="0" w:firstLineChars="0"/>
               <w:jc w:val="center"/>
               <w:textAlignment w:val="baseline"/>
               <w:rPr>
-                <w:rStyle w:val="25"/>
-                <w:rFonts w:hint="default" w:ascii="微软雅黑" w:hAnsi="微软雅黑" w:eastAsia="微软雅黑" w:cs="微软雅黑"/>
+                <w:rStyle w:val="Strong"/>
+                <w:rFonts w:ascii="微软雅黑" w:eastAsia="微软雅黑" w:hAnsi="微软雅黑" w:cs="微软雅黑" w:hint="default"/>
                 <w:b w:val="0"/>
                 <w:bCs/>
                 <w:i w:val="0"/>
@@ -2609,10 +2570,10 @@
           <w:tcPr>
             <w:tcW w:w="1205" w:type="dxa"/>
             <w:tcBorders>
-              <w:top w:val="single" w:color="auto" w:sz="4" w:space="0"/>
-              <w:left w:val="single" w:color="auto" w:sz="4" w:space="0"/>
+              <w:top w:val="single" w:sz="4" w:space="0" w:color="auto"/>
+              <w:left w:val="single" w:sz="4" w:space="0" w:color="auto"/>
               <w:bottom w:val="nil"/>
-              <w:right w:val="single" w:color="auto" w:sz="12" w:space="0"/>
+              <w:right w:val="single" w:sz="12" w:space="0" w:color="auto"/>
             </w:tcBorders>
             <w:tcMar>
               <w:top w:w="-1" w:type="dxa"/>
@@ -2638,12 +2599,12 @@
               <w:adjustRightInd w:val="0"/>
               <w:snapToGrid w:val="0"/>
               <w:spacing w:line="240" w:lineRule="auto"/>
-              <w:ind w:left="0" w:leftChars="0" w:right="0" w:rightChars="0" w:firstLine="0" w:firstLineChars="0"/>
+              <w:ind w:left="0" w:right="0" w:firstLine="0" w:leftChars="0" w:rightChars="0" w:firstLineChars="0"/>
               <w:jc w:val="center"/>
               <w:textAlignment w:val="baseline"/>
               <w:rPr>
-                <w:rStyle w:val="25"/>
-                <w:rFonts w:hint="default" w:ascii="微软雅黑" w:hAnsi="微软雅黑" w:eastAsia="微软雅黑" w:cs="微软雅黑"/>
+                <w:rStyle w:val="Strong"/>
+                <w:rFonts w:ascii="微软雅黑" w:eastAsia="微软雅黑" w:hAnsi="微软雅黑" w:cs="微软雅黑" w:hint="default"/>
                 <w:b w:val="0"/>
                 <w:bCs/>
                 <w:i w:val="0"/>
@@ -2664,14 +2625,8 @@
       </w:tr>
       <w:tr>
         <w:tblPrEx>
-          <w:tblBorders>
-            <w:top w:val="none" w:color="auto" w:sz="0" w:space="0"/>
-            <w:left w:val="none" w:color="auto" w:sz="0" w:space="0"/>
-            <w:bottom w:val="none" w:color="auto" w:sz="0" w:space="0"/>
-            <w:right w:val="none" w:color="auto" w:sz="0" w:space="0"/>
-            <w:insideH w:val="none" w:color="auto" w:sz="0" w:space="0"/>
-            <w:insideV w:val="none" w:color="auto" w:sz="0" w:space="0"/>
-          </w:tblBorders>
+          <w:tblW w:w="8519" w:type="dxa"/>
+          <w:jc w:val="center"/>
           <w:tblCellMar>
             <w:top w:w="0" w:type="dxa"/>
             <w:left w:w="108" w:type="dxa"/>
@@ -2680,16 +2635,16 @@
           </w:tblCellMar>
         </w:tblPrEx>
         <w:trPr>
-          <w:trHeight w:val="0" w:hRule="atLeast"/>
+          <w:trHeight w:val="0"/>
           <w:jc w:val="center"/>
         </w:trPr>
         <w:tc>
           <w:tcPr>
             <w:tcW w:w="1621" w:type="dxa"/>
             <w:tcBorders>
-              <w:top w:val="single" w:color="auto" w:sz="4" w:space="0"/>
-              <w:left w:val="single" w:color="auto" w:sz="12" w:space="0"/>
-              <w:bottom w:val="single" w:color="auto" w:sz="12" w:space="0"/>
+              <w:top w:val="single" w:sz="4" w:space="0" w:color="auto"/>
+              <w:left w:val="single" w:sz="12" w:space="0" w:color="auto"/>
+              <w:bottom w:val="single" w:sz="12" w:space="0" w:color="auto"/>
               <w:right w:val="nil"/>
             </w:tcBorders>
             <w:tcMar>
@@ -2716,12 +2671,12 @@
               <w:adjustRightInd w:val="0"/>
               <w:snapToGrid w:val="0"/>
               <w:spacing w:line="240" w:lineRule="auto"/>
-              <w:ind w:left="0" w:leftChars="0" w:right="0" w:rightChars="0" w:firstLine="0" w:firstLineChars="0"/>
+              <w:ind w:left="0" w:right="0" w:firstLine="0" w:leftChars="0" w:rightChars="0" w:firstLineChars="0"/>
               <w:jc w:val="center"/>
               <w:textAlignment w:val="baseline"/>
               <w:rPr>
-                <w:rStyle w:val="25"/>
-                <w:rFonts w:hint="default" w:ascii="微软雅黑" w:hAnsi="微软雅黑" w:eastAsia="微软雅黑" w:cs="微软雅黑"/>
+                <w:rStyle w:val="Strong"/>
+                <w:rFonts w:ascii="微软雅黑" w:eastAsia="微软雅黑" w:hAnsi="微软雅黑" w:cs="微软雅黑" w:hint="default"/>
                 <w:b w:val="0"/>
                 <w:bCs/>
                 <w:i w:val="0"/>
@@ -2743,9 +2698,9 @@
           <w:tcPr>
             <w:tcW w:w="2036" w:type="dxa"/>
             <w:tcBorders>
-              <w:top w:val="single" w:color="auto" w:sz="4" w:space="0"/>
-              <w:left w:val="single" w:color="auto" w:sz="4" w:space="0"/>
-              <w:bottom w:val="single" w:color="auto" w:sz="12" w:space="0"/>
+              <w:top w:val="single" w:sz="4" w:space="0" w:color="auto"/>
+              <w:left w:val="single" w:sz="4" w:space="0" w:color="auto"/>
+              <w:bottom w:val="single" w:sz="12" w:space="0" w:color="auto"/>
               <w:right w:val="nil"/>
             </w:tcBorders>
             <w:tcMar>
@@ -2772,12 +2727,12 @@
               <w:adjustRightInd w:val="0"/>
               <w:snapToGrid w:val="0"/>
               <w:spacing w:line="240" w:lineRule="auto"/>
-              <w:ind w:left="0" w:leftChars="0" w:right="0" w:rightChars="0" w:firstLine="0" w:firstLineChars="0"/>
+              <w:ind w:left="0" w:right="0" w:firstLine="0" w:leftChars="0" w:rightChars="0" w:firstLineChars="0"/>
               <w:jc w:val="center"/>
               <w:textAlignment w:val="baseline"/>
               <w:rPr>
-                <w:rStyle w:val="25"/>
-                <w:rFonts w:hint="default" w:ascii="微软雅黑" w:hAnsi="微软雅黑" w:eastAsia="微软雅黑" w:cs="微软雅黑"/>
+                <w:rStyle w:val="Strong"/>
+                <w:rFonts w:ascii="微软雅黑" w:eastAsia="微软雅黑" w:hAnsi="微软雅黑" w:cs="微软雅黑" w:hint="default"/>
                 <w:b w:val="0"/>
                 <w:bCs/>
                 <w:i w:val="0"/>
@@ -2799,9 +2754,9 @@
           <w:tcPr>
             <w:tcW w:w="1621" w:type="dxa"/>
             <w:tcBorders>
-              <w:top w:val="single" w:color="auto" w:sz="4" w:space="0"/>
-              <w:left w:val="single" w:color="auto" w:sz="4" w:space="0"/>
-              <w:bottom w:val="single" w:color="auto" w:sz="12" w:space="0"/>
+              <w:top w:val="single" w:sz="4" w:space="0" w:color="auto"/>
+              <w:left w:val="single" w:sz="4" w:space="0" w:color="auto"/>
+              <w:bottom w:val="single" w:sz="12" w:space="0" w:color="auto"/>
               <w:right w:val="nil"/>
             </w:tcBorders>
             <w:tcMar>
@@ -2828,12 +2783,12 @@
               <w:adjustRightInd w:val="0"/>
               <w:snapToGrid w:val="0"/>
               <w:spacing w:line="240" w:lineRule="auto"/>
-              <w:ind w:left="0" w:leftChars="0" w:right="0" w:rightChars="0" w:firstLine="0" w:firstLineChars="0"/>
+              <w:ind w:left="0" w:right="0" w:firstLine="0" w:leftChars="0" w:rightChars="0" w:firstLineChars="0"/>
               <w:jc w:val="center"/>
               <w:textAlignment w:val="baseline"/>
               <w:rPr>
-                <w:rStyle w:val="25"/>
-                <w:rFonts w:hint="default" w:ascii="微软雅黑" w:hAnsi="微软雅黑" w:eastAsia="微软雅黑" w:cs="微软雅黑"/>
+                <w:rStyle w:val="Strong"/>
+                <w:rFonts w:ascii="微软雅黑" w:eastAsia="微软雅黑" w:hAnsi="微软雅黑" w:cs="微软雅黑" w:hint="default"/>
                 <w:b w:val="0"/>
                 <w:bCs/>
                 <w:i w:val="0"/>
@@ -2855,9 +2810,9 @@
           <w:tcPr>
             <w:tcW w:w="2036" w:type="dxa"/>
             <w:tcBorders>
-              <w:top w:val="single" w:color="auto" w:sz="4" w:space="0"/>
-              <w:left w:val="single" w:color="auto" w:sz="4" w:space="0"/>
-              <w:bottom w:val="single" w:color="auto" w:sz="12" w:space="0"/>
+              <w:top w:val="single" w:sz="4" w:space="0" w:color="auto"/>
+              <w:left w:val="single" w:sz="4" w:space="0" w:color="auto"/>
+              <w:bottom w:val="single" w:sz="12" w:space="0" w:color="auto"/>
               <w:right w:val="nil"/>
             </w:tcBorders>
             <w:tcMar>
@@ -2884,12 +2839,12 @@
               <w:adjustRightInd w:val="0"/>
               <w:snapToGrid w:val="0"/>
               <w:spacing w:line="240" w:lineRule="auto"/>
-              <w:ind w:left="0" w:leftChars="0" w:right="0" w:rightChars="0" w:firstLine="0" w:firstLineChars="0"/>
+              <w:ind w:left="0" w:right="0" w:firstLine="0" w:leftChars="0" w:rightChars="0" w:firstLineChars="0"/>
               <w:jc w:val="center"/>
               <w:textAlignment w:val="baseline"/>
               <w:rPr>
-                <w:rStyle w:val="25"/>
-                <w:rFonts w:hint="default" w:ascii="微软雅黑" w:hAnsi="微软雅黑" w:eastAsia="微软雅黑" w:cs="微软雅黑"/>
+                <w:rStyle w:val="Strong"/>
+                <w:rFonts w:ascii="微软雅黑" w:eastAsia="微软雅黑" w:hAnsi="微软雅黑" w:cs="微软雅黑" w:hint="default"/>
                 <w:b w:val="0"/>
                 <w:bCs/>
                 <w:i w:val="0"/>
@@ -2911,10 +2866,10 @@
           <w:tcPr>
             <w:tcW w:w="1205" w:type="dxa"/>
             <w:tcBorders>
-              <w:top w:val="single" w:color="auto" w:sz="4" w:space="0"/>
-              <w:left w:val="single" w:color="auto" w:sz="4" w:space="0"/>
-              <w:bottom w:val="single" w:color="auto" w:sz="12" w:space="0"/>
-              <w:right w:val="single" w:color="auto" w:sz="12" w:space="0"/>
+              <w:top w:val="single" w:sz="4" w:space="0" w:color="auto"/>
+              <w:left w:val="single" w:sz="4" w:space="0" w:color="auto"/>
+              <w:bottom w:val="single" w:sz="12" w:space="0" w:color="auto"/>
+              <w:right w:val="single" w:sz="12" w:space="0" w:color="auto"/>
             </w:tcBorders>
             <w:tcMar>
               <w:top w:w="-1" w:type="dxa"/>
@@ -2940,12 +2895,12 @@
               <w:adjustRightInd w:val="0"/>
               <w:snapToGrid w:val="0"/>
               <w:spacing w:line="240" w:lineRule="auto"/>
-              <w:ind w:left="0" w:leftChars="0" w:right="0" w:rightChars="0" w:firstLine="0" w:firstLineChars="0"/>
+              <w:ind w:left="0" w:right="0" w:firstLine="0" w:leftChars="0" w:rightChars="0" w:firstLineChars="0"/>
               <w:jc w:val="center"/>
               <w:textAlignment w:val="baseline"/>
               <w:rPr>
-                <w:rStyle w:val="25"/>
-                <w:rFonts w:hint="default" w:ascii="微软雅黑" w:hAnsi="微软雅黑" w:eastAsia="微软雅黑" w:cs="微软雅黑"/>
+                <w:rStyle w:val="Strong"/>
+                <w:rFonts w:ascii="微软雅黑" w:eastAsia="微软雅黑" w:hAnsi="微软雅黑" w:cs="微软雅黑" w:hint="default"/>
                 <w:b w:val="0"/>
                 <w:bCs/>
                 <w:i w:val="0"/>
@@ -2984,8 +2939,8 @@
       </w:pPr>
       <w:r>
         <w:rPr>
-          <w:rStyle w:val="25"/>
-          <w:rFonts w:hint="default" w:ascii="微软雅黑" w:hAnsi="微软雅黑" w:eastAsia="微软雅黑" w:cs="微软雅黑"/>
+          <w:rStyle w:val="Strong"/>
+          <w:rFonts w:ascii="微软雅黑" w:eastAsia="微软雅黑" w:hAnsi="微软雅黑" w:cs="微软雅黑" w:hint="default"/>
           <w:b w:val="0"/>
           <w:bCs/>
           <w:i w:val="0"/>
@@ -3005,7 +2960,7 @@
     <w:sdt>
       <w:sdtPr>
         <w:rPr>
-          <w:rFonts w:ascii="宋体" w:hAnsi="宋体" w:eastAsia="宋体" w:cs="Arial"/>
+          <w:rFonts w:ascii="宋体" w:eastAsia="宋体" w:hAnsi="宋体" w:cs="Arial"/>
           <w:snapToGrid w:val="0"/>
           <w:color w:val="000000"/>
           <w:kern w:val="0"/>
@@ -3021,7 +2976,7 @@
       </w:sdtPr>
       <w:sdtEndPr>
         <w:rPr>
-          <w:rFonts w:ascii="宋体" w:hAnsi="宋体" w:eastAsia="宋体" w:cs="Arial"/>
+          <w:rFonts w:ascii="宋体" w:eastAsia="宋体" w:hAnsi="宋体" w:cs="Arial"/>
           <w:snapToGrid w:val="0"/>
           <w:color w:val="000000"/>
           <w:kern w:val="0"/>
@@ -3047,13 +3002,13 @@
             <w:adjustRightInd w:val="0"/>
             <w:snapToGrid w:val="0"/>
             <w:spacing w:before="0" w:beforeLines="0" w:after="0" w:afterLines="0" w:line="240" w:lineRule="auto"/>
-            <w:ind w:left="0" w:leftChars="0" w:right="0" w:rightChars="0" w:firstLine="0" w:firstLineChars="0"/>
+            <w:ind w:left="0" w:right="0" w:firstLine="0" w:leftChars="0" w:rightChars="0" w:firstLineChars="0"/>
             <w:jc w:val="center"/>
             <w:textAlignment w:val="baseline"/>
           </w:pPr>
           <w:r>
             <w:rPr>
-              <w:rFonts w:ascii="宋体" w:hAnsi="宋体" w:eastAsia="宋体"/>
+              <w:rFonts w:ascii="宋体" w:eastAsia="宋体" w:hAnsi="宋体"/>
               <w:sz w:val="21"/>
             </w:rPr>
             <w:t>目录</w:t>
@@ -3061,7 +3016,7 @@
         </w:p>
         <w:p>
           <w:pPr>
-            <w:pStyle w:val="16"/>
+            <w:pStyle w:val="TOC1"/>
             <w:tabs>
               <w:tab w:val="right" w:leader="dot" w:pos="8306"/>
             </w:tabs>
@@ -3117,7 +3072,7 @@
         </w:p>
         <w:p>
           <w:pPr>
-            <w:pStyle w:val="16"/>
+            <w:pStyle w:val="TOC1"/>
             <w:tabs>
               <w:tab w:val="right" w:leader="dot" w:pos="8306"/>
             </w:tabs>
@@ -3164,7 +3119,7 @@
         </w:p>
         <w:p>
           <w:pPr>
-            <w:pStyle w:val="16"/>
+            <w:pStyle w:val="TOC1"/>
             <w:tabs>
               <w:tab w:val="right" w:leader="dot" w:pos="8306"/>
             </w:tabs>
@@ -3211,7 +3166,7 @@
         </w:p>
         <w:p>
           <w:pPr>
-            <w:pStyle w:val="18"/>
+            <w:pStyle w:val="TOC2"/>
             <w:tabs>
               <w:tab w:val="right" w:leader="dot" w:pos="8306"/>
             </w:tabs>
@@ -3258,7 +3213,7 @@
         </w:p>
         <w:p>
           <w:pPr>
-            <w:pStyle w:val="18"/>
+            <w:pStyle w:val="TOC2"/>
             <w:tabs>
               <w:tab w:val="right" w:leader="dot" w:pos="8306"/>
             </w:tabs>
@@ -3305,7 +3260,7 @@
         </w:p>
         <w:p>
           <w:pPr>
-            <w:pStyle w:val="16"/>
+            <w:pStyle w:val="TOC1"/>
             <w:tabs>
               <w:tab w:val="right" w:leader="dot" w:pos="8306"/>
             </w:tabs>
@@ -3352,7 +3307,7 @@
         </w:p>
         <w:p>
           <w:pPr>
-            <w:pStyle w:val="16"/>
+            <w:pStyle w:val="TOC1"/>
             <w:tabs>
               <w:tab w:val="right" w:leader="dot" w:pos="8306"/>
             </w:tabs>
@@ -3399,7 +3354,7 @@
         </w:p>
         <w:p>
           <w:pPr>
-            <w:pStyle w:val="18"/>
+            <w:pStyle w:val="TOC2"/>
             <w:tabs>
               <w:tab w:val="right" w:leader="dot" w:pos="8306"/>
             </w:tabs>
@@ -3450,7 +3405,7 @@
         </w:p>
         <w:p>
           <w:pPr>
-            <w:pStyle w:val="13"/>
+            <w:pStyle w:val="TOC3"/>
             <w:tabs>
               <w:tab w:val="right" w:leader="dot" w:pos="8306"/>
             </w:tabs>
@@ -3497,7 +3452,7 @@
         </w:p>
         <w:p>
           <w:pPr>
-            <w:pStyle w:val="13"/>
+            <w:pStyle w:val="TOC3"/>
             <w:tabs>
               <w:tab w:val="right" w:leader="dot" w:pos="8306"/>
             </w:tabs>
@@ -3549,7 +3504,7 @@
         </w:p>
         <w:p>
           <w:pPr>
-            <w:pStyle w:val="18"/>
+            <w:pStyle w:val="TOC2"/>
             <w:tabs>
               <w:tab w:val="right" w:leader="dot" w:pos="8306"/>
             </w:tabs>
@@ -3596,7 +3551,7 @@
         </w:p>
         <w:p>
           <w:pPr>
-            <w:pStyle w:val="13"/>
+            <w:pStyle w:val="TOC3"/>
             <w:tabs>
               <w:tab w:val="right" w:leader="dot" w:pos="8306"/>
             </w:tabs>
@@ -3646,7 +3601,7 @@
         </w:p>
         <w:p>
           <w:pPr>
-            <w:pStyle w:val="13"/>
+            <w:pStyle w:val="TOC3"/>
             <w:tabs>
               <w:tab w:val="right" w:leader="dot" w:pos="8306"/>
             </w:tabs>
@@ -3696,7 +3651,7 @@
         </w:p>
         <w:p>
           <w:pPr>
-            <w:pStyle w:val="13"/>
+            <w:pStyle w:val="TOC3"/>
             <w:tabs>
               <w:tab w:val="right" w:leader="dot" w:pos="8306"/>
             </w:tabs>
@@ -3753,7 +3708,7 @@
         </w:p>
         <w:p>
           <w:pPr>
-            <w:pStyle w:val="13"/>
+            <w:pStyle w:val="TOC3"/>
             <w:tabs>
               <w:tab w:val="right" w:leader="dot" w:pos="8306"/>
             </w:tabs>
@@ -3805,7 +3760,7 @@
         </w:p>
         <w:p>
           <w:pPr>
-            <w:pStyle w:val="18"/>
+            <w:pStyle w:val="TOC2"/>
             <w:tabs>
               <w:tab w:val="right" w:leader="dot" w:pos="8306"/>
             </w:tabs>
@@ -3852,7 +3807,7 @@
         </w:p>
         <w:p>
           <w:pPr>
-            <w:pStyle w:val="13"/>
+            <w:pStyle w:val="TOC3"/>
             <w:tabs>
               <w:tab w:val="right" w:leader="dot" w:pos="8306"/>
             </w:tabs>
@@ -3904,7 +3859,7 @@
         </w:p>
         <w:p>
           <w:pPr>
-            <w:pStyle w:val="13"/>
+            <w:pStyle w:val="TOC3"/>
             <w:tabs>
               <w:tab w:val="right" w:leader="dot" w:pos="8306"/>
             </w:tabs>
@@ -3956,7 +3911,7 @@
         </w:p>
         <w:p>
           <w:pPr>
-            <w:pStyle w:val="18"/>
+            <w:pStyle w:val="TOC2"/>
             <w:tabs>
               <w:tab w:val="right" w:leader="dot" w:pos="8306"/>
             </w:tabs>
@@ -4003,7 +3958,7 @@
         </w:p>
         <w:p>
           <w:pPr>
-            <w:pStyle w:val="18"/>
+            <w:pStyle w:val="TOC2"/>
             <w:tabs>
               <w:tab w:val="right" w:leader="dot" w:pos="8306"/>
             </w:tabs>
@@ -4050,7 +4005,7 @@
         </w:p>
         <w:p>
           <w:pPr>
-            <w:pStyle w:val="16"/>
+            <w:pStyle w:val="TOC1"/>
             <w:tabs>
               <w:tab w:val="right" w:leader="dot" w:pos="8306"/>
             </w:tabs>
@@ -4097,7 +4052,7 @@
         </w:p>
         <w:p>
           <w:pPr>
-            <w:pStyle w:val="16"/>
+            <w:pStyle w:val="TOC1"/>
             <w:tabs>
               <w:tab w:val="right" w:leader="dot" w:pos="8306"/>
             </w:tabs>
@@ -4196,7 +4151,7 @@
     </w:p>
     <w:p>
       <w:pPr>
-        <w:pStyle w:val="30"/>
+        <w:pStyle w:val="1"/>
         <w:keepNext w:val="0"/>
         <w:keepLines w:val="0"/>
         <w:pageBreakBefore w:val="0"/>
@@ -4212,17 +4167,17 @@
         <w:snapToGrid w:val="0"/>
         <w:textAlignment w:val="baseline"/>
       </w:pPr>
-      <w:bookmarkStart w:id="1" w:name="_Toc9971"/>
-      <w:bookmarkStart w:id="2" w:name="heading_3"/>
+      <w:bookmarkStart w:id="2" w:name="_Toc9971"/>
+      <w:bookmarkStart w:id="3" w:name="heading_3"/>
       <w:r>
         <w:t>评审目的</w:t>
       </w:r>
-      <w:bookmarkEnd w:id="1"/>
       <w:bookmarkEnd w:id="2"/>
+      <w:bookmarkEnd w:id="3"/>
     </w:p>
     <w:p>
       <w:pPr>
-        <w:pStyle w:val="31"/>
+        <w:pStyle w:val="a1"/>
         <w:bidi w:val="0"/>
       </w:pPr>
       <w:r>
@@ -4231,7 +4186,7 @@
     </w:p>
     <w:p>
       <w:pPr>
-        <w:pStyle w:val="30"/>
+        <w:pStyle w:val="1"/>
         <w:keepNext w:val="0"/>
         <w:keepLines w:val="0"/>
         <w:pageBreakBefore w:val="0"/>
@@ -4247,17 +4202,17 @@
         <w:snapToGrid w:val="0"/>
         <w:textAlignment w:val="baseline"/>
       </w:pPr>
-      <w:bookmarkStart w:id="3" w:name="heading_4"/>
-      <w:bookmarkStart w:id="4" w:name="_Toc20294"/>
+      <w:bookmarkStart w:id="4" w:name="heading_4"/>
+      <w:bookmarkStart w:id="5" w:name="_Toc20294"/>
       <w:r>
         <w:t>评审参加部门</w:t>
       </w:r>
-      <w:bookmarkEnd w:id="3"/>
       <w:bookmarkEnd w:id="4"/>
+      <w:bookmarkEnd w:id="5"/>
     </w:p>
     <w:p>
       <w:pPr>
-        <w:pStyle w:val="31"/>
+        <w:pStyle w:val="a1"/>
         <w:keepNext w:val="0"/>
         <w:keepLines w:val="0"/>
         <w:pageBreakBefore w:val="0"/>
@@ -4279,7 +4234,7 @@
     </w:p>
     <w:p>
       <w:pPr>
-        <w:pStyle w:val="30"/>
+        <w:pStyle w:val="1"/>
         <w:keepNext w:val="0"/>
         <w:keepLines w:val="0"/>
         <w:pageBreakBefore w:val="0"/>
@@ -4295,17 +4250,17 @@
         <w:snapToGrid w:val="0"/>
         <w:textAlignment w:val="baseline"/>
       </w:pPr>
-      <w:bookmarkStart w:id="5" w:name="heading_5"/>
-      <w:bookmarkStart w:id="6" w:name="_Toc24345"/>
+      <w:bookmarkStart w:id="6" w:name="heading_5"/>
+      <w:bookmarkStart w:id="7" w:name="_Toc24345"/>
       <w:r>
         <w:t>评审过程概述</w:t>
       </w:r>
-      <w:bookmarkEnd w:id="5"/>
       <w:bookmarkEnd w:id="6"/>
+      <w:bookmarkEnd w:id="7"/>
     </w:p>
     <w:p>
       <w:pPr>
-        <w:pStyle w:val="32"/>
+        <w:pStyle w:val="2"/>
         <w:keepNext w:val="0"/>
         <w:keepLines w:val="0"/>
         <w:pageBreakBefore w:val="0"/>
@@ -4321,15 +4276,15 @@
         <w:snapToGrid w:val="0"/>
         <w:textAlignment w:val="baseline"/>
       </w:pPr>
-      <w:bookmarkStart w:id="7" w:name="_Toc5733"/>
+      <w:bookmarkStart w:id="8" w:name="_Toc5733"/>
       <w:r>
         <w:t>管理评审会议准备</w:t>
       </w:r>
-      <w:bookmarkEnd w:id="7"/>
+      <w:bookmarkEnd w:id="8"/>
     </w:p>
     <w:p>
       <w:pPr>
-        <w:pStyle w:val="31"/>
+        <w:pStyle w:val="a1"/>
         <w:keepNext w:val="0"/>
         <w:keepLines w:val="0"/>
         <w:pageBreakBefore w:val="0"/>
@@ -4391,7 +4346,7 @@
     </w:p>
     <w:p>
       <w:pPr>
-        <w:pStyle w:val="32"/>
+        <w:pStyle w:val="2"/>
         <w:keepNext w:val="0"/>
         <w:keepLines w:val="0"/>
         <w:pageBreakBefore w:val="0"/>
@@ -4407,15 +4362,15 @@
         <w:snapToGrid w:val="0"/>
         <w:textAlignment w:val="baseline"/>
       </w:pPr>
-      <w:bookmarkStart w:id="8" w:name="_Toc30884"/>
+      <w:bookmarkStart w:id="9" w:name="_Toc30884"/>
       <w:r>
         <w:t>管理评审会议过程</w:t>
       </w:r>
-      <w:bookmarkEnd w:id="8"/>
+      <w:bookmarkEnd w:id="9"/>
     </w:p>
     <w:p>
       <w:pPr>
-        <w:pStyle w:val="31"/>
+        <w:pStyle w:val="a1"/>
         <w:keepNext w:val="0"/>
         <w:keepLines w:val="0"/>
         <w:pageBreakBefore w:val="0"/>
@@ -4437,7 +4392,7 @@
     </w:p>
     <w:p>
       <w:pPr>
-        <w:pStyle w:val="30"/>
+        <w:pStyle w:val="1"/>
         <w:keepNext w:val="0"/>
         <w:keepLines w:val="0"/>
         <w:pageBreakBefore w:val="0"/>
@@ -4453,17 +4408,17 @@
         <w:snapToGrid w:val="0"/>
         <w:textAlignment w:val="baseline"/>
       </w:pPr>
-      <w:bookmarkStart w:id="9" w:name="heading_6"/>
-      <w:bookmarkStart w:id="10" w:name="_Toc17454"/>
+      <w:bookmarkStart w:id="10" w:name="heading_6"/>
+      <w:bookmarkStart w:id="11" w:name="_Toc17454"/>
       <w:r>
         <w:t>评审内容要点</w:t>
       </w:r>
-      <w:bookmarkEnd w:id="9"/>
       <w:bookmarkEnd w:id="10"/>
+      <w:bookmarkEnd w:id="11"/>
     </w:p>
     <w:p>
       <w:pPr>
-        <w:pStyle w:val="41"/>
+        <w:pStyle w:val="a3"/>
         <w:keepNext w:val="0"/>
         <w:keepLines w:val="0"/>
         <w:pageBreakBefore w:val="0"/>
@@ -4489,7 +4444,7 @@
     </w:p>
     <w:p>
       <w:pPr>
-        <w:pStyle w:val="41"/>
+        <w:pStyle w:val="a3"/>
         <w:keepNext w:val="0"/>
         <w:keepLines w:val="0"/>
         <w:pageBreakBefore w:val="0"/>
@@ -4515,7 +4470,7 @@
     </w:p>
     <w:p>
       <w:pPr>
-        <w:pStyle w:val="41"/>
+        <w:pStyle w:val="a3"/>
         <w:keepNext w:val="0"/>
         <w:keepLines w:val="0"/>
         <w:pageBreakBefore w:val="0"/>
@@ -4541,7 +4496,7 @@
     </w:p>
     <w:p>
       <w:pPr>
-        <w:pStyle w:val="41"/>
+        <w:pStyle w:val="a3"/>
         <w:keepNext w:val="0"/>
         <w:keepLines w:val="0"/>
         <w:pageBreakBefore w:val="0"/>
@@ -4567,7 +4522,7 @@
     </w:p>
     <w:p>
       <w:pPr>
-        <w:pStyle w:val="41"/>
+        <w:pStyle w:val="a3"/>
         <w:keepNext w:val="0"/>
         <w:keepLines w:val="0"/>
         <w:pageBreakBefore w:val="0"/>
@@ -4593,7 +4548,7 @@
     </w:p>
     <w:p>
       <w:pPr>
-        <w:pStyle w:val="41"/>
+        <w:pStyle w:val="a3"/>
         <w:keepNext w:val="0"/>
         <w:keepLines w:val="0"/>
         <w:pageBreakBefore w:val="0"/>
@@ -4619,7 +4574,7 @@
     </w:p>
     <w:p>
       <w:pPr>
-        <w:pStyle w:val="41"/>
+        <w:pStyle w:val="a3"/>
         <w:keepNext w:val="0"/>
         <w:keepLines w:val="0"/>
         <w:pageBreakBefore w:val="0"/>
@@ -4645,7 +4600,7 @@
     </w:p>
     <w:p>
       <w:pPr>
-        <w:pStyle w:val="41"/>
+        <w:pStyle w:val="a3"/>
         <w:keepNext w:val="0"/>
         <w:keepLines w:val="0"/>
         <w:pageBreakBefore w:val="0"/>
@@ -4671,7 +4626,7 @@
     </w:p>
     <w:p>
       <w:pPr>
-        <w:pStyle w:val="30"/>
+        <w:pStyle w:val="1"/>
         <w:keepNext w:val="0"/>
         <w:keepLines w:val="0"/>
         <w:pageBreakBefore w:val="0"/>
@@ -4687,17 +4642,17 @@
         <w:snapToGrid w:val="0"/>
         <w:textAlignment w:val="baseline"/>
       </w:pPr>
-      <w:bookmarkStart w:id="11" w:name="_Toc10923"/>
-      <w:bookmarkStart w:id="12" w:name="heading_7"/>
+      <w:bookmarkStart w:id="12" w:name="_Toc10923"/>
+      <w:bookmarkStart w:id="13" w:name="heading_7"/>
       <w:r>
         <w:t>评审具体内容</w:t>
       </w:r>
-      <w:bookmarkEnd w:id="11"/>
       <w:bookmarkEnd w:id="12"/>
+      <w:bookmarkEnd w:id="13"/>
     </w:p>
     <w:p>
       <w:pPr>
-        <w:pStyle w:val="32"/>
+        <w:pStyle w:val="2"/>
         <w:keepNext w:val="0"/>
         <w:keepLines w:val="0"/>
         <w:pageBreakBefore w:val="0"/>
@@ -4713,8 +4668,8 @@
         <w:snapToGrid w:val="0"/>
         <w:textAlignment w:val="baseline"/>
       </w:pPr>
-      <w:bookmarkStart w:id="13" w:name="_Toc31767"/>
-      <w:bookmarkStart w:id="14" w:name="heading_8"/>
+      <w:bookmarkStart w:id="14" w:name="_Toc31767"/>
+      <w:bookmarkStart w:id="15" w:name="heading_8"/>
       <w:r>
         <w:rPr>
           <w:rFonts w:hint="eastAsia"/>
@@ -4722,11 +4677,11 @@
         </w:rPr>
         <w:t>质量情况跟踪</w:t>
       </w:r>
-      <w:bookmarkEnd w:id="13"/>
+      <w:bookmarkEnd w:id="14"/>
     </w:p>
     <w:p>
       <w:pPr>
-        <w:pStyle w:val="33"/>
+        <w:pStyle w:val="3"/>
         <w:keepNext w:val="0"/>
         <w:keepLines w:val="0"/>
         <w:pageBreakBefore w:val="0"/>
@@ -4742,16 +4697,16 @@
         <w:snapToGrid w:val="0"/>
         <w:textAlignment w:val="baseline"/>
       </w:pPr>
-      <w:bookmarkStart w:id="15" w:name="_Toc6302"/>
+      <w:bookmarkStart w:id="16" w:name="_Toc6302"/>
       <w:r>
         <w:t>质量检查及KPI达成情况</w:t>
       </w:r>
-      <w:bookmarkEnd w:id="14"/>
       <w:bookmarkEnd w:id="15"/>
+      <w:bookmarkEnd w:id="16"/>
     </w:p>
     <w:p>
       <w:pPr>
-        <w:pStyle w:val="31"/>
+        <w:pStyle w:val="a1"/>
         <w:keepNext w:val="0"/>
         <w:keepLines w:val="0"/>
         <w:pageBreakBefore w:val="0"/>
@@ -4794,7 +4749,7 @@
     </w:p>
     <w:p>
       <w:pPr>
-        <w:pStyle w:val="33"/>
+        <w:pStyle w:val="3"/>
         <w:keepNext w:val="0"/>
         <w:keepLines w:val="0"/>
         <w:pageBreakBefore w:val="0"/>
@@ -4814,7 +4769,7 @@
           <w:lang w:val="en-US" w:eastAsia="zh-CN"/>
         </w:rPr>
       </w:pPr>
-      <w:bookmarkStart w:id="16" w:name="_Toc29267"/>
+      <w:bookmarkStart w:id="17" w:name="_Toc29267"/>
       <w:r>
         <w:rPr>
           <w:rFonts w:hint="eastAsia"/>
@@ -4822,11 +4777,11 @@
         </w:rPr>
         <w:t>质量改进</w:t>
       </w:r>
-      <w:bookmarkEnd w:id="16"/>
+      <w:bookmarkEnd w:id="17"/>
     </w:p>
     <w:p>
       <w:pPr>
-        <w:pStyle w:val="31"/>
+        <w:pStyle w:val="a1"/>
         <w:keepNext w:val="0"/>
         <w:keepLines w:val="0"/>
         <w:pageBreakBefore w:val="0"/>
@@ -4842,7 +4797,7 @@
         <w:snapToGrid w:val="0"/>
         <w:textAlignment w:val="baseline"/>
         <w:rPr>
-          <w:rFonts w:hint="default" w:eastAsia="宋体"/>
+          <w:rFonts w:eastAsia="宋体" w:hint="default"/>
           <w:lang w:val="en-US" w:eastAsia="zh-CN"/>
         </w:rPr>
       </w:pPr>
@@ -4856,7 +4811,7 @@
     </w:p>
     <w:p>
       <w:pPr>
-        <w:pStyle w:val="32"/>
+        <w:pStyle w:val="2"/>
         <w:keepNext w:val="0"/>
         <w:keepLines w:val="0"/>
         <w:pageBreakBefore w:val="0"/>
@@ -4872,17 +4827,17 @@
         <w:snapToGrid w:val="0"/>
         <w:textAlignment w:val="baseline"/>
       </w:pPr>
-      <w:bookmarkStart w:id="17" w:name="_Toc29254"/>
-      <w:bookmarkStart w:id="18" w:name="heading_9"/>
+      <w:bookmarkStart w:id="18" w:name="_Toc29254"/>
+      <w:bookmarkStart w:id="19" w:name="heading_9"/>
       <w:r>
         <w:t>内部审核情况</w:t>
       </w:r>
-      <w:bookmarkEnd w:id="17"/>
       <w:bookmarkEnd w:id="18"/>
+      <w:bookmarkEnd w:id="19"/>
     </w:p>
     <w:p>
       <w:pPr>
-        <w:pStyle w:val="31"/>
+        <w:pStyle w:val="a1"/>
         <w:keepNext w:val="0"/>
         <w:keepLines w:val="0"/>
         <w:pageBreakBefore w:val="0"/>
@@ -4934,7 +4889,7 @@
     </w:p>
     <w:p>
       <w:pPr>
-        <w:pStyle w:val="33"/>
+        <w:pStyle w:val="3"/>
         <w:keepNext w:val="0"/>
         <w:keepLines w:val="0"/>
         <w:pageBreakBefore w:val="0"/>
@@ -4953,18 +4908,18 @@
           <w:rFonts w:hint="eastAsia"/>
         </w:rPr>
       </w:pPr>
-      <w:bookmarkStart w:id="19" w:name="_Toc14952"/>
+      <w:bookmarkStart w:id="20" w:name="_Toc14952"/>
       <w:r>
         <w:rPr>
           <w:rFonts w:hint="eastAsia"/>
         </w:rPr>
         <w:t>不符合项描述</w:t>
       </w:r>
-      <w:bookmarkEnd w:id="19"/>
+      <w:bookmarkEnd w:id="20"/>
     </w:p>
     <w:p>
       <w:pPr>
-        <w:pStyle w:val="31"/>
+        <w:pStyle w:val="a1"/>
         <w:keepNext w:val="0"/>
         <w:keepLines w:val="0"/>
         <w:pageBreakBefore w:val="0"/>
@@ -4994,7 +4949,7 @@
     </w:p>
     <w:p>
       <w:pPr>
-        <w:pStyle w:val="33"/>
+        <w:pStyle w:val="3"/>
         <w:keepNext w:val="0"/>
         <w:keepLines w:val="0"/>
         <w:pageBreakBefore w:val="0"/>
@@ -5013,18 +4968,18 @@
           <w:rFonts w:hint="eastAsia"/>
         </w:rPr>
       </w:pPr>
-      <w:bookmarkStart w:id="20" w:name="_Toc31876"/>
+      <w:bookmarkStart w:id="21" w:name="_Toc31876"/>
       <w:r>
         <w:rPr>
           <w:rFonts w:hint="eastAsia"/>
         </w:rPr>
         <w:t>原因分析</w:t>
       </w:r>
-      <w:bookmarkEnd w:id="20"/>
+      <w:bookmarkEnd w:id="21"/>
     </w:p>
     <w:p>
       <w:pPr>
-        <w:pStyle w:val="31"/>
+        <w:pStyle w:val="a1"/>
         <w:keepNext w:val="0"/>
         <w:keepLines w:val="0"/>
         <w:pageBreakBefore w:val="0"/>
@@ -5052,7 +5007,7 @@
     </w:p>
     <w:p>
       <w:pPr>
-        <w:pStyle w:val="31"/>
+        <w:pStyle w:val="a1"/>
         <w:keepNext w:val="0"/>
         <w:keepLines w:val="0"/>
         <w:pageBreakBefore w:val="0"/>
@@ -5080,7 +5035,7 @@
     </w:p>
     <w:p>
       <w:pPr>
-        <w:pStyle w:val="33"/>
+        <w:pStyle w:val="3"/>
         <w:keepNext w:val="0"/>
         <w:keepLines w:val="0"/>
         <w:pageBreakBefore w:val="0"/>
@@ -5099,7 +5054,7 @@
           <w:rFonts w:hint="eastAsia"/>
         </w:rPr>
       </w:pPr>
-      <w:bookmarkStart w:id="21" w:name="_Toc20312"/>
+      <w:bookmarkStart w:id="22" w:name="_Toc20312"/>
       <w:r>
         <w:rPr>
           <w:rFonts w:hint="eastAsia"/>
@@ -5113,11 +5068,11 @@
         </w:rPr>
         <w:t>措施</w:t>
       </w:r>
-      <w:bookmarkEnd w:id="21"/>
+      <w:bookmarkEnd w:id="22"/>
     </w:p>
     <w:p>
       <w:pPr>
-        <w:pStyle w:val="31"/>
+        <w:pStyle w:val="a1"/>
         <w:keepNext w:val="0"/>
         <w:keepLines w:val="0"/>
         <w:pageBreakBefore w:val="0"/>
@@ -5158,7 +5113,7 @@
     </w:p>
     <w:p>
       <w:pPr>
-        <w:pStyle w:val="31"/>
+        <w:pStyle w:val="a1"/>
         <w:keepNext w:val="0"/>
         <w:keepLines w:val="0"/>
         <w:pageBreakBefore w:val="0"/>
@@ -5186,7 +5141,7 @@
     </w:p>
     <w:p>
       <w:pPr>
-        <w:pStyle w:val="31"/>
+        <w:pStyle w:val="a1"/>
         <w:keepNext w:val="0"/>
         <w:keepLines w:val="0"/>
         <w:pageBreakBefore w:val="0"/>
@@ -5214,7 +5169,7 @@
     </w:p>
     <w:p>
       <w:pPr>
-        <w:pStyle w:val="31"/>
+        <w:pStyle w:val="a1"/>
         <w:keepNext w:val="0"/>
         <w:keepLines w:val="0"/>
         <w:pageBreakBefore w:val="0"/>
@@ -5242,14 +5197,14 @@
     </w:p>
     <w:p>
       <w:pPr>
-        <w:pStyle w:val="33"/>
+        <w:pStyle w:val="3"/>
         <w:bidi w:val="0"/>
         <w:rPr>
           <w:rFonts w:hint="default"/>
           <w:lang w:val="en-US" w:eastAsia="zh-CN"/>
         </w:rPr>
       </w:pPr>
-      <w:bookmarkStart w:id="22" w:name="_Toc4435"/>
+      <w:bookmarkStart w:id="23" w:name="_Toc4435"/>
       <w:r>
         <w:rPr>
           <w:rFonts w:hint="eastAsia"/>
@@ -5257,11 +5212,11 @@
         </w:rPr>
         <w:t>内审结论</w:t>
       </w:r>
-      <w:bookmarkEnd w:id="22"/>
+      <w:bookmarkEnd w:id="23"/>
     </w:p>
     <w:p>
       <w:pPr>
-        <w:pStyle w:val="31"/>
+        <w:pStyle w:val="a1"/>
         <w:keepNext w:val="0"/>
         <w:keepLines w:val="0"/>
         <w:pageBreakBefore w:val="0"/>
@@ -5286,7 +5241,7 @@
     </w:p>
     <w:p>
       <w:pPr>
-        <w:pStyle w:val="32"/>
+        <w:pStyle w:val="2"/>
         <w:keepNext w:val="0"/>
         <w:keepLines w:val="0"/>
         <w:pageBreakBefore w:val="0"/>
@@ -5302,17 +5257,17 @@
         <w:snapToGrid w:val="0"/>
         <w:textAlignment w:val="baseline"/>
       </w:pPr>
-      <w:bookmarkStart w:id="23" w:name="heading_10"/>
-      <w:bookmarkStart w:id="24" w:name="_Toc18993"/>
+      <w:bookmarkStart w:id="24" w:name="heading_10"/>
+      <w:bookmarkStart w:id="25" w:name="_Toc18993"/>
       <w:r>
         <w:t>客户满意度调查情况</w:t>
       </w:r>
-      <w:bookmarkEnd w:id="23"/>
       <w:bookmarkEnd w:id="24"/>
+      <w:bookmarkEnd w:id="25"/>
     </w:p>
     <w:p>
       <w:pPr>
-        <w:pStyle w:val="33"/>
+        <w:pStyle w:val="3"/>
         <w:keepNext w:val="0"/>
         <w:keepLines w:val="0"/>
         <w:pageBreakBefore w:val="0"/>
@@ -5332,7 +5287,7 @@
           <w:lang w:val="en-US" w:eastAsia="zh-CN"/>
         </w:rPr>
       </w:pPr>
-      <w:bookmarkStart w:id="25" w:name="_Toc22682"/>
+      <w:bookmarkStart w:id="26" w:name="_Toc22682"/>
       <w:r>
         <w:rPr>
           <w:rFonts w:hint="eastAsia"/>
@@ -5340,11 +5295,11 @@
         </w:rPr>
         <w:t>客户满意度达成情况</w:t>
       </w:r>
-      <w:bookmarkEnd w:id="25"/>
+      <w:bookmarkEnd w:id="26"/>
     </w:p>
     <w:p>
       <w:pPr>
-        <w:pStyle w:val="31"/>
+        <w:pStyle w:val="a1"/>
         <w:keepNext w:val="0"/>
         <w:keepLines w:val="0"/>
         <w:pageBreakBefore w:val="0"/>
@@ -5362,7 +5317,7 @@
         <w:bidi w:val="0"/>
         <w:adjustRightInd w:val="0"/>
         <w:snapToGrid w:val="0"/>
-        <w:ind w:left="425" w:leftChars="0" w:hanging="425" w:firstLineChars="0"/>
+        <w:ind w:left="425" w:hanging="425" w:leftChars="0" w:firstLineChars="0"/>
         <w:textAlignment w:val="baseline"/>
       </w:pPr>
       <w:r>
@@ -5381,7 +5336,7 @@
     </w:p>
     <w:p>
       <w:pPr>
-        <w:pStyle w:val="31"/>
+        <w:pStyle w:val="a1"/>
         <w:keepNext w:val="0"/>
         <w:keepLines w:val="0"/>
         <w:pageBreakBefore w:val="0"/>
@@ -5399,7 +5354,7 @@
         <w:bidi w:val="0"/>
         <w:adjustRightInd w:val="0"/>
         <w:snapToGrid w:val="0"/>
-        <w:ind w:left="425" w:leftChars="0" w:hanging="425" w:firstLineChars="0"/>
+        <w:ind w:left="425" w:hanging="425" w:leftChars="0" w:firstLineChars="0"/>
         <w:textAlignment w:val="baseline"/>
       </w:pPr>
       <w:r>
@@ -5428,7 +5383,7 @@
     </w:p>
     <w:p>
       <w:pPr>
-        <w:pStyle w:val="31"/>
+        <w:pStyle w:val="a1"/>
         <w:keepNext w:val="0"/>
         <w:keepLines w:val="0"/>
         <w:pageBreakBefore w:val="0"/>
@@ -5446,7 +5401,7 @@
         <w:bidi w:val="0"/>
         <w:adjustRightInd w:val="0"/>
         <w:snapToGrid w:val="0"/>
-        <w:ind w:left="425" w:leftChars="0" w:hanging="425" w:firstLineChars="0"/>
+        <w:ind w:left="425" w:hanging="425" w:leftChars="0" w:firstLineChars="0"/>
         <w:textAlignment w:val="baseline"/>
       </w:pPr>
       <w:r>
@@ -5465,7 +5420,7 @@
     </w:p>
     <w:p>
       <w:pPr>
-        <w:pStyle w:val="31"/>
+        <w:pStyle w:val="a1"/>
         <w:keepNext w:val="0"/>
         <w:keepLines w:val="0"/>
         <w:pageBreakBefore w:val="0"/>
@@ -5483,7 +5438,7 @@
         <w:bidi w:val="0"/>
         <w:adjustRightInd w:val="0"/>
         <w:snapToGrid w:val="0"/>
-        <w:ind w:left="425" w:leftChars="0" w:hanging="425" w:firstLineChars="0"/>
+        <w:ind w:left="425" w:hanging="425" w:leftChars="0" w:firstLineChars="0"/>
         <w:textAlignment w:val="baseline"/>
       </w:pPr>
       <w:r>
@@ -5492,7 +5447,7 @@
     </w:p>
     <w:p>
       <w:pPr>
-        <w:pStyle w:val="33"/>
+        <w:pStyle w:val="3"/>
         <w:keepNext w:val="0"/>
         <w:keepLines w:val="0"/>
         <w:pageBreakBefore w:val="0"/>
@@ -5512,7 +5467,7 @@
           <w:lang w:val="en-US" w:eastAsia="zh-CN"/>
         </w:rPr>
       </w:pPr>
-      <w:bookmarkStart w:id="26" w:name="_Toc8705"/>
+      <w:bookmarkStart w:id="27" w:name="_Toc8705"/>
       <w:r>
         <w:rPr>
           <w:rFonts w:hint="eastAsia"/>
@@ -5520,11 +5475,11 @@
         </w:rPr>
         <w:t>满意度调查改进</w:t>
       </w:r>
-      <w:bookmarkEnd w:id="26"/>
+      <w:bookmarkEnd w:id="27"/>
     </w:p>
     <w:p>
       <w:pPr>
-        <w:pStyle w:val="31"/>
+        <w:pStyle w:val="a1"/>
         <w:keepNext w:val="0"/>
         <w:keepLines w:val="0"/>
         <w:pageBreakBefore w:val="0"/>
@@ -5542,7 +5497,7 @@
         <w:bidi w:val="0"/>
         <w:adjustRightInd w:val="0"/>
         <w:snapToGrid w:val="0"/>
-        <w:ind w:left="425" w:leftChars="0" w:hanging="425" w:firstLineChars="0"/>
+        <w:ind w:left="425" w:hanging="425" w:leftChars="0" w:firstLineChars="0"/>
         <w:textAlignment w:val="baseline"/>
       </w:pPr>
       <w:r>
@@ -5551,7 +5506,7 @@
     </w:p>
     <w:p>
       <w:pPr>
-        <w:pStyle w:val="31"/>
+        <w:pStyle w:val="a1"/>
         <w:keepNext w:val="0"/>
         <w:keepLines w:val="0"/>
         <w:pageBreakBefore w:val="0"/>
@@ -5569,7 +5524,7 @@
         <w:bidi w:val="0"/>
         <w:adjustRightInd w:val="0"/>
         <w:snapToGrid w:val="0"/>
-        <w:ind w:left="425" w:leftChars="0" w:hanging="425" w:firstLineChars="0"/>
+        <w:ind w:left="425" w:hanging="425" w:leftChars="0" w:firstLineChars="0"/>
         <w:textAlignment w:val="baseline"/>
       </w:pPr>
       <w:r>
@@ -5578,7 +5533,7 @@
     </w:p>
     <w:p>
       <w:pPr>
-        <w:pStyle w:val="31"/>
+        <w:pStyle w:val="a1"/>
         <w:keepNext w:val="0"/>
         <w:keepLines w:val="0"/>
         <w:pageBreakBefore w:val="0"/>
@@ -5596,7 +5551,7 @@
         <w:bidi w:val="0"/>
         <w:adjustRightInd w:val="0"/>
         <w:snapToGrid w:val="0"/>
-        <w:ind w:left="425" w:leftChars="0" w:hanging="425" w:firstLineChars="0"/>
+        <w:ind w:left="425" w:hanging="425" w:leftChars="0" w:firstLineChars="0"/>
         <w:textAlignment w:val="baseline"/>
         <w:rPr>
           <w:rFonts w:hint="default"/>
@@ -5609,7 +5564,7 @@
     </w:p>
     <w:p>
       <w:pPr>
-        <w:pStyle w:val="32"/>
+        <w:pStyle w:val="2"/>
         <w:keepNext w:val="0"/>
         <w:keepLines w:val="0"/>
         <w:pageBreakBefore w:val="0"/>
@@ -5625,17 +5580,17 @@
         <w:snapToGrid w:val="0"/>
         <w:textAlignment w:val="baseline"/>
       </w:pPr>
-      <w:bookmarkStart w:id="27" w:name="_Toc18642"/>
-      <w:bookmarkStart w:id="28" w:name="heading_13"/>
+      <w:bookmarkStart w:id="28" w:name="_Toc18642"/>
+      <w:bookmarkStart w:id="29" w:name="heading_13"/>
       <w:r>
         <w:t>SLA达成情况</w:t>
       </w:r>
-      <w:bookmarkEnd w:id="27"/>
       <w:bookmarkEnd w:id="28"/>
+      <w:bookmarkEnd w:id="29"/>
     </w:p>
     <w:p>
       <w:pPr>
-        <w:pStyle w:val="31"/>
+        <w:pStyle w:val="a1"/>
         <w:keepNext w:val="0"/>
         <w:keepLines w:val="0"/>
         <w:pageBreakBefore w:val="0"/>
@@ -5657,7 +5612,7 @@
     </w:p>
     <w:p>
       <w:pPr>
-        <w:pStyle w:val="32"/>
+        <w:pStyle w:val="2"/>
         <w:keepNext w:val="0"/>
         <w:keepLines w:val="0"/>
         <w:pageBreakBefore w:val="0"/>
@@ -5673,17 +5628,17 @@
         <w:snapToGrid w:val="0"/>
         <w:textAlignment w:val="baseline"/>
       </w:pPr>
-      <w:bookmarkStart w:id="29" w:name="heading_12"/>
-      <w:bookmarkStart w:id="30" w:name="_Toc26752"/>
+      <w:bookmarkStart w:id="30" w:name="heading_12"/>
+      <w:bookmarkStart w:id="31" w:name="_Toc26752"/>
       <w:r>
         <w:t>纠正及预防措施情况</w:t>
       </w:r>
-      <w:bookmarkEnd w:id="29"/>
       <w:bookmarkEnd w:id="30"/>
+      <w:bookmarkEnd w:id="31"/>
     </w:p>
     <w:p>
       <w:pPr>
-        <w:pStyle w:val="31"/>
+        <w:pStyle w:val="a1"/>
         <w:keepNext w:val="0"/>
         <w:keepLines w:val="0"/>
         <w:pageBreakBefore w:val="0"/>
@@ -5705,7 +5660,7 @@
     </w:p>
     <w:p>
       <w:pPr>
-        <w:pStyle w:val="30"/>
+        <w:pStyle w:val="1"/>
         <w:keepNext w:val="0"/>
         <w:keepLines w:val="0"/>
         <w:pageBreakBefore w:val="0"/>
@@ -5721,17 +5676,17 @@
         <w:snapToGrid w:val="0"/>
         <w:textAlignment w:val="baseline"/>
       </w:pPr>
-      <w:bookmarkStart w:id="31" w:name="heading_14"/>
-      <w:bookmarkStart w:id="32" w:name="_Toc13703"/>
+      <w:bookmarkStart w:id="32" w:name="heading_14"/>
+      <w:bookmarkStart w:id="33" w:name="_Toc13703"/>
       <w:r>
         <w:t>评审综述</w:t>
       </w:r>
-      <w:bookmarkEnd w:id="31"/>
       <w:bookmarkEnd w:id="32"/>
+      <w:bookmarkEnd w:id="33"/>
     </w:p>
     <w:p>
       <w:pPr>
-        <w:pStyle w:val="31"/>
+        <w:pStyle w:val="a1"/>
         <w:keepNext w:val="0"/>
         <w:keepLines w:val="0"/>
         <w:pageBreakBefore w:val="0"/>
@@ -5753,7 +5708,7 @@
     </w:p>
     <w:p>
       <w:pPr>
-        <w:pStyle w:val="31"/>
+        <w:pStyle w:val="a1"/>
         <w:keepNext w:val="0"/>
         <w:keepLines w:val="0"/>
         <w:pageBreakBefore w:val="0"/>
@@ -5775,7 +5730,7 @@
     </w:p>
     <w:p>
       <w:pPr>
-        <w:pStyle w:val="31"/>
+        <w:pStyle w:val="a1"/>
         <w:keepNext w:val="0"/>
         <w:keepLines w:val="0"/>
         <w:pageBreakBefore w:val="0"/>
@@ -5797,7 +5752,7 @@
     </w:p>
     <w:p>
       <w:pPr>
-        <w:pStyle w:val="30"/>
+        <w:pStyle w:val="1"/>
         <w:keepNext w:val="0"/>
         <w:keepLines w:val="0"/>
         <w:pageBreakBefore w:val="0"/>
@@ -5813,17 +5768,17 @@
         <w:snapToGrid w:val="0"/>
         <w:textAlignment w:val="baseline"/>
       </w:pPr>
-      <w:bookmarkStart w:id="33" w:name="_Toc20715"/>
-      <w:bookmarkStart w:id="34" w:name="heading_15"/>
+      <w:bookmarkStart w:id="34" w:name="_Toc20715"/>
+      <w:bookmarkStart w:id="35" w:name="heading_15"/>
       <w:r>
         <w:t>工作计划和资源需求</w:t>
       </w:r>
-      <w:bookmarkEnd w:id="33"/>
       <w:bookmarkEnd w:id="34"/>
+      <w:bookmarkEnd w:id="35"/>
     </w:p>
     <w:p>
       <w:pPr>
-        <w:pStyle w:val="31"/>
+        <w:pStyle w:val="a1"/>
         <w:keepNext w:val="0"/>
         <w:keepLines w:val="0"/>
         <w:pageBreakBefore w:val="0"/>
@@ -5845,7 +5800,7 @@
     </w:p>
     <w:p>
       <w:pPr>
-        <w:pStyle w:val="41"/>
+        <w:pStyle w:val="a3"/>
         <w:keepNext w:val="0"/>
         <w:keepLines w:val="0"/>
         <w:pageBreakBefore w:val="0"/>
@@ -5863,7 +5818,7 @@
         <w:bidi w:val="0"/>
         <w:adjustRightInd w:val="0"/>
         <w:snapToGrid w:val="0"/>
-        <w:ind w:left="425" w:leftChars="0" w:hanging="425" w:firstLineChars="0"/>
+        <w:ind w:left="425" w:hanging="425" w:leftChars="0" w:firstLineChars="0"/>
         <w:textAlignment w:val="baseline"/>
       </w:pPr>
       <w:r>
@@ -5872,7 +5827,7 @@
     </w:p>
     <w:p>
       <w:pPr>
-        <w:pStyle w:val="41"/>
+        <w:pStyle w:val="a3"/>
         <w:keepNext w:val="0"/>
         <w:keepLines w:val="0"/>
         <w:pageBreakBefore w:val="0"/>
@@ -5890,7 +5845,7 @@
         <w:bidi w:val="0"/>
         <w:adjustRightInd w:val="0"/>
         <w:snapToGrid w:val="0"/>
-        <w:ind w:left="425" w:leftChars="0" w:hanging="425" w:firstLineChars="0"/>
+        <w:ind w:left="425" w:hanging="425" w:leftChars="0" w:firstLineChars="0"/>
         <w:textAlignment w:val="baseline"/>
       </w:pPr>
       <w:r>
@@ -5899,7 +5854,7 @@
     </w:p>
     <w:p>
       <w:pPr>
-        <w:pStyle w:val="41"/>
+        <w:pStyle w:val="a3"/>
         <w:keepNext w:val="0"/>
         <w:keepLines w:val="0"/>
         <w:pageBreakBefore w:val="0"/>
@@ -5917,7 +5872,7 @@
         <w:bidi w:val="0"/>
         <w:adjustRightInd w:val="0"/>
         <w:snapToGrid w:val="0"/>
-        <w:ind w:left="425" w:leftChars="0" w:hanging="425" w:firstLineChars="0"/>
+        <w:ind w:left="425" w:hanging="425" w:leftChars="0" w:firstLineChars="0"/>
         <w:textAlignment w:val="baseline"/>
         <w:rPr>
           <w:rFonts w:hint="default"/>
@@ -5931,70 +5886,20 @@
     <w:sectPr>
       <w:pgSz w:w="11906" w:h="16838"/>
       <w:pgMar w:top="1440" w:right="1800" w:bottom="1440" w:left="1800" w:header="851" w:footer="992" w:gutter="0"/>
-      <w:cols w:space="425" w:num="1"/>
+      <w:cols w:num="1" w:space="425"/>
       <w:docGrid w:type="lines" w:linePitch="312" w:charSpace="0"/>
     </w:sectPr>
   </w:body>
 </w:document>
 </file>
 
-<file path=word/endnotes.xml><?xml version="1.0" encoding="utf-8"?>
-<w:endnotes xmlns:wpc="http://schemas.microsoft.com/office/word/2010/wordprocessingCanvas" xmlns:mc="http://schemas.openxmlformats.org/markup-compatibility/2006" xmlns:o="urn:schemas-microsoft-com:office:office" xmlns:r="http://schemas.openxmlformats.org/officeDocument/2006/relationships" xmlns:m="http://schemas.openxmlformats.org/officeDocument/2006/math" xmlns:v="urn:schemas-microsoft-com:vml" xmlns:wp14="http://schemas.microsoft.com/office/word/2010/wordprocessingDrawing" xmlns:wp="http://schemas.openxmlformats.org/drawingml/2006/wordprocessingDrawing" xmlns:w="http://schemas.openxmlformats.org/wordprocessingml/2006/main" xmlns:w14="http://schemas.microsoft.com/office/word/2010/wordml" xmlns:w15="http://schemas.microsoft.com/office/word/2012/wordml" xmlns:w10="urn:schemas-microsoft-com:office:word" xmlns:wpg="http://schemas.microsoft.com/office/word/2010/wordprocessingGroup" xmlns:wpi="http://schemas.microsoft.com/office/word/2010/wordprocessingInk" xmlns:wne="http://schemas.microsoft.com/office/word/2006/wordml" xmlns:wps="http://schemas.microsoft.com/office/word/2010/wordprocessingShape" xmlns:wpsCustomData="http://www.wps.cn/officeDocument/2013/wpsCustomData" mc:Ignorable="w14 w15 wp14">
-  <w:endnote w:type="separator" w:id="0">
-    <w:p>
-      <w:pPr>
-        <w:spacing w:line="240" w:lineRule="auto"/>
-      </w:pPr>
-      <w:r>
-        <w:separator/>
-      </w:r>
-    </w:p>
-  </w:endnote>
-  <w:endnote w:type="continuationSeparator" w:id="1">
-    <w:p>
-      <w:pPr>
-        <w:spacing w:line="240" w:lineRule="auto"/>
-      </w:pPr>
-      <w:r>
-        <w:continuationSeparator/>
-      </w:r>
-    </w:p>
-  </w:endnote>
-</w:endnotes>
-</file>
-
-<file path=word/footnotes.xml><?xml version="1.0" encoding="utf-8"?>
-<w:footnotes xmlns:wpc="http://schemas.microsoft.com/office/word/2010/wordprocessingCanvas" xmlns:mc="http://schemas.openxmlformats.org/markup-compatibility/2006" xmlns:o="urn:schemas-microsoft-com:office:office" xmlns:r="http://schemas.openxmlformats.org/officeDocument/2006/relationships" xmlns:m="http://schemas.openxmlformats.org/officeDocument/2006/math" xmlns:v="urn:schemas-microsoft-com:vml" xmlns:wp14="http://schemas.microsoft.com/office/word/2010/wordprocessingDrawing" xmlns:wp="http://schemas.openxmlformats.org/drawingml/2006/wordprocessingDrawing" xmlns:w="http://schemas.openxmlformats.org/wordprocessingml/2006/main" xmlns:w14="http://schemas.microsoft.com/office/word/2010/wordml" xmlns:w15="http://schemas.microsoft.com/office/word/2012/wordml" xmlns:w10="urn:schemas-microsoft-com:office:word" xmlns:wpg="http://schemas.microsoft.com/office/word/2010/wordprocessingGroup" xmlns:wpi="http://schemas.microsoft.com/office/word/2010/wordprocessingInk" xmlns:wne="http://schemas.microsoft.com/office/word/2006/wordml" xmlns:wps="http://schemas.microsoft.com/office/word/2010/wordprocessingShape" xmlns:wpsCustomData="http://www.wps.cn/officeDocument/2013/wpsCustomData" mc:Ignorable="w14 w15 wp14">
-  <w:footnote w:type="separator" w:id="0">
-    <w:p>
-      <w:pPr>
-        <w:spacing w:line="360" w:lineRule="auto"/>
-      </w:pPr>
-      <w:r>
-        <w:separator/>
-      </w:r>
-    </w:p>
-  </w:footnote>
-  <w:footnote w:type="continuationSeparator" w:id="1">
-    <w:p>
-      <w:pPr>
-        <w:spacing w:line="360" w:lineRule="auto"/>
-      </w:pPr>
-      <w:r>
-        <w:continuationSeparator/>
-      </w:r>
-    </w:p>
-  </w:footnote>
-</w:footnotes>
-</file>
-
 <file path=word/numbering.xml><?xml version="1.0" encoding="utf-8"?>
-<w:numbering xmlns:wpc="http://schemas.microsoft.com/office/word/2010/wordprocessingCanvas" xmlns:mc="http://schemas.openxmlformats.org/markup-compatibility/2006" xmlns:o="urn:schemas-microsoft-com:office:office" xmlns:r="http://schemas.openxmlformats.org/officeDocument/2006/relationships" xmlns:m="http://schemas.openxmlformats.org/officeDocument/2006/math" xmlns:v="urn:schemas-microsoft-com:vml" xmlns:wp14="http://schemas.microsoft.com/office/word/2010/wordprocessingDrawing" xmlns:wp="http://schemas.openxmlformats.org/drawingml/2006/wordprocessingDrawing" xmlns:w10="urn:schemas-microsoft-com:office:word" xmlns:w="http://schemas.openxmlformats.org/wordprocessingml/2006/main" xmlns:w14="http://schemas.microsoft.com/office/word/2010/wordml" xmlns:wpg="http://schemas.microsoft.com/office/word/2010/wordprocessingGroup" xmlns:wpi="http://schemas.microsoft.com/office/word/2010/wordprocessingInk" xmlns:wne="http://schemas.microsoft.com/office/word/2006/wordml" xmlns:wps="http://schemas.microsoft.com/office/word/2010/wordprocessingShape" xmlns:wpsCustomData="http://www.wps.cn/officeDocument/2013/wpsCustomData" mc:Ignorable="w14 wp14">
+<w:numbering xmlns:wpc="http://schemas.microsoft.com/office/word/2010/wordprocessingCanvas" xmlns:mc="http://schemas.openxmlformats.org/markup-compatibility/2006" xmlns:o="urn:schemas-microsoft-com:office:office" xmlns:r="http://schemas.openxmlformats.org/officeDocument/2006/relationships" xmlns:m="http://schemas.openxmlformats.org/officeDocument/2006/math" xmlns:v="urn:schemas-microsoft-com:vml" xmlns:wp14="http://schemas.microsoft.com/office/word/2010/wordprocessingDrawing" xmlns:wp="http://schemas.openxmlformats.org/drawingml/2006/wordprocessingDrawing" xmlns:w10="urn:schemas-microsoft-com:office:word" xmlns:w="http://schemas.openxmlformats.org/wordprocessingml/2006/main" xmlns:w14="http://schemas.microsoft.com/office/word/2010/wordml" xmlns:w15="http://schemas.microsoft.com/office/word/2012/wordml" xmlns:wne="http://schemas.microsoft.com/office/word/2006/wordml" xmlns:wpg="http://schemas.microsoft.com/office/word/2010/wordprocessingGroup" xmlns:wpi="http://schemas.microsoft.com/office/word/2010/wordprocessingInk" xmlns:wps="http://schemas.microsoft.com/office/word/2010/wordprocessingShape" mc:Ignorable="w14 w15 wp14">
   <w:abstractNum w:abstractNumId="0">
     <w:nsid w:val="8358CCEA"/>
     <w:multiLevelType w:val="singleLevel"/>
     <w:tmpl w:val="8358CCEA"/>
-    <w:lvl w:ilvl="0" w:tentative="0">
+    <w:lvl w:ilvl="0">
       <w:start w:val="1"/>
       <w:numFmt w:val="decimal"/>
       <w:lvlText w:val="%1."/>
@@ -6011,10 +5916,10 @@
     <w:nsid w:val="8E964DCE"/>
     <w:multiLevelType w:val="multilevel"/>
     <w:tmpl w:val="8E964DCE"/>
-    <w:lvl w:ilvl="0" w:tentative="0">
+    <w:lvl w:ilvl="0">
       <w:start w:val="1"/>
       <w:numFmt w:val="decimal"/>
-      <w:pStyle w:val="2"/>
+      <w:pStyle w:val="Heading1"/>
       <w:lvlText w:val="%1."/>
       <w:lvlJc w:val="left"/>
       <w:pPr>
@@ -6024,10 +5929,10 @@
         <w:rFonts w:hint="default"/>
       </w:rPr>
     </w:lvl>
-    <w:lvl w:ilvl="1" w:tentative="0">
+    <w:lvl w:ilvl="1">
       <w:start w:val="1"/>
       <w:numFmt w:val="decimal"/>
-      <w:pStyle w:val="3"/>
+      <w:pStyle w:val="Heading2"/>
       <w:lvlText w:val="%1.%2."/>
       <w:lvlJc w:val="left"/>
       <w:pPr>
@@ -6037,10 +5942,10 @@
         <w:rFonts w:hint="default"/>
       </w:rPr>
     </w:lvl>
-    <w:lvl w:ilvl="2" w:tentative="0">
+    <w:lvl w:ilvl="2">
       <w:start w:val="1"/>
       <w:numFmt w:val="decimal"/>
-      <w:pStyle w:val="4"/>
+      <w:pStyle w:val="Heading3"/>
       <w:lvlText w:val="%1.%2.%3."/>
       <w:lvlJc w:val="left"/>
       <w:pPr>
@@ -6050,10 +5955,10 @@
         <w:rFonts w:hint="default"/>
       </w:rPr>
     </w:lvl>
-    <w:lvl w:ilvl="3" w:tentative="0">
+    <w:lvl w:ilvl="3">
       <w:start w:val="1"/>
       <w:numFmt w:val="decimal"/>
-      <w:pStyle w:val="5"/>
+      <w:pStyle w:val="Heading4"/>
       <w:lvlText w:val="%1.%2.%3.%4."/>
       <w:lvlJc w:val="left"/>
       <w:pPr>
@@ -6063,10 +5968,10 @@
         <w:rFonts w:hint="default"/>
       </w:rPr>
     </w:lvl>
-    <w:lvl w:ilvl="4" w:tentative="0">
+    <w:lvl w:ilvl="4">
       <w:start w:val="1"/>
       <w:numFmt w:val="decimal"/>
-      <w:pStyle w:val="6"/>
+      <w:pStyle w:val="Heading5"/>
       <w:lvlText w:val="%1.%2.%3.%4.%5."/>
       <w:lvlJc w:val="left"/>
       <w:pPr>
@@ -6076,10 +5981,10 @@
         <w:rFonts w:hint="default"/>
       </w:rPr>
     </w:lvl>
-    <w:lvl w:ilvl="5" w:tentative="0">
+    <w:lvl w:ilvl="5">
       <w:start w:val="1"/>
       <w:numFmt w:val="decimal"/>
-      <w:pStyle w:val="7"/>
+      <w:pStyle w:val="Heading6"/>
       <w:lvlText w:val="%1.%2.%3.%4.%5.%6."/>
       <w:lvlJc w:val="left"/>
       <w:pPr>
@@ -6089,10 +5994,10 @@
         <w:rFonts w:hint="default"/>
       </w:rPr>
     </w:lvl>
-    <w:lvl w:ilvl="6" w:tentative="0">
+    <w:lvl w:ilvl="6">
       <w:start w:val="1"/>
       <w:numFmt w:val="decimal"/>
-      <w:pStyle w:val="8"/>
+      <w:pStyle w:val="Heading7"/>
       <w:lvlText w:val="%1.%2.%3.%4.%5.%6.%7."/>
       <w:lvlJc w:val="left"/>
       <w:pPr>
@@ -6102,10 +6007,10 @@
         <w:rFonts w:hint="default"/>
       </w:rPr>
     </w:lvl>
-    <w:lvl w:ilvl="7" w:tentative="0">
+    <w:lvl w:ilvl="7">
       <w:start w:val="1"/>
       <w:numFmt w:val="decimal"/>
-      <w:pStyle w:val="9"/>
+      <w:pStyle w:val="Heading8"/>
       <w:lvlText w:val="%1.%2.%3.%4.%5.%6.%7.%8."/>
       <w:lvlJc w:val="left"/>
       <w:pPr>
@@ -6115,10 +6020,10 @@
         <w:rFonts w:hint="default"/>
       </w:rPr>
     </w:lvl>
-    <w:lvl w:ilvl="8" w:tentative="0">
+    <w:lvl w:ilvl="8">
       <w:start w:val="1"/>
       <w:numFmt w:val="decimal"/>
-      <w:pStyle w:val="10"/>
+      <w:pStyle w:val="Heading9"/>
       <w:lvlText w:val="%1.%2.%3.%4.%5.%6.%7.%8.%9."/>
       <w:lvlJc w:val="left"/>
       <w:pPr>
@@ -6133,7 +6038,7 @@
     <w:nsid w:val="A244C314"/>
     <w:multiLevelType w:val="singleLevel"/>
     <w:tmpl w:val="A244C314"/>
-    <w:lvl w:ilvl="0" w:tentative="0">
+    <w:lvl w:ilvl="0">
       <w:start w:val="1"/>
       <w:numFmt w:val="decimal"/>
       <w:lvlText w:val="%1."/>
@@ -6150,7 +6055,7 @@
     <w:nsid w:val="D6464235"/>
     <w:multiLevelType w:val="singleLevel"/>
     <w:tmpl w:val="D6464235"/>
-    <w:lvl w:ilvl="0" w:tentative="0">
+    <w:lvl w:ilvl="0">
       <w:start w:val="1"/>
       <w:numFmt w:val="decimal"/>
       <w:lvlText w:val="%1."/>
@@ -6167,7 +6072,7 @@
     <w:nsid w:val="5CED04BE"/>
     <w:multiLevelType w:val="singleLevel"/>
     <w:tmpl w:val="5CED04BE"/>
-    <w:lvl w:ilvl="0" w:tentative="0">
+    <w:lvl w:ilvl="0">
       <w:start w:val="1"/>
       <w:numFmt w:val="decimal"/>
       <w:lvlText w:val="%1."/>
@@ -6199,269 +6104,267 @@
 </file>
 
 <file path=word/styles.xml><?xml version="1.0" encoding="utf-8"?>
-<w:styles xmlns:mc="http://schemas.openxmlformats.org/markup-compatibility/2006" xmlns:o="urn:schemas-microsoft-com:office:office" xmlns:r="http://schemas.openxmlformats.org/officeDocument/2006/relationships" xmlns:m="http://schemas.openxmlformats.org/officeDocument/2006/math" xmlns:v="urn:schemas-microsoft-com:vml" xmlns:w="http://schemas.openxmlformats.org/wordprocessingml/2006/main" xmlns:w14="http://schemas.microsoft.com/office/word/2010/wordml" xmlns:w10="urn:schemas-microsoft-com:office:word" xmlns:sl="http://schemas.openxmlformats.org/schemaLibrary/2006/main" xmlns:wpsCustomData="http://www.wps.cn/officeDocument/2013/wpsCustomData" mc:Ignorable="w14">
+<w:styles xmlns:mc="http://schemas.openxmlformats.org/markup-compatibility/2006" xmlns:r="http://schemas.openxmlformats.org/officeDocument/2006/relationships" xmlns:w="http://schemas.openxmlformats.org/wordprocessingml/2006/main" xmlns:w14="http://schemas.microsoft.com/office/word/2010/wordml" xmlns:w15="http://schemas.microsoft.com/office/word/2012/wordml" mc:Ignorable="w14 w15">
   <w:docDefaults>
     <w:rPrDefault>
       <w:rPr>
-        <w:rFonts w:ascii="Times New Roman" w:hAnsi="Times New Roman" w:eastAsia="宋体" w:cs="Times New Roman"/>
+        <w:rFonts w:ascii="Times New Roman" w:eastAsia="宋体" w:hAnsi="Times New Roman" w:cs="Times New Roman"/>
       </w:rPr>
     </w:rPrDefault>
     <w:pPrDefault/>
   </w:docDefaults>
-  <w:latentStyles w:count="260" w:defQFormat="0" w:defUnhideWhenUsed="1" w:defSemiHidden="1" w:defUIPriority="99" w:defLockedState="0">
-    <w:lsdException w:qFormat="1" w:unhideWhenUsed="0" w:uiPriority="0" w:semiHidden="0" w:name="Normal"/>
-    <w:lsdException w:qFormat="1" w:unhideWhenUsed="0" w:uiPriority="0" w:semiHidden="0" w:name="heading 1"/>
-    <w:lsdException w:qFormat="1" w:uiPriority="0" w:semiHidden="0" w:name="heading 2"/>
-    <w:lsdException w:qFormat="1" w:uiPriority="0" w:name="heading 3"/>
-    <w:lsdException w:qFormat="1" w:uiPriority="0" w:semiHidden="0" w:name="heading 4"/>
-    <w:lsdException w:qFormat="1" w:uiPriority="0" w:name="heading 5"/>
-    <w:lsdException w:qFormat="1" w:uiPriority="0" w:name="heading 6"/>
-    <w:lsdException w:qFormat="1" w:uiPriority="0" w:name="heading 7"/>
-    <w:lsdException w:qFormat="1" w:uiPriority="0" w:name="heading 8"/>
-    <w:lsdException w:qFormat="1" w:uiPriority="0" w:name="heading 9"/>
-    <w:lsdException w:unhideWhenUsed="0" w:uiPriority="0" w:semiHidden="0" w:name="index 1"/>
-    <w:lsdException w:unhideWhenUsed="0" w:uiPriority="0" w:semiHidden="0" w:name="index 2"/>
-    <w:lsdException w:unhideWhenUsed="0" w:uiPriority="0" w:semiHidden="0" w:name="index 3"/>
-    <w:lsdException w:unhideWhenUsed="0" w:uiPriority="0" w:semiHidden="0" w:name="index 4"/>
-    <w:lsdException w:unhideWhenUsed="0" w:uiPriority="0" w:semiHidden="0" w:name="index 5"/>
-    <w:lsdException w:unhideWhenUsed="0" w:uiPriority="0" w:semiHidden="0" w:name="index 6"/>
-    <w:lsdException w:unhideWhenUsed="0" w:uiPriority="0" w:semiHidden="0" w:name="index 7"/>
-    <w:lsdException w:unhideWhenUsed="0" w:uiPriority="0" w:semiHidden="0" w:name="index 8"/>
-    <w:lsdException w:unhideWhenUsed="0" w:uiPriority="0" w:semiHidden="0" w:name="index 9"/>
-    <w:lsdException w:qFormat="1" w:unhideWhenUsed="0" w:uiPriority="0" w:semiHidden="0" w:name="toc 1"/>
-    <w:lsdException w:qFormat="1" w:unhideWhenUsed="0" w:uiPriority="0" w:semiHidden="0" w:name="toc 2"/>
-    <w:lsdException w:qFormat="1" w:unhideWhenUsed="0" w:uiPriority="0" w:semiHidden="0" w:name="toc 3"/>
-    <w:lsdException w:unhideWhenUsed="0" w:uiPriority="0" w:semiHidden="0" w:name="toc 4"/>
-    <w:lsdException w:unhideWhenUsed="0" w:uiPriority="0" w:semiHidden="0" w:name="toc 5"/>
-    <w:lsdException w:unhideWhenUsed="0" w:uiPriority="0" w:semiHidden="0" w:name="toc 6"/>
-    <w:lsdException w:unhideWhenUsed="0" w:uiPriority="0" w:semiHidden="0" w:name="toc 7"/>
-    <w:lsdException w:unhideWhenUsed="0" w:uiPriority="0" w:semiHidden="0" w:name="toc 8"/>
-    <w:lsdException w:unhideWhenUsed="0" w:uiPriority="0" w:semiHidden="0" w:name="toc 9"/>
-    <w:lsdException w:unhideWhenUsed="0" w:uiPriority="0" w:semiHidden="0" w:name="Normal Indent"/>
-    <w:lsdException w:unhideWhenUsed="0" w:uiPriority="0" w:semiHidden="0" w:name="footnote text"/>
-    <w:lsdException w:qFormat="1" w:unhideWhenUsed="0" w:uiPriority="0" w:semiHidden="0" w:name="annotation text"/>
-    <w:lsdException w:qFormat="1" w:unhideWhenUsed="0" w:uiPriority="0" w:semiHidden="0" w:name="header"/>
-    <w:lsdException w:qFormat="1" w:unhideWhenUsed="0" w:uiPriority="0" w:semiHidden="0" w:name="footer"/>
-    <w:lsdException w:unhideWhenUsed="0" w:uiPriority="0" w:semiHidden="0" w:name="index heading"/>
-    <w:lsdException w:qFormat="1" w:uiPriority="0" w:name="caption"/>
-    <w:lsdException w:qFormat="1" w:unhideWhenUsed="0" w:uiPriority="0" w:semiHidden="0" w:name="table of figures"/>
-    <w:lsdException w:unhideWhenUsed="0" w:uiPriority="0" w:semiHidden="0" w:name="envelope address"/>
-    <w:lsdException w:unhideWhenUsed="0" w:uiPriority="0" w:semiHidden="0" w:name="envelope return"/>
-    <w:lsdException w:unhideWhenUsed="0" w:uiPriority="0" w:semiHidden="0" w:name="footnote reference"/>
-    <w:lsdException w:unhideWhenUsed="0" w:uiPriority="0" w:semiHidden="0" w:name="annotation reference"/>
-    <w:lsdException w:unhideWhenUsed="0" w:uiPriority="0" w:semiHidden="0" w:name="line number"/>
-    <w:lsdException w:unhideWhenUsed="0" w:uiPriority="0" w:semiHidden="0" w:name="page number"/>
-    <w:lsdException w:unhideWhenUsed="0" w:uiPriority="0" w:semiHidden="0" w:name="endnote reference"/>
-    <w:lsdException w:unhideWhenUsed="0" w:uiPriority="0" w:semiHidden="0" w:name="endnote text"/>
-    <w:lsdException w:unhideWhenUsed="0" w:uiPriority="0" w:semiHidden="0" w:name="table of authorities"/>
-    <w:lsdException w:unhideWhenUsed="0" w:uiPriority="0" w:semiHidden="0" w:name="macro"/>
-    <w:lsdException w:unhideWhenUsed="0" w:uiPriority="0" w:semiHidden="0" w:name="toa heading"/>
-    <w:lsdException w:unhideWhenUsed="0" w:uiPriority="0" w:semiHidden="0" w:name="List"/>
-    <w:lsdException w:unhideWhenUsed="0" w:uiPriority="0" w:semiHidden="0" w:name="List Bullet"/>
-    <w:lsdException w:unhideWhenUsed="0" w:uiPriority="0" w:semiHidden="0" w:name="List Number"/>
-    <w:lsdException w:unhideWhenUsed="0" w:uiPriority="0" w:semiHidden="0" w:name="List 2"/>
-    <w:lsdException w:unhideWhenUsed="0" w:uiPriority="0" w:semiHidden="0" w:name="List 3"/>
-    <w:lsdException w:unhideWhenUsed="0" w:uiPriority="0" w:semiHidden="0" w:name="List 4"/>
-    <w:lsdException w:unhideWhenUsed="0" w:uiPriority="0" w:semiHidden="0" w:name="List 5"/>
-    <w:lsdException w:unhideWhenUsed="0" w:uiPriority="0" w:semiHidden="0" w:name="List Bullet 2"/>
-    <w:lsdException w:unhideWhenUsed="0" w:uiPriority="0" w:semiHidden="0" w:name="List Bullet 3"/>
-    <w:lsdException w:unhideWhenUsed="0" w:uiPriority="0" w:semiHidden="0" w:name="List Bullet 4"/>
-    <w:lsdException w:unhideWhenUsed="0" w:uiPriority="0" w:semiHidden="0" w:name="List Bullet 5"/>
-    <w:lsdException w:unhideWhenUsed="0" w:uiPriority="0" w:semiHidden="0" w:name="List Number 2"/>
-    <w:lsdException w:unhideWhenUsed="0" w:uiPriority="0" w:semiHidden="0" w:name="List Number 3"/>
-    <w:lsdException w:unhideWhenUsed="0" w:uiPriority="0" w:semiHidden="0" w:name="List Number 4"/>
-    <w:lsdException w:unhideWhenUsed="0" w:uiPriority="0" w:semiHidden="0" w:name="List Number 5"/>
-    <w:lsdException w:qFormat="1" w:unhideWhenUsed="0" w:uiPriority="0" w:semiHidden="0" w:name="Title"/>
-    <w:lsdException w:unhideWhenUsed="0" w:uiPriority="0" w:semiHidden="0" w:name="Closing"/>
-    <w:lsdException w:unhideWhenUsed="0" w:uiPriority="0" w:semiHidden="0" w:name="Signature"/>
-    <w:lsdException w:qFormat="1" w:unhideWhenUsed="0" w:uiPriority="0" w:name="Default Paragraph Font"/>
-    <w:lsdException w:qFormat="1" w:unhideWhenUsed="0" w:uiPriority="0" w:name="Body Text"/>
-    <w:lsdException w:unhideWhenUsed="0" w:uiPriority="0" w:semiHidden="0" w:name="Body Text Indent"/>
-    <w:lsdException w:unhideWhenUsed="0" w:uiPriority="0" w:semiHidden="0" w:name="List Continue"/>
-    <w:lsdException w:unhideWhenUsed="0" w:uiPriority="0" w:semiHidden="0" w:name="List Continue 2"/>
-    <w:lsdException w:unhideWhenUsed="0" w:uiPriority="0" w:semiHidden="0" w:name="List Continue 3"/>
-    <w:lsdException w:unhideWhenUsed="0" w:uiPriority="0" w:semiHidden="0" w:name="List Continue 4"/>
-    <w:lsdException w:unhideWhenUsed="0" w:uiPriority="0" w:semiHidden="0" w:name="List Continue 5"/>
-    <w:lsdException w:unhideWhenUsed="0" w:uiPriority="0" w:semiHidden="0" w:name="Message Header"/>
-    <w:lsdException w:qFormat="1" w:unhideWhenUsed="0" w:uiPriority="0" w:semiHidden="0" w:name="Subtitle"/>
-    <w:lsdException w:unhideWhenUsed="0" w:uiPriority="0" w:semiHidden="0" w:name="Salutation"/>
-    <w:lsdException w:unhideWhenUsed="0" w:uiPriority="0" w:semiHidden="0" w:name="Date"/>
-    <w:lsdException w:unhideWhenUsed="0" w:uiPriority="0" w:semiHidden="0" w:name="Body Text First Indent"/>
-    <w:lsdException w:unhideWhenUsed="0" w:uiPriority="0" w:semiHidden="0" w:name="Body Text First Indent 2"/>
-    <w:lsdException w:uiPriority="99" w:name="Note Heading"/>
-    <w:lsdException w:unhideWhenUsed="0" w:uiPriority="0" w:semiHidden="0" w:name="Body Text 2"/>
-    <w:lsdException w:unhideWhenUsed="0" w:uiPriority="0" w:semiHidden="0" w:name="Body Text 3"/>
-    <w:lsdException w:unhideWhenUsed="0" w:uiPriority="0" w:semiHidden="0" w:name="Body Text Indent 2"/>
-    <w:lsdException w:unhideWhenUsed="0" w:uiPriority="0" w:semiHidden="0" w:name="Body Text Indent 3"/>
-    <w:lsdException w:unhideWhenUsed="0" w:uiPriority="0" w:semiHidden="0" w:name="Block Text"/>
-    <w:lsdException w:unhideWhenUsed="0" w:uiPriority="0" w:semiHidden="0" w:name="Hyperlink"/>
-    <w:lsdException w:unhideWhenUsed="0" w:uiPriority="0" w:semiHidden="0" w:name="FollowedHyperlink"/>
-    <w:lsdException w:qFormat="1" w:unhideWhenUsed="0" w:uiPriority="0" w:semiHidden="0" w:name="Strong"/>
-    <w:lsdException w:qFormat="1" w:unhideWhenUsed="0" w:uiPriority="0" w:semiHidden="0" w:name="Emphasis"/>
-    <w:lsdException w:unhideWhenUsed="0" w:uiPriority="0" w:semiHidden="0" w:name="Document Map"/>
-    <w:lsdException w:unhideWhenUsed="0" w:uiPriority="0" w:semiHidden="0" w:name="Plain Text"/>
-    <w:lsdException w:unhideWhenUsed="0" w:uiPriority="0" w:semiHidden="0" w:name="E-mail Signature"/>
-    <w:lsdException w:qFormat="1" w:unhideWhenUsed="0" w:uiPriority="0" w:semiHidden="0" w:name="Normal (Web)"/>
-    <w:lsdException w:unhideWhenUsed="0" w:uiPriority="0" w:semiHidden="0" w:name="HTML Acronym"/>
-    <w:lsdException w:unhideWhenUsed="0" w:uiPriority="0" w:semiHidden="0" w:name="HTML Address"/>
-    <w:lsdException w:unhideWhenUsed="0" w:uiPriority="0" w:semiHidden="0" w:name="HTML Cite"/>
-    <w:lsdException w:unhideWhenUsed="0" w:uiPriority="0" w:semiHidden="0" w:name="HTML Code"/>
-    <w:lsdException w:unhideWhenUsed="0" w:uiPriority="0" w:semiHidden="0" w:name="HTML Definition"/>
-    <w:lsdException w:unhideWhenUsed="0" w:uiPriority="0" w:semiHidden="0" w:name="HTML Keyboard"/>
-    <w:lsdException w:qFormat="1" w:unhideWhenUsed="0" w:uiPriority="0" w:semiHidden="0" w:name="HTML Preformatted"/>
-    <w:lsdException w:unhideWhenUsed="0" w:uiPriority="0" w:semiHidden="0" w:name="HTML Sample"/>
-    <w:lsdException w:unhideWhenUsed="0" w:uiPriority="0" w:semiHidden="0" w:name="HTML Typewriter"/>
-    <w:lsdException w:unhideWhenUsed="0" w:uiPriority="0" w:semiHidden="0" w:name="HTML Variable"/>
-    <w:lsdException w:qFormat="1" w:unhideWhenUsed="0" w:uiPriority="0" w:name="Normal Table"/>
-    <w:lsdException w:unhideWhenUsed="0" w:uiPriority="0" w:semiHidden="0" w:name="annotation subject"/>
-    <w:lsdException w:unhideWhenUsed="0" w:uiPriority="0" w:semiHidden="0" w:name="Table Simple 1"/>
-    <w:lsdException w:unhideWhenUsed="0" w:uiPriority="0" w:semiHidden="0" w:name="Table Simple 2"/>
-    <w:lsdException w:unhideWhenUsed="0" w:uiPriority="0" w:semiHidden="0" w:name="Table Simple 3"/>
-    <w:lsdException w:unhideWhenUsed="0" w:uiPriority="0" w:semiHidden="0" w:name="Table Classic 1"/>
-    <w:lsdException w:unhideWhenUsed="0" w:uiPriority="0" w:semiHidden="0" w:name="Table Classic 2"/>
-    <w:lsdException w:unhideWhenUsed="0" w:uiPriority="0" w:semiHidden="0" w:name="Table Classic 3"/>
-    <w:lsdException w:unhideWhenUsed="0" w:uiPriority="0" w:semiHidden="0" w:name="Table Classic 4"/>
-    <w:lsdException w:unhideWhenUsed="0" w:uiPriority="0" w:semiHidden="0" w:name="Table Colorful 1"/>
-    <w:lsdException w:unhideWhenUsed="0" w:uiPriority="0" w:semiHidden="0" w:name="Table Colorful 2"/>
-    <w:lsdException w:unhideWhenUsed="0" w:uiPriority="0" w:semiHidden="0" w:name="Table Colorful 3"/>
-    <w:lsdException w:unhideWhenUsed="0" w:uiPriority="0" w:semiHidden="0" w:name="Table Columns 1"/>
-    <w:lsdException w:unhideWhenUsed="0" w:uiPriority="0" w:semiHidden="0" w:name="Table Columns 2"/>
-    <w:lsdException w:unhideWhenUsed="0" w:uiPriority="0" w:semiHidden="0" w:name="Table Columns 3"/>
-    <w:lsdException w:unhideWhenUsed="0" w:uiPriority="0" w:semiHidden="0" w:name="Table Columns 4"/>
-    <w:lsdException w:unhideWhenUsed="0" w:uiPriority="0" w:semiHidden="0" w:name="Table Columns 5"/>
-    <w:lsdException w:unhideWhenUsed="0" w:uiPriority="0" w:semiHidden="0" w:name="Table Grid 1"/>
-    <w:lsdException w:unhideWhenUsed="0" w:uiPriority="0" w:semiHidden="0" w:name="Table Grid 2"/>
-    <w:lsdException w:unhideWhenUsed="0" w:uiPriority="0" w:semiHidden="0" w:name="Table Grid 3"/>
-    <w:lsdException w:unhideWhenUsed="0" w:uiPriority="0" w:semiHidden="0" w:name="Table Grid 4"/>
-    <w:lsdException w:unhideWhenUsed="0" w:uiPriority="0" w:semiHidden="0" w:name="Table Grid 5"/>
-    <w:lsdException w:unhideWhenUsed="0" w:uiPriority="0" w:semiHidden="0" w:name="Table Grid 6"/>
-    <w:lsdException w:unhideWhenUsed="0" w:uiPriority="0" w:semiHidden="0" w:name="Table Grid 7"/>
-    <w:lsdException w:unhideWhenUsed="0" w:uiPriority="0" w:semiHidden="0" w:name="Table Grid 8"/>
-    <w:lsdException w:unhideWhenUsed="0" w:uiPriority="0" w:semiHidden="0" w:name="Table List 1"/>
-    <w:lsdException w:unhideWhenUsed="0" w:uiPriority="0" w:semiHidden="0" w:name="Table List 2"/>
-    <w:lsdException w:unhideWhenUsed="0" w:uiPriority="0" w:semiHidden="0" w:name="Table List 3"/>
-    <w:lsdException w:unhideWhenUsed="0" w:uiPriority="0" w:semiHidden="0" w:name="Table List 4"/>
-    <w:lsdException w:unhideWhenUsed="0" w:uiPriority="0" w:semiHidden="0" w:name="Table List 5"/>
-    <w:lsdException w:unhideWhenUsed="0" w:uiPriority="0" w:semiHidden="0" w:name="Table List 6"/>
-    <w:lsdException w:unhideWhenUsed="0" w:uiPriority="0" w:semiHidden="0" w:name="Table List 7"/>
-    <w:lsdException w:unhideWhenUsed="0" w:uiPriority="0" w:semiHidden="0" w:name="Table List 8"/>
-    <w:lsdException w:unhideWhenUsed="0" w:uiPriority="0" w:semiHidden="0" w:name="Table 3D effects 1"/>
-    <w:lsdException w:unhideWhenUsed="0" w:uiPriority="0" w:semiHidden="0" w:name="Table 3D effects 2"/>
-    <w:lsdException w:unhideWhenUsed="0" w:uiPriority="0" w:semiHidden="0" w:name="Table 3D effects 3"/>
-    <w:lsdException w:unhideWhenUsed="0" w:uiPriority="0" w:semiHidden="0" w:name="Table Contemporary"/>
-    <w:lsdException w:unhideWhenUsed="0" w:uiPriority="0" w:semiHidden="0" w:name="Table Elegant"/>
-    <w:lsdException w:unhideWhenUsed="0" w:uiPriority="0" w:semiHidden="0" w:name="Table Professional"/>
-    <w:lsdException w:unhideWhenUsed="0" w:uiPriority="0" w:semiHidden="0" w:name="Table Subtle 1"/>
-    <w:lsdException w:unhideWhenUsed="0" w:uiPriority="0" w:semiHidden="0" w:name="Table Subtle 2"/>
-    <w:lsdException w:unhideWhenUsed="0" w:uiPriority="0" w:semiHidden="0" w:name="Table Web 1"/>
-    <w:lsdException w:unhideWhenUsed="0" w:uiPriority="0" w:semiHidden="0" w:name="Table Web 2"/>
-    <w:lsdException w:unhideWhenUsed="0" w:uiPriority="0" w:semiHidden="0" w:name="Table Web 3"/>
-    <w:lsdException w:unhideWhenUsed="0" w:uiPriority="0" w:semiHidden="0" w:name="Balloon Text"/>
-    <w:lsdException w:qFormat="1" w:unhideWhenUsed="0" w:uiPriority="0" w:semiHidden="0" w:name="Table Grid"/>
-    <w:lsdException w:unhideWhenUsed="0" w:uiPriority="0" w:semiHidden="0" w:name="Table Theme"/>
-    <w:lsdException w:unhideWhenUsed="0" w:uiPriority="60" w:semiHidden="0" w:name="Light Shading"/>
-    <w:lsdException w:unhideWhenUsed="0" w:uiPriority="61" w:semiHidden="0" w:name="Light List"/>
-    <w:lsdException w:unhideWhenUsed="0" w:uiPriority="62" w:semiHidden="0" w:name="Light Grid"/>
-    <w:lsdException w:unhideWhenUsed="0" w:uiPriority="63" w:semiHidden="0" w:name="Medium Shading 1"/>
-    <w:lsdException w:unhideWhenUsed="0" w:uiPriority="64" w:semiHidden="0" w:name="Medium Shading 2"/>
-    <w:lsdException w:unhideWhenUsed="0" w:uiPriority="65" w:semiHidden="0" w:name="Medium List 1"/>
-    <w:lsdException w:unhideWhenUsed="0" w:uiPriority="66" w:semiHidden="0" w:name="Medium List 2"/>
-    <w:lsdException w:unhideWhenUsed="0" w:uiPriority="67" w:semiHidden="0" w:name="Medium Grid 1"/>
-    <w:lsdException w:unhideWhenUsed="0" w:uiPriority="68" w:semiHidden="0" w:name="Medium Grid 2"/>
-    <w:lsdException w:unhideWhenUsed="0" w:uiPriority="69" w:semiHidden="0" w:name="Medium Grid 3"/>
-    <w:lsdException w:unhideWhenUsed="0" w:uiPriority="70" w:semiHidden="0" w:name="Dark List"/>
-    <w:lsdException w:unhideWhenUsed="0" w:uiPriority="71" w:semiHidden="0" w:name="Colorful Shading"/>
-    <w:lsdException w:unhideWhenUsed="0" w:uiPriority="72" w:semiHidden="0" w:name="Colorful List"/>
-    <w:lsdException w:unhideWhenUsed="0" w:uiPriority="73" w:semiHidden="0" w:name="Colorful Grid"/>
-    <w:lsdException w:unhideWhenUsed="0" w:uiPriority="60" w:semiHidden="0" w:name="Light Shading Accent 1"/>
-    <w:lsdException w:unhideWhenUsed="0" w:uiPriority="61" w:semiHidden="0" w:name="Light List Accent 1"/>
-    <w:lsdException w:unhideWhenUsed="0" w:uiPriority="62" w:semiHidden="0" w:name="Light Grid Accent 1"/>
-    <w:lsdException w:unhideWhenUsed="0" w:uiPriority="63" w:semiHidden="0" w:name="Medium Shading 1 Accent 1"/>
-    <w:lsdException w:unhideWhenUsed="0" w:uiPriority="64" w:semiHidden="0" w:name="Medium Shading 2 Accent 1"/>
-    <w:lsdException w:unhideWhenUsed="0" w:uiPriority="65" w:semiHidden="0" w:name="Medium List 1 Accent 1"/>
-    <w:lsdException w:unhideWhenUsed="0" w:uiPriority="66" w:semiHidden="0" w:name="Medium List 2 Accent 1"/>
-    <w:lsdException w:unhideWhenUsed="0" w:uiPriority="67" w:semiHidden="0" w:name="Medium Grid 1 Accent 1"/>
-    <w:lsdException w:unhideWhenUsed="0" w:uiPriority="68" w:semiHidden="0" w:name="Medium Grid 2 Accent 1"/>
-    <w:lsdException w:unhideWhenUsed="0" w:uiPriority="69" w:semiHidden="0" w:name="Medium Grid 3 Accent 1"/>
-    <w:lsdException w:unhideWhenUsed="0" w:uiPriority="70" w:semiHidden="0" w:name="Dark List Accent 1"/>
-    <w:lsdException w:unhideWhenUsed="0" w:uiPriority="71" w:semiHidden="0" w:name="Colorful Shading Accent 1"/>
-    <w:lsdException w:unhideWhenUsed="0" w:uiPriority="72" w:semiHidden="0" w:name="Colorful List Accent 1"/>
-    <w:lsdException w:unhideWhenUsed="0" w:uiPriority="73" w:semiHidden="0" w:name="Colorful Grid Accent 1"/>
-    <w:lsdException w:unhideWhenUsed="0" w:uiPriority="60" w:semiHidden="0" w:name="Light Shading Accent 2"/>
-    <w:lsdException w:unhideWhenUsed="0" w:uiPriority="61" w:semiHidden="0" w:name="Light List Accent 2"/>
-    <w:lsdException w:unhideWhenUsed="0" w:uiPriority="62" w:semiHidden="0" w:name="Light Grid Accent 2"/>
-    <w:lsdException w:unhideWhenUsed="0" w:uiPriority="63" w:semiHidden="0" w:name="Medium Shading 1 Accent 2"/>
-    <w:lsdException w:unhideWhenUsed="0" w:uiPriority="64" w:semiHidden="0" w:name="Medium Shading 2 Accent 2"/>
-    <w:lsdException w:unhideWhenUsed="0" w:uiPriority="65" w:semiHidden="0" w:name="Medium List 1 Accent 2"/>
-    <w:lsdException w:unhideWhenUsed="0" w:uiPriority="66" w:semiHidden="0" w:name="Medium List 2 Accent 2"/>
-    <w:lsdException w:unhideWhenUsed="0" w:uiPriority="67" w:semiHidden="0" w:name="Medium Grid 1 Accent 2"/>
-    <w:lsdException w:unhideWhenUsed="0" w:uiPriority="68" w:semiHidden="0" w:name="Medium Grid 2 Accent 2"/>
-    <w:lsdException w:unhideWhenUsed="0" w:uiPriority="69" w:semiHidden="0" w:name="Medium Grid 3 Accent 2"/>
-    <w:lsdException w:unhideWhenUsed="0" w:uiPriority="70" w:semiHidden="0" w:name="Dark List Accent 2"/>
-    <w:lsdException w:unhideWhenUsed="0" w:uiPriority="71" w:semiHidden="0" w:name="Colorful Shading Accent 2"/>
-    <w:lsdException w:unhideWhenUsed="0" w:uiPriority="72" w:semiHidden="0" w:name="Colorful List Accent 2"/>
-    <w:lsdException w:unhideWhenUsed="0" w:uiPriority="73" w:semiHidden="0" w:name="Colorful Grid Accent 2"/>
-    <w:lsdException w:unhideWhenUsed="0" w:uiPriority="60" w:semiHidden="0" w:name="Light Shading Accent 3"/>
-    <w:lsdException w:unhideWhenUsed="0" w:uiPriority="61" w:semiHidden="0" w:name="Light List Accent 3"/>
-    <w:lsdException w:unhideWhenUsed="0" w:uiPriority="62" w:semiHidden="0" w:name="Light Grid Accent 3"/>
-    <w:lsdException w:unhideWhenUsed="0" w:uiPriority="63" w:semiHidden="0" w:name="Medium Shading 1 Accent 3"/>
-    <w:lsdException w:unhideWhenUsed="0" w:uiPriority="64" w:semiHidden="0" w:name="Medium Shading 2 Accent 3"/>
-    <w:lsdException w:unhideWhenUsed="0" w:uiPriority="65" w:semiHidden="0" w:name="Medium List 1 Accent 3"/>
-    <w:lsdException w:unhideWhenUsed="0" w:uiPriority="66" w:semiHidden="0" w:name="Medium List 2 Accent 3"/>
-    <w:lsdException w:unhideWhenUsed="0" w:uiPriority="67" w:semiHidden="0" w:name="Medium Grid 1 Accent 3"/>
-    <w:lsdException w:unhideWhenUsed="0" w:uiPriority="68" w:semiHidden="0" w:name="Medium Grid 2 Accent 3"/>
-    <w:lsdException w:unhideWhenUsed="0" w:uiPriority="69" w:semiHidden="0" w:name="Medium Grid 3 Accent 3"/>
-    <w:lsdException w:unhideWhenUsed="0" w:uiPriority="70" w:semiHidden="0" w:name="Dark List Accent 3"/>
-    <w:lsdException w:unhideWhenUsed="0" w:uiPriority="71" w:semiHidden="0" w:name="Colorful Shading Accent 3"/>
-    <w:lsdException w:unhideWhenUsed="0" w:uiPriority="72" w:semiHidden="0" w:name="Colorful List Accent 3"/>
-    <w:lsdException w:unhideWhenUsed="0" w:uiPriority="73" w:semiHidden="0" w:name="Colorful Grid Accent 3"/>
-    <w:lsdException w:unhideWhenUsed="0" w:uiPriority="60" w:semiHidden="0" w:name="Light Shading Accent 4"/>
-    <w:lsdException w:unhideWhenUsed="0" w:uiPriority="61" w:semiHidden="0" w:name="Light List Accent 4"/>
-    <w:lsdException w:unhideWhenUsed="0" w:uiPriority="62" w:semiHidden="0" w:name="Light Grid Accent 4"/>
-    <w:lsdException w:unhideWhenUsed="0" w:uiPriority="63" w:semiHidden="0" w:name="Medium Shading 1 Accent 4"/>
-    <w:lsdException w:unhideWhenUsed="0" w:uiPriority="64" w:semiHidden="0" w:name="Medium Shading 2 Accent 4"/>
-    <w:lsdException w:unhideWhenUsed="0" w:uiPriority="65" w:semiHidden="0" w:name="Medium List 1 Accent 4"/>
-    <w:lsdException w:unhideWhenUsed="0" w:uiPriority="66" w:semiHidden="0" w:name="Medium List 2 Accent 4"/>
-    <w:lsdException w:unhideWhenUsed="0" w:uiPriority="67" w:semiHidden="0" w:name="Medium Grid 1 Accent 4"/>
-    <w:lsdException w:unhideWhenUsed="0" w:uiPriority="68" w:semiHidden="0" w:name="Medium Grid 2 Accent 4"/>
-    <w:lsdException w:unhideWhenUsed="0" w:uiPriority="69" w:semiHidden="0" w:name="Medium Grid 3 Accent 4"/>
-    <w:lsdException w:unhideWhenUsed="0" w:uiPriority="70" w:semiHidden="0" w:name="Dark List Accent 4"/>
-    <w:lsdException w:unhideWhenUsed="0" w:uiPriority="71" w:semiHidden="0" w:name="Colorful Shading Accent 4"/>
-    <w:lsdException w:unhideWhenUsed="0" w:uiPriority="72" w:semiHidden="0" w:name="Colorful List Accent 4"/>
-    <w:lsdException w:unhideWhenUsed="0" w:uiPriority="73" w:semiHidden="0" w:name="Colorful Grid Accent 4"/>
-    <w:lsdException w:unhideWhenUsed="0" w:uiPriority="60" w:semiHidden="0" w:name="Light Shading Accent 5"/>
-    <w:lsdException w:unhideWhenUsed="0" w:uiPriority="61" w:semiHidden="0" w:name="Light List Accent 5"/>
-    <w:lsdException w:unhideWhenUsed="0" w:uiPriority="62" w:semiHidden="0" w:name="Light Grid Accent 5"/>
-    <w:lsdException w:unhideWhenUsed="0" w:uiPriority="63" w:semiHidden="0" w:name="Medium Shading 1 Accent 5"/>
-    <w:lsdException w:unhideWhenUsed="0" w:uiPriority="64" w:semiHidden="0" w:name="Medium Shading 2 Accent 5"/>
-    <w:lsdException w:unhideWhenUsed="0" w:uiPriority="65" w:semiHidden="0" w:name="Medium List 1 Accent 5"/>
-    <w:lsdException w:unhideWhenUsed="0" w:uiPriority="66" w:semiHidden="0" w:name="Medium List 2 Accent 5"/>
-    <w:lsdException w:unhideWhenUsed="0" w:uiPriority="67" w:semiHidden="0" w:name="Medium Grid 1 Accent 5"/>
-    <w:lsdException w:unhideWhenUsed="0" w:uiPriority="68" w:semiHidden="0" w:name="Medium Grid 2 Accent 5"/>
-    <w:lsdException w:unhideWhenUsed="0" w:uiPriority="69" w:semiHidden="0" w:name="Medium Grid 3 Accent 5"/>
-    <w:lsdException w:unhideWhenUsed="0" w:uiPriority="70" w:semiHidden="0" w:name="Dark List Accent 5"/>
-    <w:lsdException w:unhideWhenUsed="0" w:uiPriority="71" w:semiHidden="0" w:name="Colorful Shading Accent 5"/>
-    <w:lsdException w:unhideWhenUsed="0" w:uiPriority="72" w:semiHidden="0" w:name="Colorful List Accent 5"/>
-    <w:lsdException w:unhideWhenUsed="0" w:uiPriority="73" w:semiHidden="0" w:name="Colorful Grid Accent 5"/>
-    <w:lsdException w:unhideWhenUsed="0" w:uiPriority="60" w:semiHidden="0" w:name="Light Shading Accent 6"/>
-    <w:lsdException w:unhideWhenUsed="0" w:uiPriority="61" w:semiHidden="0" w:name="Light List Accent 6"/>
-    <w:lsdException w:unhideWhenUsed="0" w:uiPriority="62" w:semiHidden="0" w:name="Light Grid Accent 6"/>
-    <w:lsdException w:unhideWhenUsed="0" w:uiPriority="63" w:semiHidden="0" w:name="Medium Shading 1 Accent 6"/>
-    <w:lsdException w:unhideWhenUsed="0" w:uiPriority="64" w:semiHidden="0" w:name="Medium Shading 2 Accent 6"/>
-    <w:lsdException w:unhideWhenUsed="0" w:uiPriority="65" w:semiHidden="0" w:name="Medium List 1 Accent 6"/>
-    <w:lsdException w:unhideWhenUsed="0" w:uiPriority="66" w:semiHidden="0" w:name="Medium List 2 Accent 6"/>
-    <w:lsdException w:unhideWhenUsed="0" w:uiPriority="67" w:semiHidden="0" w:name="Medium Grid 1 Accent 6"/>
-    <w:lsdException w:unhideWhenUsed="0" w:uiPriority="68" w:semiHidden="0" w:name="Medium Grid 2 Accent 6"/>
-    <w:lsdException w:unhideWhenUsed="0" w:uiPriority="69" w:semiHidden="0" w:name="Medium Grid 3 Accent 6"/>
-    <w:lsdException w:unhideWhenUsed="0" w:uiPriority="70" w:semiHidden="0" w:name="Dark List Accent 6"/>
-    <w:lsdException w:unhideWhenUsed="0" w:uiPriority="71" w:semiHidden="0" w:name="Colorful Shading Accent 6"/>
-    <w:lsdException w:unhideWhenUsed="0" w:uiPriority="72" w:semiHidden="0" w:name="Colorful List Accent 6"/>
-    <w:lsdException w:unhideWhenUsed="0" w:uiPriority="73" w:semiHidden="0" w:name="Colorful Grid Accent 6"/>
+  <w:latentStyles w:defLockedState="0" w:defUIPriority="99" w:defSemiHidden="1" w:defUnhideWhenUsed="1" w:defQFormat="0" w:count="260">
+    <w:lsdException w:name="Normal" w:semiHidden="0" w:uiPriority="0" w:unhideWhenUsed="0" w:qFormat="1"/>
+    <w:lsdException w:name="heading 1" w:semiHidden="0" w:uiPriority="0" w:unhideWhenUsed="0" w:qFormat="1"/>
+    <w:lsdException w:name="heading 2" w:semiHidden="0" w:uiPriority="0" w:qFormat="1"/>
+    <w:lsdException w:name="heading 3" w:uiPriority="0" w:qFormat="1"/>
+    <w:lsdException w:name="heading 4" w:semiHidden="0" w:uiPriority="0" w:qFormat="1"/>
+    <w:lsdException w:name="heading 5" w:uiPriority="0" w:qFormat="1"/>
+    <w:lsdException w:name="heading 6" w:uiPriority="0" w:qFormat="1"/>
+    <w:lsdException w:name="heading 7" w:uiPriority="0" w:qFormat="1"/>
+    <w:lsdException w:name="heading 8" w:uiPriority="0" w:qFormat="1"/>
+    <w:lsdException w:name="heading 9" w:uiPriority="0" w:qFormat="1"/>
+    <w:lsdException w:name="index 1" w:semiHidden="0" w:uiPriority="0" w:unhideWhenUsed="0"/>
+    <w:lsdException w:name="index 2" w:semiHidden="0" w:uiPriority="0" w:unhideWhenUsed="0"/>
+    <w:lsdException w:name="index 3" w:semiHidden="0" w:uiPriority="0" w:unhideWhenUsed="0"/>
+    <w:lsdException w:name="index 4" w:semiHidden="0" w:uiPriority="0" w:unhideWhenUsed="0"/>
+    <w:lsdException w:name="index 5" w:semiHidden="0" w:uiPriority="0" w:unhideWhenUsed="0"/>
+    <w:lsdException w:name="index 6" w:semiHidden="0" w:uiPriority="0" w:unhideWhenUsed="0"/>
+    <w:lsdException w:name="index 7" w:semiHidden="0" w:uiPriority="0" w:unhideWhenUsed="0"/>
+    <w:lsdException w:name="index 8" w:semiHidden="0" w:uiPriority="0" w:unhideWhenUsed="0"/>
+    <w:lsdException w:name="index 9" w:semiHidden="0" w:uiPriority="0" w:unhideWhenUsed="0"/>
+    <w:lsdException w:name="toc 1" w:semiHidden="0" w:uiPriority="0" w:unhideWhenUsed="0" w:qFormat="1"/>
+    <w:lsdException w:name="toc 2" w:semiHidden="0" w:uiPriority="0" w:unhideWhenUsed="0" w:qFormat="1"/>
+    <w:lsdException w:name="toc 3" w:semiHidden="0" w:uiPriority="0" w:unhideWhenUsed="0" w:qFormat="1"/>
+    <w:lsdException w:name="toc 4" w:semiHidden="0" w:uiPriority="0" w:unhideWhenUsed="0"/>
+    <w:lsdException w:name="toc 5" w:semiHidden="0" w:uiPriority="0" w:unhideWhenUsed="0"/>
+    <w:lsdException w:name="toc 6" w:semiHidden="0" w:uiPriority="0" w:unhideWhenUsed="0"/>
+    <w:lsdException w:name="toc 7" w:semiHidden="0" w:uiPriority="0" w:unhideWhenUsed="0"/>
+    <w:lsdException w:name="toc 8" w:semiHidden="0" w:uiPriority="0" w:unhideWhenUsed="0"/>
+    <w:lsdException w:name="toc 9" w:semiHidden="0" w:uiPriority="0" w:unhideWhenUsed="0"/>
+    <w:lsdException w:name="Normal Indent" w:semiHidden="0" w:uiPriority="0" w:unhideWhenUsed="0"/>
+    <w:lsdException w:name="footnote text" w:semiHidden="0" w:uiPriority="0" w:unhideWhenUsed="0"/>
+    <w:lsdException w:name="annotation text" w:semiHidden="0" w:uiPriority="0" w:unhideWhenUsed="0" w:qFormat="1"/>
+    <w:lsdException w:name="header" w:semiHidden="0" w:uiPriority="0" w:unhideWhenUsed="0" w:qFormat="1"/>
+    <w:lsdException w:name="footer" w:semiHidden="0" w:uiPriority="0" w:unhideWhenUsed="0" w:qFormat="1"/>
+    <w:lsdException w:name="index heading" w:semiHidden="0" w:uiPriority="0" w:unhideWhenUsed="0"/>
+    <w:lsdException w:name="caption" w:uiPriority="0" w:qFormat="1"/>
+    <w:lsdException w:name="table of figures" w:semiHidden="0" w:uiPriority="0" w:unhideWhenUsed="0" w:qFormat="1"/>
+    <w:lsdException w:name="envelope address" w:semiHidden="0" w:uiPriority="0" w:unhideWhenUsed="0"/>
+    <w:lsdException w:name="envelope return" w:semiHidden="0" w:uiPriority="0" w:unhideWhenUsed="0"/>
+    <w:lsdException w:name="footnote reference" w:semiHidden="0" w:uiPriority="0" w:unhideWhenUsed="0"/>
+    <w:lsdException w:name="annotation reference" w:semiHidden="0" w:uiPriority="0" w:unhideWhenUsed="0"/>
+    <w:lsdException w:name="line number" w:semiHidden="0" w:uiPriority="0" w:unhideWhenUsed="0"/>
+    <w:lsdException w:name="page number" w:semiHidden="0" w:uiPriority="0" w:unhideWhenUsed="0"/>
+    <w:lsdException w:name="endnote reference" w:semiHidden="0" w:uiPriority="0" w:unhideWhenUsed="0"/>
+    <w:lsdException w:name="endnote text" w:semiHidden="0" w:uiPriority="0" w:unhideWhenUsed="0"/>
+    <w:lsdException w:name="table of authorities" w:semiHidden="0" w:uiPriority="0" w:unhideWhenUsed="0"/>
+    <w:lsdException w:name="macro" w:semiHidden="0" w:uiPriority="0" w:unhideWhenUsed="0"/>
+    <w:lsdException w:name="toa heading" w:semiHidden="0" w:uiPriority="0" w:unhideWhenUsed="0"/>
+    <w:lsdException w:name="List" w:semiHidden="0" w:uiPriority="0" w:unhideWhenUsed="0"/>
+    <w:lsdException w:name="List Bullet" w:semiHidden="0" w:uiPriority="0" w:unhideWhenUsed="0"/>
+    <w:lsdException w:name="List Number" w:semiHidden="0" w:uiPriority="0" w:unhideWhenUsed="0"/>
+    <w:lsdException w:name="List 2" w:semiHidden="0" w:uiPriority="0" w:unhideWhenUsed="0"/>
+    <w:lsdException w:name="List 3" w:semiHidden="0" w:uiPriority="0" w:unhideWhenUsed="0"/>
+    <w:lsdException w:name="List 4" w:semiHidden="0" w:uiPriority="0" w:unhideWhenUsed="0"/>
+    <w:lsdException w:name="List 5" w:semiHidden="0" w:uiPriority="0" w:unhideWhenUsed="0"/>
+    <w:lsdException w:name="List Bullet 2" w:semiHidden="0" w:uiPriority="0" w:unhideWhenUsed="0"/>
+    <w:lsdException w:name="List Bullet 3" w:semiHidden="0" w:uiPriority="0" w:unhideWhenUsed="0"/>
+    <w:lsdException w:name="List Bullet 4" w:semiHidden="0" w:uiPriority="0" w:unhideWhenUsed="0"/>
+    <w:lsdException w:name="List Bullet 5" w:semiHidden="0" w:uiPriority="0" w:unhideWhenUsed="0"/>
+    <w:lsdException w:name="List Number 2" w:semiHidden="0" w:uiPriority="0" w:unhideWhenUsed="0"/>
+    <w:lsdException w:name="List Number 3" w:semiHidden="0" w:uiPriority="0" w:unhideWhenUsed="0"/>
+    <w:lsdException w:name="List Number 4" w:semiHidden="0" w:uiPriority="0" w:unhideWhenUsed="0"/>
+    <w:lsdException w:name="List Number 5" w:semiHidden="0" w:uiPriority="0" w:unhideWhenUsed="0"/>
+    <w:lsdException w:name="Title" w:semiHidden="0" w:uiPriority="0" w:unhideWhenUsed="0" w:qFormat="1"/>
+    <w:lsdException w:name="Closing" w:semiHidden="0" w:uiPriority="0" w:unhideWhenUsed="0"/>
+    <w:lsdException w:name="Signature" w:semiHidden="0" w:uiPriority="0" w:unhideWhenUsed="0"/>
+    <w:lsdException w:name="Default Paragraph Font" w:uiPriority="0" w:unhideWhenUsed="0" w:qFormat="1"/>
+    <w:lsdException w:name="Body Text" w:uiPriority="0" w:unhideWhenUsed="0" w:qFormat="1"/>
+    <w:lsdException w:name="Body Text Indent" w:semiHidden="0" w:uiPriority="0" w:unhideWhenUsed="0"/>
+    <w:lsdException w:name="List Continue" w:semiHidden="0" w:uiPriority="0" w:unhideWhenUsed="0"/>
+    <w:lsdException w:name="List Continue 2" w:semiHidden="0" w:uiPriority="0" w:unhideWhenUsed="0"/>
+    <w:lsdException w:name="List Continue 3" w:semiHidden="0" w:uiPriority="0" w:unhideWhenUsed="0"/>
+    <w:lsdException w:name="List Continue 4" w:semiHidden="0" w:uiPriority="0" w:unhideWhenUsed="0"/>
+    <w:lsdException w:name="List Continue 5" w:semiHidden="0" w:uiPriority="0" w:unhideWhenUsed="0"/>
+    <w:lsdException w:name="Message Header" w:semiHidden="0" w:uiPriority="0" w:unhideWhenUsed="0"/>
+    <w:lsdException w:name="Subtitle" w:semiHidden="0" w:uiPriority="0" w:unhideWhenUsed="0" w:qFormat="1"/>
+    <w:lsdException w:name="Salutation" w:semiHidden="0" w:uiPriority="0" w:unhideWhenUsed="0"/>
+    <w:lsdException w:name="Date" w:semiHidden="0" w:uiPriority="0" w:unhideWhenUsed="0"/>
+    <w:lsdException w:name="Body Text First Indent" w:semiHidden="0" w:uiPriority="0" w:unhideWhenUsed="0"/>
+    <w:lsdException w:name="Body Text First Indent 2" w:semiHidden="0" w:uiPriority="0" w:unhideWhenUsed="0"/>
+    <w:lsdException w:name="Body Text 2" w:semiHidden="0" w:uiPriority="0" w:unhideWhenUsed="0"/>
+    <w:lsdException w:name="Body Text 3" w:semiHidden="0" w:uiPriority="0" w:unhideWhenUsed="0"/>
+    <w:lsdException w:name="Body Text Indent 2" w:semiHidden="0" w:uiPriority="0" w:unhideWhenUsed="0"/>
+    <w:lsdException w:name="Body Text Indent 3" w:semiHidden="0" w:uiPriority="0" w:unhideWhenUsed="0"/>
+    <w:lsdException w:name="Block Text" w:semiHidden="0" w:uiPriority="0" w:unhideWhenUsed="0"/>
+    <w:lsdException w:name="Hyperlink" w:semiHidden="0" w:uiPriority="0" w:unhideWhenUsed="0"/>
+    <w:lsdException w:name="FollowedHyperlink" w:semiHidden="0" w:uiPriority="0" w:unhideWhenUsed="0"/>
+    <w:lsdException w:name="Strong" w:semiHidden="0" w:uiPriority="0" w:unhideWhenUsed="0" w:qFormat="1"/>
+    <w:lsdException w:name="Emphasis" w:semiHidden="0" w:uiPriority="0" w:unhideWhenUsed="0" w:qFormat="1"/>
+    <w:lsdException w:name="Document Map" w:semiHidden="0" w:uiPriority="0" w:unhideWhenUsed="0"/>
+    <w:lsdException w:name="Plain Text" w:semiHidden="0" w:uiPriority="0" w:unhideWhenUsed="0"/>
+    <w:lsdException w:name="E-mail Signature" w:semiHidden="0" w:uiPriority="0" w:unhideWhenUsed="0"/>
+    <w:lsdException w:name="Normal (Web)" w:semiHidden="0" w:uiPriority="0" w:unhideWhenUsed="0" w:qFormat="1"/>
+    <w:lsdException w:name="HTML Acronym" w:semiHidden="0" w:uiPriority="0" w:unhideWhenUsed="0"/>
+    <w:lsdException w:name="HTML Address" w:semiHidden="0" w:uiPriority="0" w:unhideWhenUsed="0"/>
+    <w:lsdException w:name="HTML Cite" w:semiHidden="0" w:uiPriority="0" w:unhideWhenUsed="0"/>
+    <w:lsdException w:name="HTML Code" w:semiHidden="0" w:uiPriority="0" w:unhideWhenUsed="0"/>
+    <w:lsdException w:name="HTML Definition" w:semiHidden="0" w:uiPriority="0" w:unhideWhenUsed="0"/>
+    <w:lsdException w:name="HTML Keyboard" w:semiHidden="0" w:uiPriority="0" w:unhideWhenUsed="0"/>
+    <w:lsdException w:name="HTML Preformatted" w:semiHidden="0" w:uiPriority="0" w:unhideWhenUsed="0" w:qFormat="1"/>
+    <w:lsdException w:name="HTML Sample" w:semiHidden="0" w:uiPriority="0" w:unhideWhenUsed="0"/>
+    <w:lsdException w:name="HTML Typewriter" w:semiHidden="0" w:uiPriority="0" w:unhideWhenUsed="0"/>
+    <w:lsdException w:name="HTML Variable" w:semiHidden="0" w:uiPriority="0" w:unhideWhenUsed="0"/>
+    <w:lsdException w:name="Normal Table" w:uiPriority="0" w:unhideWhenUsed="0" w:qFormat="1"/>
+    <w:lsdException w:name="annotation subject" w:semiHidden="0" w:uiPriority="0" w:unhideWhenUsed="0"/>
+    <w:lsdException w:name="Table Simple 1" w:semiHidden="0" w:uiPriority="0" w:unhideWhenUsed="0"/>
+    <w:lsdException w:name="Table Simple 2" w:semiHidden="0" w:uiPriority="0" w:unhideWhenUsed="0"/>
+    <w:lsdException w:name="Table Simple 3" w:semiHidden="0" w:uiPriority="0" w:unhideWhenUsed="0"/>
+    <w:lsdException w:name="Table Classic 1" w:semiHidden="0" w:uiPriority="0" w:unhideWhenUsed="0"/>
+    <w:lsdException w:name="Table Classic 2" w:semiHidden="0" w:uiPriority="0" w:unhideWhenUsed="0"/>
+    <w:lsdException w:name="Table Classic 3" w:semiHidden="0" w:uiPriority="0" w:unhideWhenUsed="0"/>
+    <w:lsdException w:name="Table Classic 4" w:semiHidden="0" w:uiPriority="0" w:unhideWhenUsed="0"/>
+    <w:lsdException w:name="Table Colorful 1" w:semiHidden="0" w:uiPriority="0" w:unhideWhenUsed="0"/>
+    <w:lsdException w:name="Table Colorful 2" w:semiHidden="0" w:uiPriority="0" w:unhideWhenUsed="0"/>
+    <w:lsdException w:name="Table Colorful 3" w:semiHidden="0" w:uiPriority="0" w:unhideWhenUsed="0"/>
+    <w:lsdException w:name="Table Columns 1" w:semiHidden="0" w:uiPriority="0" w:unhideWhenUsed="0"/>
+    <w:lsdException w:name="Table Columns 2" w:semiHidden="0" w:uiPriority="0" w:unhideWhenUsed="0"/>
+    <w:lsdException w:name="Table Columns 3" w:semiHidden="0" w:uiPriority="0" w:unhideWhenUsed="0"/>
+    <w:lsdException w:name="Table Columns 4" w:semiHidden="0" w:uiPriority="0" w:unhideWhenUsed="0"/>
+    <w:lsdException w:name="Table Columns 5" w:semiHidden="0" w:uiPriority="0" w:unhideWhenUsed="0"/>
+    <w:lsdException w:name="Table Grid 1" w:semiHidden="0" w:uiPriority="0" w:unhideWhenUsed="0"/>
+    <w:lsdException w:name="Table Grid 2" w:semiHidden="0" w:uiPriority="0" w:unhideWhenUsed="0"/>
+    <w:lsdException w:name="Table Grid 3" w:semiHidden="0" w:uiPriority="0" w:unhideWhenUsed="0"/>
+    <w:lsdException w:name="Table Grid 4" w:semiHidden="0" w:uiPriority="0" w:unhideWhenUsed="0"/>
+    <w:lsdException w:name="Table Grid 5" w:semiHidden="0" w:uiPriority="0" w:unhideWhenUsed="0"/>
+    <w:lsdException w:name="Table Grid 6" w:semiHidden="0" w:uiPriority="0" w:unhideWhenUsed="0"/>
+    <w:lsdException w:name="Table Grid 7" w:semiHidden="0" w:uiPriority="0" w:unhideWhenUsed="0"/>
+    <w:lsdException w:name="Table Grid 8" w:semiHidden="0" w:uiPriority="0" w:unhideWhenUsed="0"/>
+    <w:lsdException w:name="Table List 1" w:semiHidden="0" w:uiPriority="0" w:unhideWhenUsed="0"/>
+    <w:lsdException w:name="Table List 2" w:semiHidden="0" w:uiPriority="0" w:unhideWhenUsed="0"/>
+    <w:lsdException w:name="Table List 3" w:semiHidden="0" w:uiPriority="0" w:unhideWhenUsed="0"/>
+    <w:lsdException w:name="Table List 4" w:semiHidden="0" w:uiPriority="0" w:unhideWhenUsed="0"/>
+    <w:lsdException w:name="Table List 5" w:semiHidden="0" w:uiPriority="0" w:unhideWhenUsed="0"/>
+    <w:lsdException w:name="Table List 6" w:semiHidden="0" w:uiPriority="0" w:unhideWhenUsed="0"/>
+    <w:lsdException w:name="Table List 7" w:semiHidden="0" w:uiPriority="0" w:unhideWhenUsed="0"/>
+    <w:lsdException w:name="Table List 8" w:semiHidden="0" w:uiPriority="0" w:unhideWhenUsed="0"/>
+    <w:lsdException w:name="Table 3D effects 1" w:semiHidden="0" w:uiPriority="0" w:unhideWhenUsed="0"/>
+    <w:lsdException w:name="Table 3D effects 2" w:semiHidden="0" w:uiPriority="0" w:unhideWhenUsed="0"/>
+    <w:lsdException w:name="Table 3D effects 3" w:semiHidden="0" w:uiPriority="0" w:unhideWhenUsed="0"/>
+    <w:lsdException w:name="Table Contemporary" w:semiHidden="0" w:uiPriority="0" w:unhideWhenUsed="0"/>
+    <w:lsdException w:name="Table Elegant" w:semiHidden="0" w:uiPriority="0" w:unhideWhenUsed="0"/>
+    <w:lsdException w:name="Table Professional" w:semiHidden="0" w:uiPriority="0" w:unhideWhenUsed="0"/>
+    <w:lsdException w:name="Table Subtle 1" w:semiHidden="0" w:uiPriority="0" w:unhideWhenUsed="0"/>
+    <w:lsdException w:name="Table Subtle 2" w:semiHidden="0" w:uiPriority="0" w:unhideWhenUsed="0"/>
+    <w:lsdException w:name="Table Web 1" w:semiHidden="0" w:uiPriority="0" w:unhideWhenUsed="0"/>
+    <w:lsdException w:name="Table Web 2" w:semiHidden="0" w:uiPriority="0" w:unhideWhenUsed="0"/>
+    <w:lsdException w:name="Table Web 3" w:semiHidden="0" w:uiPriority="0" w:unhideWhenUsed="0"/>
+    <w:lsdException w:name="Balloon Text" w:semiHidden="0" w:uiPriority="0" w:unhideWhenUsed="0"/>
+    <w:lsdException w:name="Table Grid" w:semiHidden="0" w:uiPriority="0" w:unhideWhenUsed="0" w:qFormat="1"/>
+    <w:lsdException w:name="Table Theme" w:semiHidden="0" w:uiPriority="0" w:unhideWhenUsed="0"/>
+    <w:lsdException w:name="Light Shading" w:semiHidden="0" w:uiPriority="60" w:unhideWhenUsed="0"/>
+    <w:lsdException w:name="Light List" w:semiHidden="0" w:uiPriority="61" w:unhideWhenUsed="0"/>
+    <w:lsdException w:name="Light Grid" w:semiHidden="0" w:uiPriority="62" w:unhideWhenUsed="0"/>
+    <w:lsdException w:name="Medium Shading 1" w:semiHidden="0" w:uiPriority="63" w:unhideWhenUsed="0"/>
+    <w:lsdException w:name="Medium Shading 2" w:semiHidden="0" w:uiPriority="64" w:unhideWhenUsed="0"/>
+    <w:lsdException w:name="Medium List 1" w:semiHidden="0" w:uiPriority="65" w:unhideWhenUsed="0"/>
+    <w:lsdException w:name="Medium List 2" w:semiHidden="0" w:uiPriority="66" w:unhideWhenUsed="0"/>
+    <w:lsdException w:name="Medium Grid 1" w:semiHidden="0" w:uiPriority="67" w:unhideWhenUsed="0"/>
+    <w:lsdException w:name="Medium Grid 2" w:semiHidden="0" w:uiPriority="68" w:unhideWhenUsed="0"/>
+    <w:lsdException w:name="Medium Grid 3" w:semiHidden="0" w:uiPriority="69" w:unhideWhenUsed="0"/>
+    <w:lsdException w:name="Dark List" w:semiHidden="0" w:uiPriority="70" w:unhideWhenUsed="0"/>
+    <w:lsdException w:name="Colorful Shading" w:semiHidden="0" w:uiPriority="71" w:unhideWhenUsed="0"/>
+    <w:lsdException w:name="Colorful List" w:semiHidden="0" w:uiPriority="72" w:unhideWhenUsed="0"/>
+    <w:lsdException w:name="Colorful Grid" w:semiHidden="0" w:uiPriority="73" w:unhideWhenUsed="0"/>
+    <w:lsdException w:name="Light Shading Accent 1" w:semiHidden="0" w:uiPriority="60" w:unhideWhenUsed="0"/>
+    <w:lsdException w:name="Light List Accent 1" w:semiHidden="0" w:uiPriority="61" w:unhideWhenUsed="0"/>
+    <w:lsdException w:name="Light Grid Accent 1" w:semiHidden="0" w:uiPriority="62" w:unhideWhenUsed="0"/>
+    <w:lsdException w:name="Medium Shading 1 Accent 1" w:semiHidden="0" w:uiPriority="63" w:unhideWhenUsed="0"/>
+    <w:lsdException w:name="Medium Shading 2 Accent 1" w:semiHidden="0" w:uiPriority="64" w:unhideWhenUsed="0"/>
+    <w:lsdException w:name="Medium List 1 Accent 1" w:semiHidden="0" w:uiPriority="65" w:unhideWhenUsed="0"/>
+    <w:lsdException w:name="Medium List 2 Accent 1" w:semiHidden="0" w:uiPriority="66" w:unhideWhenUsed="0"/>
+    <w:lsdException w:name="Medium Grid 1 Accent 1" w:semiHidden="0" w:uiPriority="67" w:unhideWhenUsed="0"/>
+    <w:lsdException w:name="Medium Grid 2 Accent 1" w:semiHidden="0" w:uiPriority="68" w:unhideWhenUsed="0"/>
+    <w:lsdException w:name="Medium Grid 3 Accent 1" w:semiHidden="0" w:uiPriority="69" w:unhideWhenUsed="0"/>
+    <w:lsdException w:name="Dark List Accent 1" w:semiHidden="0" w:uiPriority="70" w:unhideWhenUsed="0"/>
+    <w:lsdException w:name="Colorful Shading Accent 1" w:semiHidden="0" w:uiPriority="71" w:unhideWhenUsed="0"/>
+    <w:lsdException w:name="Colorful List Accent 1" w:semiHidden="0" w:uiPriority="72" w:unhideWhenUsed="0"/>
+    <w:lsdException w:name="Colorful Grid Accent 1" w:semiHidden="0" w:uiPriority="73" w:unhideWhenUsed="0"/>
+    <w:lsdException w:name="Light Shading Accent 2" w:semiHidden="0" w:uiPriority="60" w:unhideWhenUsed="0"/>
+    <w:lsdException w:name="Light List Accent 2" w:semiHidden="0" w:uiPriority="61" w:unhideWhenUsed="0"/>
+    <w:lsdException w:name="Light Grid Accent 2" w:semiHidden="0" w:uiPriority="62" w:unhideWhenUsed="0"/>
+    <w:lsdException w:name="Medium Shading 1 Accent 2" w:semiHidden="0" w:uiPriority="63" w:unhideWhenUsed="0"/>
+    <w:lsdException w:name="Medium Shading 2 Accent 2" w:semiHidden="0" w:uiPriority="64" w:unhideWhenUsed="0"/>
+    <w:lsdException w:name="Medium List 1 Accent 2" w:semiHidden="0" w:uiPriority="65" w:unhideWhenUsed="0"/>
+    <w:lsdException w:name="Medium List 2 Accent 2" w:semiHidden="0" w:uiPriority="66" w:unhideWhenUsed="0"/>
+    <w:lsdException w:name="Medium Grid 1 Accent 2" w:semiHidden="0" w:uiPriority="67" w:unhideWhenUsed="0"/>
+    <w:lsdException w:name="Medium Grid 2 Accent 2" w:semiHidden="0" w:uiPriority="68" w:unhideWhenUsed="0"/>
+    <w:lsdException w:name="Medium Grid 3 Accent 2" w:semiHidden="0" w:uiPriority="69" w:unhideWhenUsed="0"/>
+    <w:lsdException w:name="Dark List Accent 2" w:semiHidden="0" w:uiPriority="70" w:unhideWhenUsed="0"/>
+    <w:lsdException w:name="Colorful Shading Accent 2" w:semiHidden="0" w:uiPriority="71" w:unhideWhenUsed="0"/>
+    <w:lsdException w:name="Colorful List Accent 2" w:semiHidden="0" w:uiPriority="72" w:unhideWhenUsed="0"/>
+    <w:lsdException w:name="Colorful Grid Accent 2" w:semiHidden="0" w:uiPriority="73" w:unhideWhenUsed="0"/>
+    <w:lsdException w:name="Light Shading Accent 3" w:semiHidden="0" w:uiPriority="60" w:unhideWhenUsed="0"/>
+    <w:lsdException w:name="Light List Accent 3" w:semiHidden="0" w:uiPriority="61" w:unhideWhenUsed="0"/>
+    <w:lsdException w:name="Light Grid Accent 3" w:semiHidden="0" w:uiPriority="62" w:unhideWhenUsed="0"/>
+    <w:lsdException w:name="Medium Shading 1 Accent 3" w:semiHidden="0" w:uiPriority="63" w:unhideWhenUsed="0"/>
+    <w:lsdException w:name="Medium Shading 2 Accent 3" w:semiHidden="0" w:uiPriority="64" w:unhideWhenUsed="0"/>
+    <w:lsdException w:name="Medium List 1 Accent 3" w:semiHidden="0" w:uiPriority="65" w:unhideWhenUsed="0"/>
+    <w:lsdException w:name="Medium List 2 Accent 3" w:semiHidden="0" w:uiPriority="66" w:unhideWhenUsed="0"/>
+    <w:lsdException w:name="Medium Grid 1 Accent 3" w:semiHidden="0" w:uiPriority="67" w:unhideWhenUsed="0"/>
+    <w:lsdException w:name="Medium Grid 2 Accent 3" w:semiHidden="0" w:uiPriority="68" w:unhideWhenUsed="0"/>
+    <w:lsdException w:name="Medium Grid 3 Accent 3" w:semiHidden="0" w:uiPriority="69" w:unhideWhenUsed="0"/>
+    <w:lsdException w:name="Dark List Accent 3" w:semiHidden="0" w:uiPriority="70" w:unhideWhenUsed="0"/>
+    <w:lsdException w:name="Colorful Shading Accent 3" w:semiHidden="0" w:uiPriority="71" w:unhideWhenUsed="0"/>
+    <w:lsdException w:name="Colorful List Accent 3" w:semiHidden="0" w:uiPriority="72" w:unhideWhenUsed="0"/>
+    <w:lsdException w:name="Colorful Grid Accent 3" w:semiHidden="0" w:uiPriority="73" w:unhideWhenUsed="0"/>
+    <w:lsdException w:name="Light Shading Accent 4" w:semiHidden="0" w:uiPriority="60" w:unhideWhenUsed="0"/>
+    <w:lsdException w:name="Light List Accent 4" w:semiHidden="0" w:uiPriority="61" w:unhideWhenUsed="0"/>
+    <w:lsdException w:name="Light Grid Accent 4" w:semiHidden="0" w:uiPriority="62" w:unhideWhenUsed="0"/>
+    <w:lsdException w:name="Medium Shading 1 Accent 4" w:semiHidden="0" w:uiPriority="63" w:unhideWhenUsed="0"/>
+    <w:lsdException w:name="Medium Shading 2 Accent 4" w:semiHidden="0" w:uiPriority="64" w:unhideWhenUsed="0"/>
+    <w:lsdException w:name="Medium List 1 Accent 4" w:semiHidden="0" w:uiPriority="65" w:unhideWhenUsed="0"/>
+    <w:lsdException w:name="Medium List 2 Accent 4" w:semiHidden="0" w:uiPriority="66" w:unhideWhenUsed="0"/>
+    <w:lsdException w:name="Medium Grid 1 Accent 4" w:semiHidden="0" w:uiPriority="67" w:unhideWhenUsed="0"/>
+    <w:lsdException w:name="Medium Grid 2 Accent 4" w:semiHidden="0" w:uiPriority="68" w:unhideWhenUsed="0"/>
+    <w:lsdException w:name="Medium Grid 3 Accent 4" w:semiHidden="0" w:uiPriority="69" w:unhideWhenUsed="0"/>
+    <w:lsdException w:name="Dark List Accent 4" w:semiHidden="0" w:uiPriority="70" w:unhideWhenUsed="0"/>
+    <w:lsdException w:name="Colorful Shading Accent 4" w:semiHidden="0" w:uiPriority="71" w:unhideWhenUsed="0"/>
+    <w:lsdException w:name="Colorful List Accent 4" w:semiHidden="0" w:uiPriority="72" w:unhideWhenUsed="0"/>
+    <w:lsdException w:name="Colorful Grid Accent 4" w:semiHidden="0" w:uiPriority="73" w:unhideWhenUsed="0"/>
+    <w:lsdException w:name="Light Shading Accent 5" w:semiHidden="0" w:uiPriority="60" w:unhideWhenUsed="0"/>
+    <w:lsdException w:name="Light List Accent 5" w:semiHidden="0" w:uiPriority="61" w:unhideWhenUsed="0"/>
+    <w:lsdException w:name="Light Grid Accent 5" w:semiHidden="0" w:uiPriority="62" w:unhideWhenUsed="0"/>
+    <w:lsdException w:name="Medium Shading 1 Accent 5" w:semiHidden="0" w:uiPriority="63" w:unhideWhenUsed="0"/>
+    <w:lsdException w:name="Medium Shading 2 Accent 5" w:semiHidden="0" w:uiPriority="64" w:unhideWhenUsed="0"/>
+    <w:lsdException w:name="Medium List 1 Accent 5" w:semiHidden="0" w:uiPriority="65" w:unhideWhenUsed="0"/>
+    <w:lsdException w:name="Medium List 2 Accent 5" w:semiHidden="0" w:uiPriority="66" w:unhideWhenUsed="0"/>
+    <w:lsdException w:name="Medium Grid 1 Accent 5" w:semiHidden="0" w:uiPriority="67" w:unhideWhenUsed="0"/>
+    <w:lsdException w:name="Medium Grid 2 Accent 5" w:semiHidden="0" w:uiPriority="68" w:unhideWhenUsed="0"/>
+    <w:lsdException w:name="Medium Grid 3 Accent 5" w:semiHidden="0" w:uiPriority="69" w:unhideWhenUsed="0"/>
+    <w:lsdException w:name="Dark List Accent 5" w:semiHidden="0" w:uiPriority="70" w:unhideWhenUsed="0"/>
+    <w:lsdException w:name="Colorful Shading Accent 5" w:semiHidden="0" w:uiPriority="71" w:unhideWhenUsed="0"/>
+    <w:lsdException w:name="Colorful List Accent 5" w:semiHidden="0" w:uiPriority="72" w:unhideWhenUsed="0"/>
+    <w:lsdException w:name="Colorful Grid Accent 5" w:semiHidden="0" w:uiPriority="73" w:unhideWhenUsed="0"/>
+    <w:lsdException w:name="Light Shading Accent 6" w:semiHidden="0" w:uiPriority="60" w:unhideWhenUsed="0"/>
+    <w:lsdException w:name="Light List Accent 6" w:semiHidden="0" w:uiPriority="61" w:unhideWhenUsed="0"/>
+    <w:lsdException w:name="Light Grid Accent 6" w:semiHidden="0" w:uiPriority="62" w:unhideWhenUsed="0"/>
+    <w:lsdException w:name="Medium Shading 1 Accent 6" w:semiHidden="0" w:uiPriority="63" w:unhideWhenUsed="0"/>
+    <w:lsdException w:name="Medium Shading 2 Accent 6" w:semiHidden="0" w:uiPriority="64" w:unhideWhenUsed="0"/>
+    <w:lsdException w:name="Medium List 1 Accent 6" w:semiHidden="0" w:uiPriority="65" w:unhideWhenUsed="0"/>
+    <w:lsdException w:name="Medium List 2 Accent 6" w:semiHidden="0" w:uiPriority="66" w:unhideWhenUsed="0"/>
+    <w:lsdException w:name="Medium Grid 1 Accent 6" w:semiHidden="0" w:uiPriority="67" w:unhideWhenUsed="0"/>
+    <w:lsdException w:name="Medium Grid 2 Accent 6" w:semiHidden="0" w:uiPriority="68" w:unhideWhenUsed="0"/>
+    <w:lsdException w:name="Medium Grid 3 Accent 6" w:semiHidden="0" w:uiPriority="69" w:unhideWhenUsed="0"/>
+    <w:lsdException w:name="Dark List Accent 6" w:semiHidden="0" w:uiPriority="70" w:unhideWhenUsed="0"/>
+    <w:lsdException w:name="Colorful Shading Accent 6" w:semiHidden="0" w:uiPriority="71" w:unhideWhenUsed="0"/>
+    <w:lsdException w:name="Colorful List Accent 6" w:semiHidden="0" w:uiPriority="72" w:unhideWhenUsed="0"/>
+    <w:lsdException w:name="Colorful Grid Accent 6" w:semiHidden="0" w:uiPriority="73" w:unhideWhenUsed="0"/>
   </w:latentStyles>
-  <w:style w:type="paragraph" w:default="1" w:styleId="1">
+  <w:style w:type="paragraph" w:default="1" w:styleId="Normal">
     <w:name w:val="Normal"/>
     <w:qFormat/>
-    <w:uiPriority w:val="0"/>
     <w:pPr>
       <w:kinsoku w:val="0"/>
       <w:autoSpaceDE w:val="0"/>
@@ -6473,7 +6376,7 @@
       <w:textAlignment w:val="baseline"/>
     </w:pPr>
     <w:rPr>
-      <w:rFonts w:ascii="Arial" w:hAnsi="Arial" w:eastAsia="宋体" w:cs="Arial"/>
+      <w:rFonts w:ascii="Arial" w:eastAsia="宋体" w:hAnsi="Arial" w:cs="Arial"/>
       <w:snapToGrid w:val="0"/>
       <w:color w:val="000000"/>
       <w:kern w:val="0"/>
@@ -6482,12 +6385,11 @@
       <w:lang w:val="en-US" w:eastAsia="en-US" w:bidi="ar-SA"/>
     </w:rPr>
   </w:style>
-  <w:style w:type="paragraph" w:styleId="2">
+  <w:style w:type="paragraph" w:styleId="Heading1">
     <w:name w:val="heading 1"/>
-    <w:basedOn w:val="1"/>
-    <w:next w:val="1"/>
+    <w:basedOn w:val="Normal"/>
+    <w:next w:val="Normal"/>
     <w:qFormat/>
-    <w:uiPriority w:val="0"/>
     <w:pPr>
       <w:keepNext/>
       <w:keepLines/>
@@ -6505,13 +6407,12 @@
       <w:sz w:val="44"/>
     </w:rPr>
   </w:style>
-  <w:style w:type="paragraph" w:styleId="3">
+  <w:style w:type="paragraph" w:styleId="Heading2">
     <w:name w:val="heading 2"/>
-    <w:basedOn w:val="1"/>
-    <w:next w:val="1"/>
+    <w:basedOn w:val="Normal"/>
+    <w:next w:val="Normal"/>
     <w:unhideWhenUsed/>
     <w:qFormat/>
-    <w:uiPriority w:val="0"/>
     <w:pPr>
       <w:keepNext/>
       <w:keepLines/>
@@ -6524,19 +6425,18 @@
       <w:outlineLvl w:val="1"/>
     </w:pPr>
     <w:rPr>
-      <w:rFonts w:ascii="Arial" w:hAnsi="Arial" w:eastAsia="黑体"/>
+      <w:rFonts w:ascii="Arial" w:eastAsia="黑体" w:hAnsi="Arial"/>
       <w:b/>
       <w:sz w:val="32"/>
     </w:rPr>
   </w:style>
-  <w:style w:type="paragraph" w:styleId="4">
+  <w:style w:type="paragraph" w:styleId="Heading3">
     <w:name w:val="heading 3"/>
-    <w:basedOn w:val="1"/>
-    <w:next w:val="1"/>
+    <w:basedOn w:val="Normal"/>
+    <w:next w:val="Normal"/>
     <w:semiHidden/>
     <w:unhideWhenUsed/>
     <w:qFormat/>
-    <w:uiPriority w:val="0"/>
     <w:pPr>
       <w:keepNext/>
       <w:keepLines/>
@@ -6553,13 +6453,12 @@
       <w:sz w:val="32"/>
     </w:rPr>
   </w:style>
-  <w:style w:type="paragraph" w:styleId="5">
+  <w:style w:type="paragraph" w:styleId="Heading4">
     <w:name w:val="heading 4"/>
-    <w:basedOn w:val="1"/>
-    <w:next w:val="1"/>
+    <w:basedOn w:val="Normal"/>
+    <w:next w:val="Normal"/>
     <w:unhideWhenUsed/>
     <w:qFormat/>
-    <w:uiPriority w:val="0"/>
     <w:pPr>
       <w:keepNext/>
       <w:keepLines/>
@@ -6572,19 +6471,18 @@
       <w:outlineLvl w:val="3"/>
     </w:pPr>
     <w:rPr>
-      <w:rFonts w:ascii="Arial" w:hAnsi="Arial" w:eastAsia="黑体"/>
+      <w:rFonts w:ascii="Arial" w:eastAsia="黑体" w:hAnsi="Arial"/>
       <w:b/>
       <w:sz w:val="28"/>
     </w:rPr>
   </w:style>
-  <w:style w:type="paragraph" w:styleId="6">
+  <w:style w:type="paragraph" w:styleId="Heading5">
     <w:name w:val="heading 5"/>
-    <w:basedOn w:val="1"/>
-    <w:next w:val="1"/>
+    <w:basedOn w:val="Normal"/>
+    <w:next w:val="Normal"/>
     <w:semiHidden/>
     <w:unhideWhenUsed/>
     <w:qFormat/>
-    <w:uiPriority w:val="0"/>
     <w:pPr>
       <w:keepNext/>
       <w:keepLines/>
@@ -6601,14 +6499,13 @@
       <w:sz w:val="28"/>
     </w:rPr>
   </w:style>
-  <w:style w:type="paragraph" w:styleId="7">
+  <w:style w:type="paragraph" w:styleId="Heading6">
     <w:name w:val="heading 6"/>
-    <w:basedOn w:val="1"/>
-    <w:next w:val="1"/>
+    <w:basedOn w:val="Normal"/>
+    <w:next w:val="Normal"/>
     <w:semiHidden/>
     <w:unhideWhenUsed/>
     <w:qFormat/>
-    <w:uiPriority w:val="0"/>
     <w:pPr>
       <w:keepNext/>
       <w:keepLines/>
@@ -6621,19 +6518,18 @@
       <w:outlineLvl w:val="5"/>
     </w:pPr>
     <w:rPr>
-      <w:rFonts w:ascii="Arial" w:hAnsi="Arial" w:eastAsia="黑体"/>
+      <w:rFonts w:ascii="Arial" w:eastAsia="黑体" w:hAnsi="Arial"/>
       <w:b/>
       <w:sz w:val="24"/>
     </w:rPr>
   </w:style>
-  <w:style w:type="paragraph" w:styleId="8">
+  <w:style w:type="paragraph" w:styleId="Heading7">
     <w:name w:val="heading 7"/>
-    <w:basedOn w:val="1"/>
-    <w:next w:val="1"/>
+    <w:basedOn w:val="Normal"/>
+    <w:next w:val="Normal"/>
     <w:semiHidden/>
     <w:unhideWhenUsed/>
     <w:qFormat/>
-    <w:uiPriority w:val="0"/>
     <w:pPr>
       <w:keepNext/>
       <w:keepLines/>
@@ -6650,14 +6546,13 @@
       <w:sz w:val="24"/>
     </w:rPr>
   </w:style>
-  <w:style w:type="paragraph" w:styleId="9">
+  <w:style w:type="paragraph" w:styleId="Heading8">
     <w:name w:val="heading 8"/>
-    <w:basedOn w:val="1"/>
-    <w:next w:val="1"/>
+    <w:basedOn w:val="Normal"/>
+    <w:next w:val="Normal"/>
     <w:semiHidden/>
     <w:unhideWhenUsed/>
     <w:qFormat/>
-    <w:uiPriority w:val="0"/>
     <w:pPr>
       <w:keepNext/>
       <w:keepLines/>
@@ -6670,18 +6565,17 @@
       <w:outlineLvl w:val="7"/>
     </w:pPr>
     <w:rPr>
-      <w:rFonts w:ascii="Arial" w:hAnsi="Arial" w:eastAsia="黑体"/>
+      <w:rFonts w:ascii="Arial" w:eastAsia="黑体" w:hAnsi="Arial"/>
       <w:sz w:val="24"/>
     </w:rPr>
   </w:style>
-  <w:style w:type="paragraph" w:styleId="10">
+  <w:style w:type="paragraph" w:styleId="Heading9">
     <w:name w:val="heading 9"/>
-    <w:basedOn w:val="1"/>
-    <w:next w:val="1"/>
+    <w:basedOn w:val="Normal"/>
+    <w:next w:val="Normal"/>
     <w:semiHidden/>
     <w:unhideWhenUsed/>
     <w:qFormat/>
-    <w:uiPriority w:val="0"/>
     <w:pPr>
       <w:keepNext/>
       <w:keepLines/>
@@ -6694,21 +6588,19 @@
       <w:outlineLvl w:val="8"/>
     </w:pPr>
     <w:rPr>
-      <w:rFonts w:ascii="Arial" w:hAnsi="Arial" w:eastAsia="黑体"/>
+      <w:rFonts w:ascii="Arial" w:eastAsia="黑体" w:hAnsi="Arial"/>
       <w:sz w:val="21"/>
     </w:rPr>
   </w:style>
-  <w:style w:type="character" w:default="1" w:styleId="24">
+  <w:style w:type="character" w:default="1" w:styleId="DefaultParagraphFont">
     <w:name w:val="Default Paragraph Font"/>
     <w:semiHidden/>
     <w:qFormat/>
-    <w:uiPriority w:val="0"/>
   </w:style>
-  <w:style w:type="table" w:default="1" w:styleId="22">
+  <w:style w:type="table" w:default="1" w:styleId="TableNormal">
     <w:name w:val="Normal Table"/>
     <w:semiHidden/>
     <w:qFormat/>
-    <w:uiPriority w:val="0"/>
     <w:tblPr>
       <w:tblCellMar>
         <w:top w:w="0" w:type="dxa"/>
@@ -6718,43 +6610,39 @@
       </w:tblCellMar>
     </w:tblPr>
   </w:style>
-  <w:style w:type="paragraph" w:styleId="11">
+  <w:style w:type="paragraph" w:styleId="CommentText">
     <w:name w:val="annotation text"/>
-    <w:basedOn w:val="1"/>
+    <w:basedOn w:val="Normal"/>
     <w:qFormat/>
-    <w:uiPriority w:val="0"/>
     <w:pPr>
       <w:jc w:val="left"/>
     </w:pPr>
   </w:style>
-  <w:style w:type="paragraph" w:styleId="12">
+  <w:style w:type="paragraph" w:styleId="BodyText">
     <w:name w:val="Body Text"/>
-    <w:basedOn w:val="1"/>
+    <w:basedOn w:val="Normal"/>
     <w:semiHidden/>
     <w:qFormat/>
-    <w:uiPriority w:val="0"/>
     <w:rPr>
-      <w:rFonts w:ascii="Arial" w:hAnsi="Arial" w:eastAsia="Arial" w:cs="Arial"/>
+      <w:rFonts w:ascii="Arial" w:eastAsia="Arial" w:hAnsi="Arial" w:cs="Arial"/>
       <w:sz w:val="21"/>
       <w:szCs w:val="21"/>
       <w:lang w:val="en-US" w:eastAsia="en-US" w:bidi="ar-SA"/>
     </w:rPr>
   </w:style>
-  <w:style w:type="paragraph" w:styleId="13">
+  <w:style w:type="paragraph" w:styleId="TOC3">
     <w:name w:val="toc 3"/>
-    <w:basedOn w:val="1"/>
-    <w:next w:val="1"/>
+    <w:basedOn w:val="Normal"/>
+    <w:next w:val="Normal"/>
     <w:qFormat/>
-    <w:uiPriority w:val="0"/>
     <w:pPr>
       <w:ind w:left="840" w:leftChars="400"/>
     </w:pPr>
   </w:style>
-  <w:style w:type="paragraph" w:styleId="14">
+  <w:style w:type="paragraph" w:styleId="Footer">
     <w:name w:val="footer"/>
-    <w:basedOn w:val="1"/>
+    <w:basedOn w:val="Normal"/>
     <w:qFormat/>
-    <w:uiPriority w:val="0"/>
     <w:pPr>
       <w:tabs>
         <w:tab w:val="center" w:pos="4153"/>
@@ -6767,17 +6655,16 @@
       <w:sz w:val="18"/>
     </w:rPr>
   </w:style>
-  <w:style w:type="paragraph" w:styleId="15">
+  <w:style w:type="paragraph" w:styleId="Header">
     <w:name w:val="header"/>
-    <w:basedOn w:val="1"/>
+    <w:basedOn w:val="Normal"/>
     <w:qFormat/>
-    <w:uiPriority w:val="0"/>
     <w:pPr>
       <w:pBdr>
-        <w:top w:val="none" w:color="auto" w:sz="0" w:space="0"/>
-        <w:left w:val="none" w:color="auto" w:sz="0" w:space="0"/>
-        <w:bottom w:val="none" w:color="auto" w:sz="0" w:space="0"/>
-        <w:right w:val="none" w:color="auto" w:sz="0" w:space="0"/>
+        <w:top w:val="nil"/>
+        <w:left w:val="nil"/>
+        <w:bottom w:val="nil"/>
+        <w:right w:val="nil"/>
       </w:pBdr>
       <w:tabs>
         <w:tab w:val="center" w:pos="4153"/>
@@ -6792,41 +6679,37 @@
       <w:sz w:val="18"/>
     </w:rPr>
   </w:style>
-  <w:style w:type="paragraph" w:styleId="16">
+  <w:style w:type="paragraph" w:styleId="TOC1">
     <w:name w:val="toc 1"/>
-    <w:basedOn w:val="1"/>
-    <w:next w:val="1"/>
+    <w:basedOn w:val="Normal"/>
+    <w:next w:val="Normal"/>
     <w:qFormat/>
-    <w:uiPriority w:val="0"/>
     <w:rPr>
-      <w:rFonts w:ascii="Arial" w:hAnsi="Arial" w:eastAsia="Microsoft JhengHei"/>
+      <w:rFonts w:ascii="Arial" w:eastAsia="Microsoft JhengHei" w:hAnsi="Arial"/>
       <w:sz w:val="24"/>
     </w:rPr>
   </w:style>
-  <w:style w:type="paragraph" w:styleId="17">
+  <w:style w:type="paragraph" w:styleId="TableofFigures">
     <w:name w:val="table of figures"/>
-    <w:basedOn w:val="1"/>
-    <w:next w:val="1"/>
+    <w:basedOn w:val="Normal"/>
+    <w:next w:val="Normal"/>
     <w:qFormat/>
-    <w:uiPriority w:val="0"/>
     <w:pPr>
-      <w:ind w:leftChars="200" w:hanging="200" w:hangingChars="200"/>
+      <w:ind w:hanging="200" w:leftChars="200" w:hangingChars="200"/>
     </w:pPr>
   </w:style>
-  <w:style w:type="paragraph" w:styleId="18">
+  <w:style w:type="paragraph" w:styleId="TOC2">
     <w:name w:val="toc 2"/>
-    <w:basedOn w:val="1"/>
-    <w:next w:val="1"/>
+    <w:basedOn w:val="Normal"/>
+    <w:next w:val="Normal"/>
     <w:qFormat/>
-    <w:uiPriority w:val="0"/>
     <w:pPr>
       <w:ind w:left="420" w:leftChars="200"/>
     </w:pPr>
   </w:style>
-  <w:style w:type="paragraph" w:styleId="19">
+  <w:style w:type="paragraph" w:styleId="HTMLPreformatted">
     <w:name w:val="HTML Preformatted"/>
     <w:qFormat/>
-    <w:uiPriority w:val="0"/>
     <w:pPr>
       <w:tabs>
         <w:tab w:val="left" w:pos="916"/>
@@ -6849,27 +6732,25 @@
       <w:jc w:val="left"/>
     </w:pPr>
     <w:rPr>
-      <w:rFonts w:hint="eastAsia" w:ascii="宋体" w:hAnsi="宋体" w:eastAsia="宋体" w:cs="宋体"/>
+      <w:rFonts w:ascii="宋体" w:eastAsia="宋体" w:hAnsi="宋体" w:cs="宋体" w:hint="eastAsia"/>
       <w:kern w:val="0"/>
       <w:sz w:val="24"/>
       <w:szCs w:val="24"/>
       <w:lang w:val="en-US" w:eastAsia="zh-CN"/>
     </w:rPr>
   </w:style>
-  <w:style w:type="paragraph" w:styleId="20">
+  <w:style w:type="paragraph" w:styleId="NormalWeb">
     <w:name w:val="Normal (Web)"/>
-    <w:basedOn w:val="1"/>
+    <w:basedOn w:val="Normal"/>
     <w:qFormat/>
-    <w:uiPriority w:val="0"/>
     <w:rPr>
       <w:sz w:val="24"/>
     </w:rPr>
   </w:style>
-  <w:style w:type="paragraph" w:styleId="21">
+  <w:style w:type="paragraph" w:styleId="Title">
     <w:name w:val="Title"/>
-    <w:basedOn w:val="1"/>
+    <w:basedOn w:val="Normal"/>
     <w:qFormat/>
-    <w:uiPriority w:val="0"/>
     <w:pPr>
       <w:spacing w:before="240" w:beforeLines="0" w:beforeAutospacing="0" w:after="60" w:afterLines="0" w:afterAutospacing="0"/>
       <w:jc w:val="center"/>
@@ -6881,73 +6762,68 @@
       <w:sz w:val="32"/>
     </w:rPr>
   </w:style>
-  <w:style w:type="table" w:styleId="23">
+  <w:style w:type="table" w:styleId="TableGrid">
     <w:name w:val="Table Grid"/>
-    <w:basedOn w:val="22"/>
+    <w:basedOn w:val="TableNormal"/>
     <w:qFormat/>
-    <w:uiPriority w:val="0"/>
     <w:pPr>
       <w:widowControl w:val="0"/>
       <w:jc w:val="both"/>
     </w:pPr>
     <w:tblPr>
       <w:tblBorders>
-        <w:top w:val="single" w:color="auto" w:sz="4" w:space="0"/>
-        <w:left w:val="single" w:color="auto" w:sz="4" w:space="0"/>
-        <w:bottom w:val="single" w:color="auto" w:sz="4" w:space="0"/>
-        <w:right w:val="single" w:color="auto" w:sz="4" w:space="0"/>
-        <w:insideH w:val="single" w:color="auto" w:sz="4" w:space="0"/>
-        <w:insideV w:val="single" w:color="auto" w:sz="4" w:space="0"/>
+        <w:top w:val="single" w:sz="4" w:space="0" w:color="auto"/>
+        <w:left w:val="single" w:sz="4" w:space="0" w:color="auto"/>
+        <w:bottom w:val="single" w:sz="4" w:space="0" w:color="auto"/>
+        <w:right w:val="single" w:sz="4" w:space="0" w:color="auto"/>
+        <w:insideH w:val="single" w:sz="4" w:space="0" w:color="auto"/>
+        <w:insideV w:val="single" w:sz="4" w:space="0" w:color="auto"/>
       </w:tblBorders>
     </w:tblPr>
   </w:style>
-  <w:style w:type="character" w:styleId="25">
+  <w:style w:type="character" w:styleId="Strong">
     <w:name w:val="Strong"/>
-    <w:basedOn w:val="24"/>
+    <w:basedOn w:val="DefaultParagraphFont"/>
     <w:qFormat/>
-    <w:uiPriority w:val="0"/>
     <w:rPr>
       <w:b/>
     </w:rPr>
   </w:style>
-  <w:style w:type="paragraph" w:customStyle="1" w:styleId="26">
+  <w:style w:type="paragraph" w:customStyle="1" w:styleId="a">
     <w:name w:val="柴_公司名"/>
-    <w:basedOn w:val="21"/>
+    <w:basedOn w:val="Title"/>
     <w:qFormat/>
-    <w:uiPriority w:val="0"/>
     <w:pPr>
       <w:spacing w:after="600" w:afterLines="600"/>
     </w:pPr>
     <w:rPr>
-      <w:rFonts w:hint="eastAsia" w:ascii="宋体" w:hAnsi="宋体" w:eastAsia="宋体" w:cs="宋体"/>
+      <w:rFonts w:ascii="宋体" w:eastAsia="宋体" w:hAnsi="宋体" w:cs="宋体" w:hint="eastAsia"/>
       <w:bCs/>
       <w:spacing w:val="-6"/>
       <w:sz w:val="52"/>
       <w:szCs w:val="52"/>
     </w:rPr>
   </w:style>
-  <w:style w:type="paragraph" w:customStyle="1" w:styleId="27">
+  <w:style w:type="paragraph" w:customStyle="1" w:styleId="a0">
     <w:name w:val="柴_文档名"/>
-    <w:basedOn w:val="21"/>
+    <w:basedOn w:val="Title"/>
     <w:qFormat/>
-    <w:uiPriority w:val="0"/>
     <w:pPr>
       <w:spacing w:after="900" w:afterLines="900"/>
     </w:pPr>
     <w:rPr>
-      <w:rFonts w:ascii="黑体" w:hAnsi="黑体" w:eastAsia="黑体" w:cs="黑体"/>
+      <w:rFonts w:ascii="黑体" w:eastAsia="黑体" w:hAnsi="黑体" w:cs="黑体"/>
       <w:bCs/>
       <w:spacing w:val="-7"/>
       <w:sz w:val="52"/>
       <w:szCs w:val="52"/>
     </w:rPr>
   </w:style>
-  <w:style w:type="table" w:customStyle="1" w:styleId="28">
+  <w:style w:type="table" w:customStyle="1" w:styleId="TableNormal0">
     <w:name w:val="Table Normal_0"/>
     <w:semiHidden/>
     <w:unhideWhenUsed/>
     <w:qFormat/>
-    <w:uiPriority w:val="0"/>
     <w:tblPr>
       <w:tblCellMar>
         <w:top w:w="0" w:type="dxa"/>
@@ -6957,88 +6833,82 @@
       </w:tblCellMar>
     </w:tblPr>
   </w:style>
-  <w:style w:type="paragraph" w:customStyle="1" w:styleId="29">
+  <w:style w:type="paragraph" w:customStyle="1" w:styleId="TableText">
     <w:name w:val="Table Text"/>
-    <w:basedOn w:val="1"/>
+    <w:basedOn w:val="Normal"/>
     <w:semiHidden/>
     <w:qFormat/>
-    <w:uiPriority w:val="0"/>
     <w:rPr>
-      <w:rFonts w:ascii="宋体" w:hAnsi="宋体" w:eastAsia="宋体" w:cs="宋体"/>
+      <w:rFonts w:ascii="宋体" w:eastAsia="宋体" w:hAnsi="宋体" w:cs="宋体"/>
       <w:sz w:val="21"/>
       <w:szCs w:val="21"/>
       <w:lang w:val="en-US" w:eastAsia="en-US" w:bidi="ar-SA"/>
     </w:rPr>
   </w:style>
-  <w:style w:type="paragraph" w:customStyle="1" w:styleId="30">
+  <w:style w:type="paragraph" w:customStyle="1" w:styleId="1">
     <w:name w:val="柴_标题1"/>
-    <w:basedOn w:val="2"/>
-    <w:next w:val="31"/>
-    <w:link w:val="40"/>
+    <w:basedOn w:val="Heading1"/>
+    <w:next w:val="a1"/>
+    <w:link w:val="1Char"/>
     <w:qFormat/>
-    <w:uiPriority w:val="0"/>
     <w:pPr>
       <w:spacing w:before="100" w:after="90" w:line="360" w:lineRule="auto"/>
     </w:pPr>
     <w:rPr>
-      <w:rFonts w:ascii="Arial" w:hAnsi="Arial" w:eastAsia="宋体"/>
+      <w:rFonts w:ascii="Arial" w:eastAsia="宋体" w:hAnsi="Arial"/>
       <w:sz w:val="32"/>
     </w:rPr>
   </w:style>
-  <w:style w:type="paragraph" w:customStyle="1" w:styleId="31">
+  <w:style w:type="paragraph" w:customStyle="1" w:styleId="a1">
     <w:name w:val="柴_正文"/>
-    <w:basedOn w:val="12"/>
-    <w:link w:val="43"/>
+    <w:basedOn w:val="BodyText"/>
+    <w:link w:val="Char"/>
     <w:qFormat/>
-    <w:uiPriority w:val="0"/>
     <w:pPr>
       <w:spacing w:line="360" w:lineRule="auto"/>
       <w:ind w:firstLine="470" w:firstLineChars="200"/>
     </w:pPr>
     <w:rPr>
-      <w:rFonts w:ascii="Arial" w:hAnsi="Arial" w:eastAsia="宋体"/>
+      <w:rFonts w:ascii="Arial" w:eastAsia="宋体" w:hAnsi="Arial"/>
       <w:sz w:val="24"/>
       <w:lang w:eastAsia="zh-CN"/>
     </w:rPr>
   </w:style>
-  <w:style w:type="paragraph" w:customStyle="1" w:styleId="32">
+  <w:style w:type="paragraph" w:customStyle="1" w:styleId="2">
     <w:name w:val="柴_标题2"/>
-    <w:basedOn w:val="3"/>
-    <w:next w:val="31"/>
-    <w:link w:val="46"/>
+    <w:basedOn w:val="Heading2"/>
+    <w:next w:val="a1"/>
+    <w:link w:val="2Char"/>
     <w:qFormat/>
-    <w:uiPriority w:val="0"/>
     <w:pPr>
       <w:spacing w:line="360" w:lineRule="auto"/>
     </w:pPr>
     <w:rPr>
-      <w:rFonts w:ascii="Arial" w:hAnsi="Arial" w:eastAsia="宋体"/>
+      <w:rFonts w:ascii="Arial" w:eastAsia="宋体" w:hAnsi="Arial"/>
       <w:sz w:val="28"/>
     </w:rPr>
   </w:style>
-  <w:style w:type="paragraph" w:customStyle="1" w:styleId="33">
+  <w:style w:type="paragraph" w:customStyle="1" w:styleId="3">
     <w:name w:val="柴_标题3"/>
-    <w:basedOn w:val="4"/>
-    <w:next w:val="31"/>
+    <w:basedOn w:val="Heading3"/>
+    <w:next w:val="a1"/>
     <w:qFormat/>
-    <w:uiPriority w:val="0"/>
     <w:pPr>
       <w:spacing w:line="360" w:lineRule="auto"/>
       <w:ind w:left="0" w:firstLine="472" w:firstLineChars="200"/>
     </w:pPr>
     <w:rPr>
-      <w:rFonts w:ascii="宋体" w:hAnsi="宋体" w:eastAsia="宋体" w:cs="宋体"/>
+      <w:rFonts w:ascii="宋体" w:eastAsia="宋体" w:hAnsi="宋体" w:cs="宋体"/>
       <w:spacing w:val="-2"/>
       <w:sz w:val="24"/>
       <w:szCs w:val="24"/>
     </w:rPr>
   </w:style>
-  <w:style w:type="paragraph" w:customStyle="1" w:styleId="34">
+  <w:style w:type="paragraph" w:customStyle="1" w:styleId="a2">
     <w:name w:val="柴_目录"/>
-    <w:basedOn w:val="1"/>
-    <w:next w:val="12"/>
+    <w:basedOn w:val="Normal"/>
+    <w:next w:val="BodyText"/>
     <w:qFormat/>
-    <w:uiPriority w:val="0"/>
     <w:pPr>
       <w:tabs>
         <w:tab w:val="right" w:leader="dot" w:pos="8442"/>
@@ -7046,64 +6916,59 @@
       <w:ind w:left="0" w:leftChars="0"/>
     </w:pPr>
     <w:rPr>
-      <w:rFonts w:ascii="Arial" w:hAnsi="Arial" w:eastAsia="Microsoft JhengHei"/>
+      <w:rFonts w:ascii="Arial" w:eastAsia="Microsoft JhengHei" w:hAnsi="Arial"/>
       <w:sz w:val="24"/>
     </w:rPr>
   </w:style>
-  <w:style w:type="paragraph" w:customStyle="1" w:styleId="35">
+  <w:style w:type="paragraph" w:customStyle="1" w:styleId="WPSOffice1">
     <w:name w:val="WPSOffice手动目录 1"/>
     <w:qFormat/>
-    <w:uiPriority w:val="0"/>
     <w:pPr>
       <w:ind w:leftChars="0"/>
     </w:pPr>
     <w:rPr>
-      <w:rFonts w:ascii="Times New Roman" w:hAnsi="Times New Roman" w:eastAsia="宋体" w:cs="Times New Roman"/>
+      <w:rFonts w:ascii="Times New Roman" w:eastAsia="宋体" w:hAnsi="Times New Roman" w:cs="Times New Roman"/>
       <w:sz w:val="20"/>
       <w:szCs w:val="20"/>
     </w:rPr>
   </w:style>
-  <w:style w:type="paragraph" w:customStyle="1" w:styleId="36">
+  <w:style w:type="paragraph" w:customStyle="1" w:styleId="WPSOffice2">
     <w:name w:val="WPSOffice手动目录 2"/>
     <w:qFormat/>
-    <w:uiPriority w:val="0"/>
     <w:pPr>
       <w:ind w:leftChars="200"/>
     </w:pPr>
     <w:rPr>
-      <w:rFonts w:ascii="Times New Roman" w:hAnsi="Times New Roman" w:eastAsia="宋体" w:cs="Times New Roman"/>
+      <w:rFonts w:ascii="Times New Roman" w:eastAsia="宋体" w:hAnsi="Times New Roman" w:cs="Times New Roman"/>
       <w:sz w:val="20"/>
       <w:szCs w:val="20"/>
     </w:rPr>
   </w:style>
-  <w:style w:type="paragraph" w:customStyle="1" w:styleId="37">
+  <w:style w:type="paragraph" w:customStyle="1" w:styleId="WPSOffice3">
     <w:name w:val="WPSOffice手动目录 3"/>
     <w:qFormat/>
-    <w:uiPriority w:val="0"/>
     <w:pPr>
       <w:ind w:leftChars="400"/>
     </w:pPr>
     <w:rPr>
-      <w:rFonts w:ascii="Times New Roman" w:hAnsi="Times New Roman" w:eastAsia="宋体" w:cs="Times New Roman"/>
+      <w:rFonts w:ascii="Times New Roman" w:eastAsia="宋体" w:hAnsi="Times New Roman" w:cs="Times New Roman"/>
       <w:sz w:val="20"/>
       <w:szCs w:val="20"/>
     </w:rPr>
   </w:style>
-  <w:style w:type="paragraph" w:customStyle="1" w:styleId="38">
+  <w:style w:type="paragraph" w:customStyle="1" w:styleId="Compact">
     <w:name w:val="Compact"/>
-    <w:basedOn w:val="12"/>
+    <w:basedOn w:val="BodyText"/>
     <w:qFormat/>
-    <w:uiPriority w:val="0"/>
     <w:pPr>
       <w:spacing w:before="36" w:after="36"/>
     </w:pPr>
   </w:style>
-  <w:style w:type="table" w:customStyle="1" w:styleId="39">
+  <w:style w:type="table" w:customStyle="1" w:styleId="Table">
     <w:name w:val="Table"/>
     <w:semiHidden/>
     <w:unhideWhenUsed/>
     <w:qFormat/>
-    <w:uiPriority w:val="0"/>
     <w:tblPr>
       <w:tblCellMar>
         <w:top w:w="0" w:type="dxa"/>
@@ -7115,28 +6980,26 @@
     <w:tblStylePr w:type="firstRow">
       <w:tcPr>
         <w:tcBorders>
-          <w:bottom w:val="single" w:color="auto" w:sz="0" w:space="0"/>
+          <w:bottom w:val="single" w:sz="0" w:space="0" w:color="auto"/>
         </w:tcBorders>
         <w:vAlign w:val="bottom"/>
       </w:tcPr>
     </w:tblStylePr>
   </w:style>
-  <w:style w:type="character" w:customStyle="1" w:styleId="40">
+  <w:style w:type="character" w:customStyle="1" w:styleId="1Char">
     <w:name w:val="柴_标题1 Char"/>
-    <w:link w:val="30"/>
+    <w:link w:val="1"/>
     <w:qFormat/>
-    <w:uiPriority w:val="0"/>
     <w:rPr>
-      <w:rFonts w:ascii="Arial" w:hAnsi="Arial" w:eastAsia="宋体"/>
+      <w:rFonts w:ascii="Arial" w:eastAsia="宋体" w:hAnsi="Arial"/>
       <w:sz w:val="32"/>
     </w:rPr>
   </w:style>
-  <w:style w:type="paragraph" w:customStyle="1" w:styleId="41">
+  <w:style w:type="paragraph" w:customStyle="1" w:styleId="a3">
     <w:name w:val="柴_正文_无缩进"/>
-    <w:basedOn w:val="1"/>
-    <w:link w:val="45"/>
+    <w:basedOn w:val="Normal"/>
+    <w:link w:val="Char0"/>
     <w:qFormat/>
-    <w:uiPriority w:val="0"/>
     <w:pPr>
       <w:ind w:firstLine="0" w:firstLineChars="0"/>
     </w:pPr>
@@ -7146,41 +7009,38 @@
       <w:lang w:eastAsia="zh-CN"/>
     </w:rPr>
   </w:style>
-  <w:style w:type="paragraph" w:customStyle="1" w:styleId="42">
+  <w:style w:type="paragraph" w:customStyle="1" w:styleId="4">
     <w:name w:val="柴_标题4"/>
-    <w:basedOn w:val="5"/>
-    <w:next w:val="1"/>
+    <w:basedOn w:val="Heading4"/>
+    <w:next w:val="Normal"/>
     <w:qFormat/>
-    <w:uiPriority w:val="0"/>
     <w:pPr>
       <w:widowControl w:val="0"/>
       <w:spacing w:before="160" w:line="360" w:lineRule="auto"/>
-      <w:ind w:left="981" w:leftChars="300" w:hanging="862"/>
+      <w:ind w:left="981" w:hanging="862" w:leftChars="300"/>
     </w:pPr>
     <w:rPr>
-      <w:rFonts w:hint="eastAsia" w:ascii="Calibri" w:hAnsi="Calibri" w:eastAsia="宋体" w:cs="宋体"/>
+      <w:rFonts w:ascii="Calibri" w:eastAsia="宋体" w:hAnsi="Calibri" w:cs="宋体" w:hint="eastAsia"/>
       <w:sz w:val="24"/>
       <w:szCs w:val="24"/>
       <w:lang w:eastAsia="zh-CN" w:bidi="zh-CN"/>
     </w:rPr>
   </w:style>
-  <w:style w:type="character" w:customStyle="1" w:styleId="43">
+  <w:style w:type="character" w:customStyle="1" w:styleId="Char">
     <w:name w:val="柴_正文 Char"/>
-    <w:link w:val="31"/>
+    <w:link w:val="a1"/>
     <w:qFormat/>
-    <w:uiPriority w:val="0"/>
     <w:rPr>
-      <w:rFonts w:ascii="Arial" w:hAnsi="Arial" w:eastAsia="宋体"/>
+      <w:rFonts w:ascii="Arial" w:eastAsia="宋体" w:hAnsi="Arial"/>
       <w:sz w:val="24"/>
       <w:lang w:eastAsia="zh-CN"/>
     </w:rPr>
   </w:style>
-  <w:style w:type="table" w:customStyle="1" w:styleId="44">
+  <w:style w:type="table" w:customStyle="1" w:styleId="TableNormal00">
     <w:name w:val="Table Normal_0_0"/>
     <w:semiHidden/>
     <w:unhideWhenUsed/>
     <w:qFormat/>
-    <w:uiPriority w:val="0"/>
     <w:tblPr>
       <w:tblCellMar>
         <w:top w:w="0" w:type="dxa"/>
@@ -7190,45 +7050,41 @@
       </w:tblCellMar>
     </w:tblPr>
   </w:style>
-  <w:style w:type="character" w:customStyle="1" w:styleId="45">
+  <w:style w:type="character" w:customStyle="1" w:styleId="Char0">
     <w:name w:val="柴_正文_无缩进 Char"/>
-    <w:link w:val="41"/>
+    <w:link w:val="a3"/>
     <w:qFormat/>
-    <w:uiPriority w:val="0"/>
     <w:rPr>
       <w:rFonts w:ascii="Arial" w:hAnsi="Arial"/>
       <w:sz w:val="24"/>
       <w:lang w:eastAsia="zh-CN"/>
     </w:rPr>
   </w:style>
-  <w:style w:type="character" w:customStyle="1" w:styleId="46">
+  <w:style w:type="character" w:customStyle="1" w:styleId="2Char">
     <w:name w:val="柴_标题2 Char"/>
-    <w:link w:val="32"/>
+    <w:link w:val="2"/>
     <w:qFormat/>
-    <w:uiPriority w:val="0"/>
     <w:rPr>
-      <w:rFonts w:ascii="Arial" w:hAnsi="Arial" w:eastAsia="宋体"/>
+      <w:rFonts w:ascii="Arial" w:eastAsia="宋体" w:hAnsi="Arial"/>
       <w:sz w:val="28"/>
     </w:rPr>
   </w:style>
-  <w:style w:type="character" w:customStyle="1" w:styleId="47">
+  <w:style w:type="character" w:customStyle="1" w:styleId="Char1">
     <w:name w:val="柴_题注 Char"/>
-    <w:link w:val="48"/>
+    <w:link w:val="a4"/>
     <w:qFormat/>
-    <w:uiPriority w:val="0"/>
   </w:style>
-  <w:style w:type="paragraph" w:customStyle="1" w:styleId="48">
+  <w:style w:type="paragraph" w:customStyle="1" w:styleId="a4">
     <w:name w:val="柴_题注"/>
-    <w:basedOn w:val="19"/>
-    <w:link w:val="47"/>
+    <w:basedOn w:val="HTMLPreformatted"/>
+    <w:link w:val="Char1"/>
     <w:qFormat/>
-    <w:uiPriority w:val="0"/>
     <w:pPr>
       <w:pBdr>
-        <w:top w:val="none" w:color="auto" w:sz="0" w:space="0"/>
-        <w:left w:val="none" w:color="auto" w:sz="0" w:space="0"/>
-        <w:bottom w:val="none" w:color="auto" w:sz="0" w:space="0"/>
-        <w:right w:val="none" w:color="auto" w:sz="0" w:space="0"/>
+        <w:top w:val="nil"/>
+        <w:left w:val="nil"/>
+        <w:bottom w:val="nil"/>
+        <w:right w:val="nil"/>
       </w:pBdr>
       <w:wordWrap w:val="0"/>
       <w:spacing w:line="264" w:lineRule="atLeast"/>
